--- a/reports/project_report.docx
+++ b/reports/project_report.docx
@@ -4,94 +4,186 @@
   <w:body>
     <w:p>
       <w:pPr>
-        <w:jc w:val="left"/>
+        <w:jc w:val="center"/>
       </w:pPr>
       <w:r>
         <w:rPr>
+          <w:rFonts w:ascii="DejaVu Serif" w:hAnsi="DejaVu Serif"/>
+          <w:color w:val="1A1A1A"/>
+          <w:sz w:val="22"/>
+        </w:rPr>
+        <w:t>Bahçeşehir University</w:t>
+      </w:r>
+    </w:p>
+    <w:p>
+      <w:pPr>
+        <w:jc w:val="center"/>
+      </w:pPr>
+      <w:r>
+        <w:rPr>
+          <w:rFonts w:ascii="DejaVu Serif" w:hAnsi="DejaVu Serif"/>
+          <w:color w:val="1A1A1A"/>
+          <w:sz w:val="22"/>
+        </w:rPr>
+        <w:t>Faculty of Engineering &amp; Natural Sciences</w:t>
+      </w:r>
+    </w:p>
+    <w:p>
+      <w:pPr>
+        <w:jc w:val="center"/>
+      </w:pPr>
+      <w:r>
+        <w:rPr>
+          <w:rFonts w:ascii="DejaVu Serif" w:hAnsi="DejaVu Serif"/>
+          <w:color w:val="1A1A1A"/>
+          <w:sz w:val="22"/>
+        </w:rPr>
+        <w:t>Department of Artificial Intelligence Engineering</w:t>
+      </w:r>
+    </w:p>
+    <w:p/>
+    <w:p/>
+    <w:p>
+      <w:pPr>
+        <w:jc w:val="center"/>
+      </w:pPr>
+      <w:r>
+        <w:rPr>
+          <w:rFonts w:ascii="DejaVu Serif" w:hAnsi="DejaVu Serif"/>
           <w:b/>
-          <w:color w:val="21295C"/>
-          <w:sz w:val="44"/>
+          <w:color w:val="0B2A4A"/>
+          <w:sz w:val="40"/>
         </w:rPr>
         <w:t>Development and Evaluation of an MLflow-based</w:t>
       </w:r>
-      <w:r>
-        <w:br/>
-      </w:r>
+    </w:p>
+    <w:p>
+      <w:pPr>
+        <w:jc w:val="center"/>
+      </w:pPr>
       <w:r>
         <w:rPr>
+          <w:rFonts w:ascii="DejaVu Serif" w:hAnsi="DejaVu Serif"/>
           <w:b/>
-          <w:color w:val="21295C"/>
-          <w:sz w:val="44"/>
+          <w:color w:val="0B2A4A"/>
+          <w:sz w:val="40"/>
         </w:rPr>
         <w:t>ML Lifecycle Management System</w:t>
       </w:r>
     </w:p>
     <w:p>
+      <w:pPr>
+        <w:jc w:val="center"/>
+      </w:pPr>
       <w:r>
         <w:rPr>
-          <w:b/>
-          <w:color w:val="065A82"/>
-          <w:sz w:val="28"/>
+          <w:rFonts w:ascii="DejaVu Serif" w:hAnsi="DejaVu Serif"/>
+          <w:i/>
+          <w:color w:val="1A1A1A"/>
+          <w:sz w:val="26"/>
         </w:rPr>
         <w:t>Telco Customer Churn Prediction</w:t>
-      </w:r>
-    </w:p>
-    <w:p>
-      <w:r>
-        <w:rPr>
-          <w:b/>
-          <w:color w:val="64748B"/>
-          <w:sz w:val="21"/>
-        </w:rPr>
-        <w:t xml:space="preserve">Course: </w:t>
-      </w:r>
-      <w:r>
-        <w:rPr>
-          <w:color w:val="0F172A"/>
-          <w:sz w:val="21"/>
-        </w:rPr>
-        <w:t xml:space="preserve">AIN-3009 — MLOps    </w:t>
-      </w:r>
-      <w:r>
-        <w:rPr>
-          <w:b/>
-          <w:color w:val="64748B"/>
-          <w:sz w:val="21"/>
-        </w:rPr>
-        <w:t xml:space="preserve">Student: </w:t>
-      </w:r>
-      <w:r>
-        <w:rPr>
-          <w:color w:val="0F172A"/>
-          <w:sz w:val="21"/>
-        </w:rPr>
-        <w:t xml:space="preserve">Mohamed Dribika — 2280197    </w:t>
-      </w:r>
-      <w:r>
-        <w:rPr>
-          <w:b/>
-          <w:color w:val="64748B"/>
-          <w:sz w:val="21"/>
-        </w:rPr>
-        <w:t xml:space="preserve">Institution: </w:t>
-      </w:r>
-      <w:r>
-        <w:rPr>
-          <w:color w:val="0F172A"/>
-          <w:sz w:val="21"/>
-        </w:rPr>
-        <w:t xml:space="preserve">Bahçeşehir University, Artificial Intelligence Engineering    </w:t>
       </w:r>
     </w:p>
     <w:p/>
     <w:p>
       <w:pPr>
-        <w:spacing w:before="280" w:after="80"/>
+        <w:jc w:val="center"/>
       </w:pPr>
       <w:r>
         <w:rPr>
+          <w:rFonts w:ascii="DejaVu Serif" w:hAnsi="DejaVu Serif"/>
+          <w:color w:val="1A1A1A"/>
+          <w:sz w:val="22"/>
+        </w:rPr>
+        <w:t>Course: AIN-3009 — MLOps (Term Project)</w:t>
+      </w:r>
+    </w:p>
+    <w:p>
+      <w:pPr>
+        <w:jc w:val="center"/>
+      </w:pPr>
+      <w:r>
+        <w:rPr>
+          <w:rFonts w:ascii="DejaVu Serif" w:hAnsi="DejaVu Serif"/>
+          <w:color w:val="1A1A1A"/>
+          <w:sz w:val="22"/>
+        </w:rPr>
+        <w:t>Author: Mohamed Dribika</w:t>
+      </w:r>
+    </w:p>
+    <w:p>
+      <w:pPr>
+        <w:jc w:val="center"/>
+      </w:pPr>
+      <w:r>
+        <w:rPr>
+          <w:rFonts w:ascii="DejaVu Serif" w:hAnsi="DejaVu Serif"/>
+          <w:color w:val="1A1A1A"/>
+          <w:sz w:val="22"/>
+        </w:rPr>
+        <w:t>Student number: 2280197</w:t>
+      </w:r>
+    </w:p>
+    <w:p>
+      <w:pPr>
+        <w:jc w:val="center"/>
+      </w:pPr>
+      <w:r>
+        <w:rPr>
+          <w:rFonts w:ascii="DejaVu Serif" w:hAnsi="DejaVu Serif"/>
+          <w:color w:val="1A1A1A"/>
+          <w:sz w:val="22"/>
+        </w:rPr>
+        <w:t>Academic year: 2025–2026</w:t>
+      </w:r>
+    </w:p>
+    <w:p/>
+    <w:p/>
+    <w:p>
+      <w:pPr>
+        <w:jc w:val="center"/>
+      </w:pPr>
+      <w:r>
+        <w:rPr>
+          <w:rFonts w:ascii="DejaVu Serif" w:hAnsi="DejaVu Serif"/>
           <w:b/>
-          <w:color w:val="065A82"/>
+          <w:color w:val="1A1A1A"/>
+          <w:sz w:val="22"/>
+        </w:rPr>
+        <w:t>ABSTRACT</w:t>
+      </w:r>
+    </w:p>
+    <w:p>
+      <w:pPr>
+        <w:spacing w:line="312" w:lineRule="auto"/>
+        <w:ind w:left="680" w:right="680"/>
+        <w:jc w:val="both"/>
+      </w:pPr>
+      <w:r>
+        <w:rPr>
+          <w:rFonts w:ascii="DejaVu Serif" w:hAnsi="DejaVu Serif"/>
+          <w:color w:val="1A1A1A"/>
+          <w:sz w:val="21"/>
+        </w:rPr>
+        <w:t>This project designs and implements an end-to-end machine-learning lifecycle management system on the IBM Telco Customer Churn dataset, using MLflow as the platform of record. The five lifecycle stages specified by the assignment — experiment tracking, model training and tuning, model deployment, performance monitoring, and the model registry — are each implemented as a separate Python module and verified end-to-end. Three baseline classifiers are compared, a tree-structured Parzen estimator search produces the best test ROC-AUC of 0.8457, the winning model is registered with staging → production alias transitions, served via MLflow's built-in scoring server, and monitored against three simulated production batches that demonstrate the limit of input-distribution drift detection when concept drift is present.</w:t>
+      </w:r>
+    </w:p>
+    <w:p>
+      <w:r>
+        <w:br w:type="page"/>
+      </w:r>
+    </w:p>
+    <w:p>
+      <w:pPr>
+        <w:keepNext/>
+        <w:spacing w:before="360" w:after="120"/>
+      </w:pPr>
+      <w:r>
+        <w:rPr>
+          <w:rFonts w:ascii="DejaVu Serif" w:hAnsi="DejaVu Serif"/>
+          <w:b/>
+          <w:color w:val="0B2A4A"/>
           <w:sz w:val="30"/>
         </w:rPr>
         <w:t>1. Problem definition</w:t>
@@ -99,80 +191,91 @@
     </w:p>
     <w:p>
       <w:pPr>
-        <w:spacing w:after="120" w:line="300" w:lineRule="auto"/>
+        <w:spacing w:after="120" w:line="312" w:lineRule="auto"/>
+        <w:jc w:val="both"/>
       </w:pPr>
       <w:r>
         <w:rPr>
-          <w:color w:val="0F172A"/>
-          <w:sz w:val="22"/>
+          <w:rFonts w:ascii="DejaVu Serif" w:hAnsi="DejaVu Serif"/>
+          <w:color w:val="1A1A1A"/>
+          <w:sz w:val="21"/>
         </w:rPr>
         <w:t xml:space="preserve">Telecommunications operators face high customer churn rates. Identifying customers likely to cancel within the next billing cycle lets the retention team intervene with targeted offers. We frame this as binary classification: predict </w:t>
       </w:r>
       <w:r>
         <w:rPr>
-          <w:rFonts w:ascii="Consolas" w:hAnsi="Consolas"/>
-          <w:color w:val="065A82"/>
-          <w:sz w:val="20"/>
-          <w:shd w:val="clear" w:color="auto" w:fill="F1F5F9"/>
+          <w:rFonts w:ascii="DejaVu Sans Mono" w:hAnsi="DejaVu Sans Mono"/>
+          <w:color w:val="1A1A1A"/>
+          <w:sz w:val="18"/>
+          <w:shd w:val="clear" w:color="auto" w:fill="F1F1F1"/>
         </w:rPr>
         <w:t>Churn ∈ {0, 1}</w:t>
       </w:r>
       <w:r>
         <w:rPr>
-          <w:color w:val="0F172A"/>
-          <w:sz w:val="22"/>
+          <w:rFonts w:ascii="DejaVu Serif" w:hAnsi="DejaVu Serif"/>
+          <w:color w:val="1A1A1A"/>
+          <w:sz w:val="21"/>
         </w:rPr>
         <w:t xml:space="preserve"> from a mix of demographic, contract, and billing features for each customer.</w:t>
       </w:r>
     </w:p>
     <w:p>
       <w:pPr>
-        <w:spacing w:after="120" w:line="300" w:lineRule="auto"/>
+        <w:spacing w:after="120" w:line="312" w:lineRule="auto"/>
+        <w:jc w:val="both"/>
       </w:pPr>
       <w:r>
         <w:rPr>
+          <w:rFonts w:ascii="DejaVu Serif" w:hAnsi="DejaVu Serif"/>
           <w:b/>
-          <w:color w:val="0F172A"/>
-          <w:sz w:val="22"/>
+          <w:color w:val="1A1A1A"/>
+          <w:sz w:val="21"/>
         </w:rPr>
         <w:t>Dataset:</w:t>
       </w:r>
       <w:r>
         <w:rPr>
-          <w:color w:val="0F172A"/>
-          <w:sz w:val="22"/>
+          <w:rFonts w:ascii="DejaVu Serif" w:hAnsi="DejaVu Serif"/>
+          <w:color w:val="1A1A1A"/>
+          <w:sz w:val="21"/>
         </w:rPr>
         <w:t xml:space="preserve"> IBM "Telco Customer Churn" — 7,043 customers, 20 features (15 categorical + 4 numeric + 1 customer ID), prevalence ≈ 26.5 % positive class.</w:t>
       </w:r>
     </w:p>
     <w:p>
       <w:pPr>
-        <w:spacing w:after="120" w:line="300" w:lineRule="auto"/>
+        <w:spacing w:after="120" w:line="312" w:lineRule="auto"/>
+        <w:jc w:val="both"/>
       </w:pPr>
       <w:r>
         <w:rPr>
+          <w:rFonts w:ascii="DejaVu Serif" w:hAnsi="DejaVu Serif"/>
           <w:b/>
-          <w:color w:val="0F172A"/>
-          <w:sz w:val="22"/>
+          <w:color w:val="1A1A1A"/>
+          <w:sz w:val="21"/>
         </w:rPr>
         <w:t>Splits:</w:t>
       </w:r>
       <w:r>
         <w:rPr>
-          <w:color w:val="0F172A"/>
-          <w:sz w:val="22"/>
+          <w:rFonts w:ascii="DejaVu Serif" w:hAnsi="DejaVu Serif"/>
+          <w:color w:val="1A1A1A"/>
+          <w:sz w:val="21"/>
         </w:rPr>
         <w:t xml:space="preserve"> stratified — 70 % train (4,929), 10 % validation (705), 20 % test (1,409).</w:t>
       </w:r>
     </w:p>
     <w:p>
       <w:pPr>
-        <w:spacing w:before="280" w:after="80"/>
+        <w:keepNext/>
+        <w:spacing w:before="360" w:after="120"/>
       </w:pPr>
       <w:r>
         <w:rPr>
+          <w:rFonts w:ascii="DejaVu Serif" w:hAnsi="DejaVu Serif"/>
           <w:b/>
-          <w:color w:val="065A82"/>
+          <w:color w:val="0B2A4A"/>
           <w:sz w:val="30"/>
         </w:rPr>
         <w:t>2. System overview</w:t>
@@ -180,27 +283,35 @@
     </w:p>
     <w:p>
       <w:pPr>
-        <w:spacing w:after="120" w:line="300" w:lineRule="auto"/>
+        <w:spacing w:after="120" w:line="312" w:lineRule="auto"/>
+        <w:jc w:val="both"/>
       </w:pPr>
       <w:r>
         <w:rPr>
-          <w:color w:val="0F172A"/>
-          <w:sz w:val="22"/>
+          <w:rFonts w:ascii="DejaVu Serif" w:hAnsi="DejaVu Serif"/>
+          <w:color w:val="1A1A1A"/>
+          <w:sz w:val="21"/>
         </w:rPr>
         <w:t>The system is structured as six MLflow-managed stages:</w:t>
       </w:r>
     </w:p>
     <w:p>
       <w:pPr>
-        <w:spacing w:after="120"/>
-        <w:ind w:left="227"/>
-        <w:shd w:val="clear" w:color="auto" w:fill="0F172A"/>
+        <w:spacing w:after="160" w:before="40"/>
+        <w:ind w:left="113"/>
+        <w:shd w:val="clear" w:color="auto" w:fill="F4F4F4"/>
+        <w:pBdr>
+          <w:top w:val="single" w:sz="4" w:space="4" w:color="B0B7C3"/>
+          <w:left w:val="single" w:sz="4" w:space="4" w:color="B0B7C3"/>
+          <w:bottom w:val="single" w:sz="4" w:space="4" w:color="B0B7C3"/>
+          <w:right w:val="single" w:sz="4" w:space="4" w:color="B0B7C3"/>
+        </w:pBdr>
       </w:pPr>
       <w:r>
         <w:rPr>
-          <w:rFonts w:ascii="Consolas" w:hAnsi="Consolas"/>
-          <w:color w:val="E2E8F0"/>
-          <w:sz w:val="19"/>
+          <w:rFonts w:ascii="DejaVu Sans Mono" w:hAnsi="DejaVu Sans Mono"/>
+          <w:color w:val="1A1A1A"/>
+          <w:sz w:val="18"/>
         </w:rPr>
         <w:t>┌──────────────┐     ┌──────────────┐     ┌──────────────┐</w:t>
         <w:br/>
@@ -249,12 +360,14 @@
     </w:p>
     <w:p>
       <w:pPr>
-        <w:spacing w:before="280" w:after="80"/>
+        <w:keepNext/>
+        <w:spacing w:before="360" w:after="120"/>
       </w:pPr>
       <w:r>
         <w:rPr>
+          <w:rFonts w:ascii="DejaVu Serif" w:hAnsi="DejaVu Serif"/>
           <w:b/>
-          <w:color w:val="065A82"/>
+          <w:color w:val="0B2A4A"/>
           <w:sz w:val="30"/>
         </w:rPr>
         <w:t>3. Methodology and tooling</w:t>
@@ -268,22 +381,19 @@
         <w:tblLook w:firstColumn="1" w:firstRow="1" w:lastColumn="0" w:lastRow="0" w:noHBand="0" w:noVBand="1" w:val="04A0"/>
       </w:tblPr>
       <w:tblGrid>
-        <w:gridCol w:w="4873"/>
-        <w:gridCol w:w="4873"/>
+        <w:gridCol w:w="4703"/>
+        <w:gridCol w:w="4703"/>
       </w:tblGrid>
       <w:tr>
-        <w:trPr>
-          <w:trHeight w:val="312"/>
-        </w:trPr>
         <w:tc>
           <w:tcPr>
-            <w:tcW w:type="dxa" w:w="4873"/>
-            <w:shd w:val="clear" w:color="auto" w:fill="21295C"/>
+            <w:tcW w:type="dxa" w:w="4703"/>
+            <w:shd w:val="clear" w:color="auto" w:fill="0B2A4A"/>
             <w:tcBorders>
-              <w:top w:val="single" w:sz="4" w:color="CBD5E1"/>
-              <w:left w:val="single" w:sz="4" w:color="CBD5E1"/>
-              <w:bottom w:val="single" w:sz="4" w:color="CBD5E1"/>
-              <w:right w:val="single" w:sz="4" w:color="CBD5E1"/>
+              <w:top w:val="single" w:sz="4" w:color="B0B7C3"/>
+              <w:left w:val="single" w:sz="4" w:color="B0B7C3"/>
+              <w:bottom w:val="single" w:sz="4" w:color="B0B7C3"/>
+              <w:right w:val="single" w:sz="4" w:color="B0B7C3"/>
             </w:tcBorders>
           </w:tcPr>
           <w:p>
@@ -293,9 +403,10 @@
             <w:r/>
             <w:r>
               <w:rPr>
+                <w:rFonts w:ascii="DejaVu Serif" w:hAnsi="DejaVu Serif"/>
                 <w:b/>
                 <w:color w:val="FFFFFF"/>
-                <w:sz w:val="21"/>
+                <w:sz w:val="20"/>
               </w:rPr>
               <w:t>Concern</w:t>
             </w:r>
@@ -303,13 +414,13 @@
         </w:tc>
         <w:tc>
           <w:tcPr>
-            <w:tcW w:type="dxa" w:w="4873"/>
-            <w:shd w:val="clear" w:color="auto" w:fill="21295C"/>
+            <w:tcW w:type="dxa" w:w="4703"/>
+            <w:shd w:val="clear" w:color="auto" w:fill="0B2A4A"/>
             <w:tcBorders>
-              <w:top w:val="single" w:sz="4" w:color="CBD5E1"/>
-              <w:left w:val="single" w:sz="4" w:color="CBD5E1"/>
-              <w:bottom w:val="single" w:sz="4" w:color="CBD5E1"/>
-              <w:right w:val="single" w:sz="4" w:color="CBD5E1"/>
+              <w:top w:val="single" w:sz="4" w:color="B0B7C3"/>
+              <w:left w:val="single" w:sz="4" w:color="B0B7C3"/>
+              <w:bottom w:val="single" w:sz="4" w:color="B0B7C3"/>
+              <w:right w:val="single" w:sz="4" w:color="B0B7C3"/>
             </w:tcBorders>
           </w:tcPr>
           <w:p>
@@ -319,9 +430,10 @@
             <w:r/>
             <w:r>
               <w:rPr>
+                <w:rFonts w:ascii="DejaVu Serif" w:hAnsi="DejaVu Serif"/>
                 <w:b/>
                 <w:color w:val="FFFFFF"/>
-                <w:sz w:val="21"/>
+                <w:sz w:val="20"/>
               </w:rPr>
               <w:t>Tool</w:t>
             </w:r>
@@ -329,17 +441,14 @@
         </w:tc>
       </w:tr>
       <w:tr>
-        <w:trPr>
-          <w:trHeight w:val="312"/>
-        </w:trPr>
         <w:tc>
           <w:tcPr>
-            <w:tcW w:type="dxa" w:w="4873"/>
+            <w:tcW w:type="dxa" w:w="4703"/>
             <w:tcBorders>
-              <w:top w:val="single" w:sz="4" w:color="CBD5E1"/>
-              <w:left w:val="single" w:sz="4" w:color="CBD5E1"/>
-              <w:bottom w:val="single" w:sz="4" w:color="CBD5E1"/>
-              <w:right w:val="single" w:sz="4" w:color="CBD5E1"/>
+              <w:top w:val="single" w:sz="4" w:color="B0B7C3"/>
+              <w:left w:val="single" w:sz="4" w:color="B0B7C3"/>
+              <w:bottom w:val="single" w:sz="4" w:color="B0B7C3"/>
+              <w:right w:val="single" w:sz="4" w:color="B0B7C3"/>
             </w:tcBorders>
           </w:tcPr>
           <w:p>
@@ -349,8 +458,9 @@
             <w:r/>
             <w:r>
               <w:rPr>
-                <w:color w:val="0F172A"/>
-                <w:sz w:val="21"/>
+                <w:rFonts w:ascii="DejaVu Serif" w:hAnsi="DejaVu Serif"/>
+                <w:color w:val="1A1A1A"/>
+                <w:sz w:val="20"/>
               </w:rPr>
               <w:t>Tracking server</w:t>
             </w:r>
@@ -358,12 +468,12 @@
         </w:tc>
         <w:tc>
           <w:tcPr>
-            <w:tcW w:type="dxa" w:w="4873"/>
+            <w:tcW w:type="dxa" w:w="4703"/>
             <w:tcBorders>
-              <w:top w:val="single" w:sz="4" w:color="CBD5E1"/>
-              <w:left w:val="single" w:sz="4" w:color="CBD5E1"/>
-              <w:bottom w:val="single" w:sz="4" w:color="CBD5E1"/>
-              <w:right w:val="single" w:sz="4" w:color="CBD5E1"/>
+              <w:top w:val="single" w:sz="4" w:color="B0B7C3"/>
+              <w:left w:val="single" w:sz="4" w:color="B0B7C3"/>
+              <w:bottom w:val="single" w:sz="4" w:color="B0B7C3"/>
+              <w:right w:val="single" w:sz="4" w:color="B0B7C3"/>
             </w:tcBorders>
           </w:tcPr>
           <w:p>
@@ -373,8 +483,9 @@
             <w:r/>
             <w:r>
               <w:rPr>
-                <w:color w:val="0F172A"/>
-                <w:sz w:val="21"/>
+                <w:rFonts w:ascii="DejaVu Serif" w:hAnsi="DejaVu Serif"/>
+                <w:color w:val="1A1A1A"/>
+                <w:sz w:val="20"/>
               </w:rPr>
               <w:t>MLflow 3.12 with SQLite backend store, local artifact root</w:t>
             </w:r>
@@ -382,18 +493,15 @@
         </w:tc>
       </w:tr>
       <w:tr>
-        <w:trPr>
-          <w:trHeight w:val="312"/>
-        </w:trPr>
         <w:tc>
           <w:tcPr>
-            <w:tcW w:type="dxa" w:w="4873"/>
-            <w:shd w:val="clear" w:color="auto" w:fill="F1F5F9"/>
+            <w:tcW w:type="dxa" w:w="4703"/>
+            <w:shd w:val="clear" w:color="auto" w:fill="F7F8FA"/>
             <w:tcBorders>
-              <w:top w:val="single" w:sz="4" w:color="CBD5E1"/>
-              <w:left w:val="single" w:sz="4" w:color="CBD5E1"/>
-              <w:bottom w:val="single" w:sz="4" w:color="CBD5E1"/>
-              <w:right w:val="single" w:sz="4" w:color="CBD5E1"/>
+              <w:top w:val="single" w:sz="4" w:color="B0B7C3"/>
+              <w:left w:val="single" w:sz="4" w:color="B0B7C3"/>
+              <w:bottom w:val="single" w:sz="4" w:color="B0B7C3"/>
+              <w:right w:val="single" w:sz="4" w:color="B0B7C3"/>
             </w:tcBorders>
           </w:tcPr>
           <w:p>
@@ -403,8 +511,9 @@
             <w:r/>
             <w:r>
               <w:rPr>
-                <w:color w:val="0F172A"/>
-                <w:sz w:val="21"/>
+                <w:rFonts w:ascii="DejaVu Serif" w:hAnsi="DejaVu Serif"/>
+                <w:color w:val="1A1A1A"/>
+                <w:sz w:val="20"/>
               </w:rPr>
               <w:t>ML framework</w:t>
             </w:r>
@@ -412,13 +521,13 @@
         </w:tc>
         <w:tc>
           <w:tcPr>
-            <w:tcW w:type="dxa" w:w="4873"/>
-            <w:shd w:val="clear" w:color="auto" w:fill="F1F5F9"/>
+            <w:tcW w:type="dxa" w:w="4703"/>
+            <w:shd w:val="clear" w:color="auto" w:fill="F7F8FA"/>
             <w:tcBorders>
-              <w:top w:val="single" w:sz="4" w:color="CBD5E1"/>
-              <w:left w:val="single" w:sz="4" w:color="CBD5E1"/>
-              <w:bottom w:val="single" w:sz="4" w:color="CBD5E1"/>
-              <w:right w:val="single" w:sz="4" w:color="CBD5E1"/>
+              <w:top w:val="single" w:sz="4" w:color="B0B7C3"/>
+              <w:left w:val="single" w:sz="4" w:color="B0B7C3"/>
+              <w:bottom w:val="single" w:sz="4" w:color="B0B7C3"/>
+              <w:right w:val="single" w:sz="4" w:color="B0B7C3"/>
             </w:tcBorders>
           </w:tcPr>
           <w:p>
@@ -428,8 +537,9 @@
             <w:r/>
             <w:r>
               <w:rPr>
-                <w:color w:val="0F172A"/>
-                <w:sz w:val="21"/>
+                <w:rFonts w:ascii="DejaVu Serif" w:hAnsi="DejaVu Serif"/>
+                <w:color w:val="1A1A1A"/>
+                <w:sz w:val="20"/>
               </w:rPr>
               <w:t>scikit-learn 1.8 (Pipeline + ColumnTransformer)</w:t>
             </w:r>
@@ -437,17 +547,14 @@
         </w:tc>
       </w:tr>
       <w:tr>
-        <w:trPr>
-          <w:trHeight w:val="312"/>
-        </w:trPr>
         <w:tc>
           <w:tcPr>
-            <w:tcW w:type="dxa" w:w="4873"/>
+            <w:tcW w:type="dxa" w:w="4703"/>
             <w:tcBorders>
-              <w:top w:val="single" w:sz="4" w:color="CBD5E1"/>
-              <w:left w:val="single" w:sz="4" w:color="CBD5E1"/>
-              <w:bottom w:val="single" w:sz="4" w:color="CBD5E1"/>
-              <w:right w:val="single" w:sz="4" w:color="CBD5E1"/>
+              <w:top w:val="single" w:sz="4" w:color="B0B7C3"/>
+              <w:left w:val="single" w:sz="4" w:color="B0B7C3"/>
+              <w:bottom w:val="single" w:sz="4" w:color="B0B7C3"/>
+              <w:right w:val="single" w:sz="4" w:color="B0B7C3"/>
             </w:tcBorders>
           </w:tcPr>
           <w:p>
@@ -457,8 +564,9 @@
             <w:r/>
             <w:r>
               <w:rPr>
-                <w:color w:val="0F172A"/>
-                <w:sz w:val="21"/>
+                <w:rFonts w:ascii="DejaVu Serif" w:hAnsi="DejaVu Serif"/>
+                <w:color w:val="1A1A1A"/>
+                <w:sz w:val="20"/>
               </w:rPr>
               <w:t>Tuning</w:t>
             </w:r>
@@ -466,12 +574,12 @@
         </w:tc>
         <w:tc>
           <w:tcPr>
-            <w:tcW w:type="dxa" w:w="4873"/>
+            <w:tcW w:type="dxa" w:w="4703"/>
             <w:tcBorders>
-              <w:top w:val="single" w:sz="4" w:color="CBD5E1"/>
-              <w:left w:val="single" w:sz="4" w:color="CBD5E1"/>
-              <w:bottom w:val="single" w:sz="4" w:color="CBD5E1"/>
-              <w:right w:val="single" w:sz="4" w:color="CBD5E1"/>
+              <w:top w:val="single" w:sz="4" w:color="B0B7C3"/>
+              <w:left w:val="single" w:sz="4" w:color="B0B7C3"/>
+              <w:bottom w:val="single" w:sz="4" w:color="B0B7C3"/>
+              <w:right w:val="single" w:sz="4" w:color="B0B7C3"/>
             </w:tcBorders>
           </w:tcPr>
           <w:p>
@@ -481,8 +589,9 @@
             <w:r/>
             <w:r>
               <w:rPr>
-                <w:color w:val="0F172A"/>
-                <w:sz w:val="21"/>
+                <w:rFonts w:ascii="DejaVu Serif" w:hAnsi="DejaVu Serif"/>
+                <w:color w:val="1A1A1A"/>
+                <w:sz w:val="20"/>
               </w:rPr>
               <w:t>Hyperopt 0.2.7 (Tree-structured Parzen Estimator)</w:t>
             </w:r>
@@ -490,18 +599,15 @@
         </w:tc>
       </w:tr>
       <w:tr>
-        <w:trPr>
-          <w:trHeight w:val="312"/>
-        </w:trPr>
         <w:tc>
           <w:tcPr>
-            <w:tcW w:type="dxa" w:w="4873"/>
-            <w:shd w:val="clear" w:color="auto" w:fill="F1F5F9"/>
+            <w:tcW w:type="dxa" w:w="4703"/>
+            <w:shd w:val="clear" w:color="auto" w:fill="F7F8FA"/>
             <w:tcBorders>
-              <w:top w:val="single" w:sz="4" w:color="CBD5E1"/>
-              <w:left w:val="single" w:sz="4" w:color="CBD5E1"/>
-              <w:bottom w:val="single" w:sz="4" w:color="CBD5E1"/>
-              <w:right w:val="single" w:sz="4" w:color="CBD5E1"/>
+              <w:top w:val="single" w:sz="4" w:color="B0B7C3"/>
+              <w:left w:val="single" w:sz="4" w:color="B0B7C3"/>
+              <w:bottom w:val="single" w:sz="4" w:color="B0B7C3"/>
+              <w:right w:val="single" w:sz="4" w:color="B0B7C3"/>
             </w:tcBorders>
           </w:tcPr>
           <w:p>
@@ -511,8 +617,9 @@
             <w:r/>
             <w:r>
               <w:rPr>
-                <w:color w:val="0F172A"/>
-                <w:sz w:val="21"/>
+                <w:rFonts w:ascii="DejaVu Serif" w:hAnsi="DejaVu Serif"/>
+                <w:color w:val="1A1A1A"/>
+                <w:sz w:val="20"/>
               </w:rPr>
               <w:t>Model packaging</w:t>
             </w:r>
@@ -520,13 +627,13 @@
         </w:tc>
         <w:tc>
           <w:tcPr>
-            <w:tcW w:type="dxa" w:w="4873"/>
-            <w:shd w:val="clear" w:color="auto" w:fill="F1F5F9"/>
+            <w:tcW w:type="dxa" w:w="4703"/>
+            <w:shd w:val="clear" w:color="auto" w:fill="F7F8FA"/>
             <w:tcBorders>
-              <w:top w:val="single" w:sz="4" w:color="CBD5E1"/>
-              <w:left w:val="single" w:sz="4" w:color="CBD5E1"/>
-              <w:bottom w:val="single" w:sz="4" w:color="CBD5E1"/>
-              <w:right w:val="single" w:sz="4" w:color="CBD5E1"/>
+              <w:top w:val="single" w:sz="4" w:color="B0B7C3"/>
+              <w:left w:val="single" w:sz="4" w:color="B0B7C3"/>
+              <w:bottom w:val="single" w:sz="4" w:color="B0B7C3"/>
+              <w:right w:val="single" w:sz="4" w:color="B0B7C3"/>
             </w:tcBorders>
           </w:tcPr>
           <w:p>
@@ -536,17 +643,18 @@
             <w:r/>
             <w:r>
               <w:rPr>
-                <w:rFonts w:ascii="Consolas" w:hAnsi="Consolas"/>
-                <w:color w:val="065A82"/>
-                <w:sz w:val="19"/>
-                <w:shd w:val="clear" w:color="auto" w:fill="F1F5F9"/>
+                <w:rFonts w:ascii="DejaVu Sans Mono" w:hAnsi="DejaVu Sans Mono"/>
+                <w:color w:val="1A1A1A"/>
+                <w:sz w:val="17"/>
+                <w:shd w:val="clear" w:color="auto" w:fill="F1F1F1"/>
               </w:rPr>
               <w:t>mlflow.sklearn.log_model</w:t>
             </w:r>
             <w:r>
               <w:rPr>
-                <w:color w:val="0F172A"/>
-                <w:sz w:val="21"/>
+                <w:rFonts w:ascii="DejaVu Serif" w:hAnsi="DejaVu Serif"/>
+                <w:color w:val="1A1A1A"/>
+                <w:sz w:val="20"/>
               </w:rPr>
               <w:t xml:space="preserve"> with inferred signature + input example</w:t>
             </w:r>
@@ -554,17 +662,14 @@
         </w:tc>
       </w:tr>
       <w:tr>
-        <w:trPr>
-          <w:trHeight w:val="312"/>
-        </w:trPr>
         <w:tc>
           <w:tcPr>
-            <w:tcW w:type="dxa" w:w="4873"/>
+            <w:tcW w:type="dxa" w:w="4703"/>
             <w:tcBorders>
-              <w:top w:val="single" w:sz="4" w:color="CBD5E1"/>
-              <w:left w:val="single" w:sz="4" w:color="CBD5E1"/>
-              <w:bottom w:val="single" w:sz="4" w:color="CBD5E1"/>
-              <w:right w:val="single" w:sz="4" w:color="CBD5E1"/>
+              <w:top w:val="single" w:sz="4" w:color="B0B7C3"/>
+              <w:left w:val="single" w:sz="4" w:color="B0B7C3"/>
+              <w:bottom w:val="single" w:sz="4" w:color="B0B7C3"/>
+              <w:right w:val="single" w:sz="4" w:color="B0B7C3"/>
             </w:tcBorders>
           </w:tcPr>
           <w:p>
@@ -574,8 +679,9 @@
             <w:r/>
             <w:r>
               <w:rPr>
-                <w:color w:val="0F172A"/>
-                <w:sz w:val="21"/>
+                <w:rFonts w:ascii="DejaVu Serif" w:hAnsi="DejaVu Serif"/>
+                <w:color w:val="1A1A1A"/>
+                <w:sz w:val="20"/>
               </w:rPr>
               <w:t>Deployment</w:t>
             </w:r>
@@ -583,12 +689,12 @@
         </w:tc>
         <w:tc>
           <w:tcPr>
-            <w:tcW w:type="dxa" w:w="4873"/>
+            <w:tcW w:type="dxa" w:w="4703"/>
             <w:tcBorders>
-              <w:top w:val="single" w:sz="4" w:color="CBD5E1"/>
-              <w:left w:val="single" w:sz="4" w:color="CBD5E1"/>
-              <w:bottom w:val="single" w:sz="4" w:color="CBD5E1"/>
-              <w:right w:val="single" w:sz="4" w:color="CBD5E1"/>
+              <w:top w:val="single" w:sz="4" w:color="B0B7C3"/>
+              <w:left w:val="single" w:sz="4" w:color="B0B7C3"/>
+              <w:bottom w:val="single" w:sz="4" w:color="B0B7C3"/>
+              <w:right w:val="single" w:sz="4" w:color="B0B7C3"/>
             </w:tcBorders>
           </w:tcPr>
           <w:p>
@@ -598,26 +704,27 @@
             <w:r/>
             <w:r>
               <w:rPr>
-                <w:rFonts w:ascii="Consolas" w:hAnsi="Consolas"/>
-                <w:color w:val="065A82"/>
-                <w:sz w:val="19"/>
-                <w:shd w:val="clear" w:color="auto" w:fill="F1F5F9"/>
+                <w:rFonts w:ascii="DejaVu Sans Mono" w:hAnsi="DejaVu Sans Mono"/>
+                <w:color w:val="1A1A1A"/>
+                <w:sz w:val="17"/>
+                <w:shd w:val="clear" w:color="auto" w:fill="F1F1F1"/>
               </w:rPr>
               <w:t>mlflow models serve</w:t>
             </w:r>
             <w:r>
               <w:rPr>
-                <w:color w:val="0F172A"/>
-                <w:sz w:val="21"/>
+                <w:rFonts w:ascii="DejaVu Serif" w:hAnsi="DejaVu Serif"/>
+                <w:color w:val="1A1A1A"/>
+                <w:sz w:val="20"/>
               </w:rPr>
               <w:t xml:space="preserve"> loading </w:t>
             </w:r>
             <w:r>
               <w:rPr>
-                <w:rFonts w:ascii="Consolas" w:hAnsi="Consolas"/>
-                <w:color w:val="065A82"/>
-                <w:sz w:val="19"/>
-                <w:shd w:val="clear" w:color="auto" w:fill="F1F5F9"/>
+                <w:rFonts w:ascii="DejaVu Sans Mono" w:hAnsi="DejaVu Sans Mono"/>
+                <w:color w:val="1A1A1A"/>
+                <w:sz w:val="17"/>
+                <w:shd w:val="clear" w:color="auto" w:fill="F1F1F1"/>
               </w:rPr>
               <w:t>models:/telco-churn-classifier@production</w:t>
             </w:r>
@@ -625,18 +732,15 @@
         </w:tc>
       </w:tr>
       <w:tr>
-        <w:trPr>
-          <w:trHeight w:val="312"/>
-        </w:trPr>
         <w:tc>
           <w:tcPr>
-            <w:tcW w:type="dxa" w:w="4873"/>
-            <w:shd w:val="clear" w:color="auto" w:fill="F1F5F9"/>
+            <w:tcW w:type="dxa" w:w="4703"/>
+            <w:shd w:val="clear" w:color="auto" w:fill="F7F8FA"/>
             <w:tcBorders>
-              <w:top w:val="single" w:sz="4" w:color="CBD5E1"/>
-              <w:left w:val="single" w:sz="4" w:color="CBD5E1"/>
-              <w:bottom w:val="single" w:sz="4" w:color="CBD5E1"/>
-              <w:right w:val="single" w:sz="4" w:color="CBD5E1"/>
+              <w:top w:val="single" w:sz="4" w:color="B0B7C3"/>
+              <w:left w:val="single" w:sz="4" w:color="B0B7C3"/>
+              <w:bottom w:val="single" w:sz="4" w:color="B0B7C3"/>
+              <w:right w:val="single" w:sz="4" w:color="B0B7C3"/>
             </w:tcBorders>
           </w:tcPr>
           <w:p>
@@ -646,8 +750,9 @@
             <w:r/>
             <w:r>
               <w:rPr>
-                <w:color w:val="0F172A"/>
-                <w:sz w:val="21"/>
+                <w:rFonts w:ascii="DejaVu Serif" w:hAnsi="DejaVu Serif"/>
+                <w:color w:val="1A1A1A"/>
+                <w:sz w:val="20"/>
               </w:rPr>
               <w:t>Drift detection</w:t>
             </w:r>
@@ -655,13 +760,13 @@
         </w:tc>
         <w:tc>
           <w:tcPr>
-            <w:tcW w:type="dxa" w:w="4873"/>
-            <w:shd w:val="clear" w:color="auto" w:fill="F1F5F9"/>
+            <w:tcW w:type="dxa" w:w="4703"/>
+            <w:shd w:val="clear" w:color="auto" w:fill="F7F8FA"/>
             <w:tcBorders>
-              <w:top w:val="single" w:sz="4" w:color="CBD5E1"/>
-              <w:left w:val="single" w:sz="4" w:color="CBD5E1"/>
-              <w:bottom w:val="single" w:sz="4" w:color="CBD5E1"/>
-              <w:right w:val="single" w:sz="4" w:color="CBD5E1"/>
+              <w:top w:val="single" w:sz="4" w:color="B0B7C3"/>
+              <w:left w:val="single" w:sz="4" w:color="B0B7C3"/>
+              <w:bottom w:val="single" w:sz="4" w:color="B0B7C3"/>
+              <w:right w:val="single" w:sz="4" w:color="B0B7C3"/>
             </w:tcBorders>
           </w:tcPr>
           <w:p>
@@ -671,8 +776,9 @@
             <w:r/>
             <w:r>
               <w:rPr>
-                <w:color w:val="0F172A"/>
-                <w:sz w:val="21"/>
+                <w:rFonts w:ascii="DejaVu Serif" w:hAnsi="DejaVu Serif"/>
+                <w:color w:val="1A1A1A"/>
+                <w:sz w:val="20"/>
               </w:rPr>
               <w:t>Population Stability Index + Kolmogorov–Smirnov + Evidently HTML reports</w:t>
             </w:r>
@@ -682,41 +788,46 @@
     </w:tbl>
     <w:p>
       <w:pPr>
-        <w:spacing w:before="280" w:after="80"/>
+        <w:keepNext/>
+        <w:spacing w:before="240" w:after="120"/>
       </w:pPr>
       <w:r>
         <w:rPr>
+          <w:rFonts w:ascii="DejaVu Serif" w:hAnsi="DejaVu Serif"/>
           <w:b/>
-          <w:color w:val="1C7293"/>
-          <w:sz w:val="24"/>
+          <w:color w:val="1A1A1A"/>
+          <w:sz w:val="25"/>
         </w:rPr>
         <w:t>3.1 Preprocessing</w:t>
       </w:r>
     </w:p>
     <w:p>
       <w:pPr>
-        <w:spacing w:after="120" w:line="300" w:lineRule="auto"/>
+        <w:spacing w:after="120" w:line="312" w:lineRule="auto"/>
+        <w:jc w:val="both"/>
       </w:pPr>
       <w:r>
         <w:rPr>
-          <w:color w:val="0F172A"/>
-          <w:sz w:val="22"/>
+          <w:rFonts w:ascii="DejaVu Serif" w:hAnsi="DejaVu Serif"/>
+          <w:color w:val="1A1A1A"/>
+          <w:sz w:val="21"/>
         </w:rPr>
         <w:t xml:space="preserve">A single sklearn </w:t>
       </w:r>
       <w:r>
         <w:rPr>
-          <w:rFonts w:ascii="Consolas" w:hAnsi="Consolas"/>
-          <w:color w:val="065A82"/>
-          <w:sz w:val="20"/>
-          <w:shd w:val="clear" w:color="auto" w:fill="F1F5F9"/>
+          <w:rFonts w:ascii="DejaVu Sans Mono" w:hAnsi="DejaVu Sans Mono"/>
+          <w:color w:val="1A1A1A"/>
+          <w:sz w:val="18"/>
+          <w:shd w:val="clear" w:color="auto" w:fill="F1F1F1"/>
         </w:rPr>
         <w:t>Pipeline</w:t>
       </w:r>
       <w:r>
         <w:rPr>
-          <w:color w:val="0F172A"/>
-          <w:sz w:val="22"/>
+          <w:rFonts w:ascii="DejaVu Serif" w:hAnsi="DejaVu Serif"/>
+          <w:color w:val="1A1A1A"/>
+          <w:sz w:val="21"/>
         </w:rPr>
         <w:t xml:space="preserve"> wraps preprocessing + estimator so the model artifact stored by MLflow is end-to-end:</w:t>
       </w:r>
@@ -725,20 +836,23 @@
       <w:pPr>
         <w:pStyle w:val="ListBullet"/>
         <w:spacing w:after="60"/>
+        <w:ind w:left="454"/>
+        <w:jc w:val="both"/>
       </w:pPr>
       <w:r>
         <w:rPr>
-          <w:color w:val="0F172A"/>
-          <w:sz w:val="22"/>
+          <w:rFonts w:ascii="DejaVu Serif" w:hAnsi="DejaVu Serif"/>
+          <w:color w:val="1A1A1A"/>
+          <w:sz w:val="21"/>
         </w:rPr>
         <w:t xml:space="preserve">numeric features → median imputation + </w:t>
       </w:r>
       <w:r>
         <w:rPr>
-          <w:rFonts w:ascii="Consolas" w:hAnsi="Consolas"/>
-          <w:color w:val="065A82"/>
-          <w:sz w:val="20"/>
-          <w:shd w:val="clear" w:color="auto" w:fill="F1F5F9"/>
+          <w:rFonts w:ascii="DejaVu Sans Mono" w:hAnsi="DejaVu Sans Mono"/>
+          <w:color w:val="1A1A1A"/>
+          <w:sz w:val="18"/>
+          <w:shd w:val="clear" w:color="auto" w:fill="F1F1F1"/>
         </w:rPr>
         <w:t>StandardScaler</w:t>
       </w:r>
@@ -747,124 +861,136 @@
       <w:pPr>
         <w:pStyle w:val="ListBullet"/>
         <w:spacing w:after="60"/>
+        <w:ind w:left="454"/>
+        <w:jc w:val="both"/>
       </w:pPr>
       <w:r>
         <w:rPr>
-          <w:color w:val="0F172A"/>
-          <w:sz w:val="22"/>
+          <w:rFonts w:ascii="DejaVu Serif" w:hAnsi="DejaVu Serif"/>
+          <w:color w:val="1A1A1A"/>
+          <w:sz w:val="21"/>
         </w:rPr>
         <w:t xml:space="preserve">categorical features → most-frequent imputation + </w:t>
       </w:r>
       <w:r>
         <w:rPr>
-          <w:rFonts w:ascii="Consolas" w:hAnsi="Consolas"/>
-          <w:color w:val="065A82"/>
-          <w:sz w:val="20"/>
-          <w:shd w:val="clear" w:color="auto" w:fill="F1F5F9"/>
+          <w:rFonts w:ascii="DejaVu Sans Mono" w:hAnsi="DejaVu Sans Mono"/>
+          <w:color w:val="1A1A1A"/>
+          <w:sz w:val="18"/>
+          <w:shd w:val="clear" w:color="auto" w:fill="F1F1F1"/>
         </w:rPr>
         <w:t>OneHotEncoder(handle_unknown="ignore")</w:t>
       </w:r>
     </w:p>
     <w:p>
       <w:pPr>
-        <w:spacing w:after="120" w:line="300" w:lineRule="auto"/>
+        <w:spacing w:after="120" w:line="312" w:lineRule="auto"/>
+        <w:jc w:val="both"/>
       </w:pPr>
       <w:r>
         <w:rPr>
-          <w:color w:val="0F172A"/>
-          <w:sz w:val="22"/>
+          <w:rFonts w:ascii="DejaVu Serif" w:hAnsi="DejaVu Serif"/>
+          <w:color w:val="1A1A1A"/>
+          <w:sz w:val="21"/>
         </w:rPr>
         <w:t xml:space="preserve">The </w:t>
       </w:r>
       <w:r>
         <w:rPr>
-          <w:rFonts w:ascii="Consolas" w:hAnsi="Consolas"/>
-          <w:color w:val="065A82"/>
-          <w:sz w:val="20"/>
-          <w:shd w:val="clear" w:color="auto" w:fill="F1F5F9"/>
+          <w:rFonts w:ascii="DejaVu Sans Mono" w:hAnsi="DejaVu Sans Mono"/>
+          <w:color w:val="1A1A1A"/>
+          <w:sz w:val="18"/>
+          <w:shd w:val="clear" w:color="auto" w:fill="F1F1F1"/>
         </w:rPr>
         <w:t>TotalCharges</w:t>
       </w:r>
       <w:r>
         <w:rPr>
-          <w:color w:val="0F172A"/>
-          <w:sz w:val="22"/>
+          <w:rFonts w:ascii="DejaVu Serif" w:hAnsi="DejaVu Serif"/>
+          <w:color w:val="1A1A1A"/>
+          <w:sz w:val="21"/>
         </w:rPr>
         <w:t xml:space="preserve"> column ships with 11 blank strings (customers with </w:t>
       </w:r>
       <w:r>
         <w:rPr>
-          <w:rFonts w:ascii="Consolas" w:hAnsi="Consolas"/>
-          <w:color w:val="065A82"/>
-          <w:sz w:val="20"/>
-          <w:shd w:val="clear" w:color="auto" w:fill="F1F5F9"/>
+          <w:rFonts w:ascii="DejaVu Sans Mono" w:hAnsi="DejaVu Sans Mono"/>
+          <w:color w:val="1A1A1A"/>
+          <w:sz w:val="18"/>
+          <w:shd w:val="clear" w:color="auto" w:fill="F1F1F1"/>
         </w:rPr>
         <w:t>tenure=0</w:t>
       </w:r>
       <w:r>
         <w:rPr>
-          <w:color w:val="0F172A"/>
-          <w:sz w:val="22"/>
+          <w:rFonts w:ascii="DejaVu Serif" w:hAnsi="DejaVu Serif"/>
+          <w:color w:val="1A1A1A"/>
+          <w:sz w:val="21"/>
         </w:rPr>
         <w:t xml:space="preserve">); these are coerced to </w:t>
       </w:r>
       <w:r>
         <w:rPr>
-          <w:rFonts w:ascii="Consolas" w:hAnsi="Consolas"/>
-          <w:color w:val="065A82"/>
-          <w:sz w:val="20"/>
-          <w:shd w:val="clear" w:color="auto" w:fill="F1F5F9"/>
+          <w:rFonts w:ascii="DejaVu Sans Mono" w:hAnsi="DejaVu Sans Mono"/>
+          <w:color w:val="1A1A1A"/>
+          <w:sz w:val="18"/>
+          <w:shd w:val="clear" w:color="auto" w:fill="F1F1F1"/>
         </w:rPr>
         <w:t>NaN</w:t>
       </w:r>
       <w:r>
         <w:rPr>
-          <w:color w:val="0F172A"/>
-          <w:sz w:val="22"/>
+          <w:rFonts w:ascii="DejaVu Serif" w:hAnsi="DejaVu Serif"/>
+          <w:color w:val="1A1A1A"/>
+          <w:sz w:val="21"/>
         </w:rPr>
         <w:t xml:space="preserve"> and filled with </w:t>
       </w:r>
       <w:r>
         <w:rPr>
-          <w:rFonts w:ascii="Consolas" w:hAnsi="Consolas"/>
-          <w:color w:val="065A82"/>
-          <w:sz w:val="20"/>
-          <w:shd w:val="clear" w:color="auto" w:fill="F1F5F9"/>
+          <w:rFonts w:ascii="DejaVu Sans Mono" w:hAnsi="DejaVu Sans Mono"/>
+          <w:color w:val="1A1A1A"/>
+          <w:sz w:val="18"/>
+          <w:shd w:val="clear" w:color="auto" w:fill="F1F1F1"/>
         </w:rPr>
         <w:t>0.0</w:t>
       </w:r>
       <w:r>
         <w:rPr>
-          <w:color w:val="0F172A"/>
-          <w:sz w:val="22"/>
+          <w:rFonts w:ascii="DejaVu Serif" w:hAnsi="DejaVu Serif"/>
+          <w:color w:val="1A1A1A"/>
+          <w:sz w:val="21"/>
         </w:rPr>
         <w:t xml:space="preserve"> in </w:t>
       </w:r>
       <w:r>
         <w:rPr>
-          <w:rFonts w:ascii="Consolas" w:hAnsi="Consolas"/>
-          <w:color w:val="065A82"/>
-          <w:sz w:val="20"/>
-          <w:shd w:val="clear" w:color="auto" w:fill="F1F5F9"/>
+          <w:rFonts w:ascii="DejaVu Sans Mono" w:hAnsi="DejaVu Sans Mono"/>
+          <w:color w:val="1A1A1A"/>
+          <w:sz w:val="18"/>
+          <w:shd w:val="clear" w:color="auto" w:fill="F1F1F1"/>
         </w:rPr>
         <w:t>data_loader.clean</w:t>
       </w:r>
       <w:r>
         <w:rPr>
-          <w:color w:val="0F172A"/>
-          <w:sz w:val="22"/>
+          <w:rFonts w:ascii="DejaVu Serif" w:hAnsi="DejaVu Serif"/>
+          <w:color w:val="1A1A1A"/>
+          <w:sz w:val="21"/>
         </w:rPr>
         <w:t>.</w:t>
       </w:r>
     </w:p>
     <w:p>
       <w:pPr>
-        <w:spacing w:before="280" w:after="80"/>
+        <w:keepNext/>
+        <w:spacing w:before="360" w:after="120"/>
       </w:pPr>
       <w:r>
         <w:rPr>
+          <w:rFonts w:ascii="DejaVu Serif" w:hAnsi="DejaVu Serif"/>
           <w:b/>
-          <w:color w:val="065A82"/>
+          <w:color w:val="0B2A4A"/>
           <w:sz w:val="30"/>
         </w:rPr>
         <w:t>4. Experiments</w:t>
@@ -872,25 +998,29 @@
     </w:p>
     <w:p>
       <w:pPr>
-        <w:spacing w:before="280" w:after="80"/>
+        <w:keepNext/>
+        <w:spacing w:before="240" w:after="120"/>
       </w:pPr>
       <w:r>
         <w:rPr>
+          <w:rFonts w:ascii="DejaVu Serif" w:hAnsi="DejaVu Serif"/>
           <w:b/>
-          <w:color w:val="1C7293"/>
-          <w:sz w:val="24"/>
+          <w:color w:val="1A1A1A"/>
+          <w:sz w:val="25"/>
         </w:rPr>
         <w:t>4.1 Baselines (Objective 1)</w:t>
       </w:r>
     </w:p>
     <w:p>
       <w:pPr>
-        <w:spacing w:after="120" w:line="300" w:lineRule="auto"/>
+        <w:spacing w:after="120" w:line="312" w:lineRule="auto"/>
+        <w:jc w:val="both"/>
       </w:pPr>
       <w:r>
         <w:rPr>
-          <w:color w:val="0F172A"/>
-          <w:sz w:val="22"/>
+          <w:rFonts w:ascii="DejaVu Serif" w:hAnsi="DejaVu Serif"/>
+          <w:color w:val="1A1A1A"/>
+          <w:sz w:val="21"/>
         </w:rPr>
         <w:t>Three model families with default-ish parameters, each producing one MLflow run with parameters, train/val/test metrics, a confusion matrix and ROC curve as artifacts, and the fitted pipeline as a model artifact with signature.</w:t>
       </w:r>
@@ -903,24 +1033,21 @@
         <w:tblLook w:firstColumn="1" w:firstRow="1" w:lastColumn="0" w:lastRow="0" w:noHBand="0" w:noVBand="1" w:val="04A0"/>
       </w:tblPr>
       <w:tblGrid>
-        <w:gridCol w:w="2436"/>
-        <w:gridCol w:w="2436"/>
-        <w:gridCol w:w="2436"/>
-        <w:gridCol w:w="2436"/>
+        <w:gridCol w:w="2351"/>
+        <w:gridCol w:w="2351"/>
+        <w:gridCol w:w="2351"/>
+        <w:gridCol w:w="2351"/>
       </w:tblGrid>
       <w:tr>
-        <w:trPr>
-          <w:trHeight w:val="312"/>
-        </w:trPr>
         <w:tc>
           <w:tcPr>
-            <w:tcW w:type="dxa" w:w="2436"/>
-            <w:shd w:val="clear" w:color="auto" w:fill="21295C"/>
+            <w:tcW w:type="dxa" w:w="2351"/>
+            <w:shd w:val="clear" w:color="auto" w:fill="0B2A4A"/>
             <w:tcBorders>
-              <w:top w:val="single" w:sz="4" w:color="CBD5E1"/>
-              <w:left w:val="single" w:sz="4" w:color="CBD5E1"/>
-              <w:bottom w:val="single" w:sz="4" w:color="CBD5E1"/>
-              <w:right w:val="single" w:sz="4" w:color="CBD5E1"/>
+              <w:top w:val="single" w:sz="4" w:color="B0B7C3"/>
+              <w:left w:val="single" w:sz="4" w:color="B0B7C3"/>
+              <w:bottom w:val="single" w:sz="4" w:color="B0B7C3"/>
+              <w:right w:val="single" w:sz="4" w:color="B0B7C3"/>
             </w:tcBorders>
           </w:tcPr>
           <w:p>
@@ -930,9 +1057,10 @@
             <w:r/>
             <w:r>
               <w:rPr>
+                <w:rFonts w:ascii="DejaVu Serif" w:hAnsi="DejaVu Serif"/>
                 <w:b/>
                 <w:color w:val="FFFFFF"/>
-                <w:sz w:val="21"/>
+                <w:sz w:val="20"/>
               </w:rPr>
               <w:t>Model</w:t>
             </w:r>
@@ -940,13 +1068,13 @@
         </w:tc>
         <w:tc>
           <w:tcPr>
-            <w:tcW w:type="dxa" w:w="2436"/>
-            <w:shd w:val="clear" w:color="auto" w:fill="21295C"/>
+            <w:tcW w:type="dxa" w:w="2351"/>
+            <w:shd w:val="clear" w:color="auto" w:fill="0B2A4A"/>
             <w:tcBorders>
-              <w:top w:val="single" w:sz="4" w:color="CBD5E1"/>
-              <w:left w:val="single" w:sz="4" w:color="CBD5E1"/>
-              <w:bottom w:val="single" w:sz="4" w:color="CBD5E1"/>
-              <w:right w:val="single" w:sz="4" w:color="CBD5E1"/>
+              <w:top w:val="single" w:sz="4" w:color="B0B7C3"/>
+              <w:left w:val="single" w:sz="4" w:color="B0B7C3"/>
+              <w:bottom w:val="single" w:sz="4" w:color="B0B7C3"/>
+              <w:right w:val="single" w:sz="4" w:color="B0B7C3"/>
             </w:tcBorders>
           </w:tcPr>
           <w:p>
@@ -956,9 +1084,10 @@
             <w:r/>
             <w:r>
               <w:rPr>
+                <w:rFonts w:ascii="DejaVu Serif" w:hAnsi="DejaVu Serif"/>
                 <w:b/>
                 <w:color w:val="FFFFFF"/>
-                <w:sz w:val="21"/>
+                <w:sz w:val="20"/>
               </w:rPr>
               <w:t>Test ROC-AUC</w:t>
             </w:r>
@@ -966,13 +1095,13 @@
         </w:tc>
         <w:tc>
           <w:tcPr>
-            <w:tcW w:type="dxa" w:w="2436"/>
-            <w:shd w:val="clear" w:color="auto" w:fill="21295C"/>
+            <w:tcW w:type="dxa" w:w="2351"/>
+            <w:shd w:val="clear" w:color="auto" w:fill="0B2A4A"/>
             <w:tcBorders>
-              <w:top w:val="single" w:sz="4" w:color="CBD5E1"/>
-              <w:left w:val="single" w:sz="4" w:color="CBD5E1"/>
-              <w:bottom w:val="single" w:sz="4" w:color="CBD5E1"/>
-              <w:right w:val="single" w:sz="4" w:color="CBD5E1"/>
+              <w:top w:val="single" w:sz="4" w:color="B0B7C3"/>
+              <w:left w:val="single" w:sz="4" w:color="B0B7C3"/>
+              <w:bottom w:val="single" w:sz="4" w:color="B0B7C3"/>
+              <w:right w:val="single" w:sz="4" w:color="B0B7C3"/>
             </w:tcBorders>
           </w:tcPr>
           <w:p>
@@ -982,9 +1111,10 @@
             <w:r/>
             <w:r>
               <w:rPr>
+                <w:rFonts w:ascii="DejaVu Serif" w:hAnsi="DejaVu Serif"/>
                 <w:b/>
                 <w:color w:val="FFFFFF"/>
-                <w:sz w:val="21"/>
+                <w:sz w:val="20"/>
               </w:rPr>
               <w:t>Test F1</w:t>
             </w:r>
@@ -992,13 +1122,13 @@
         </w:tc>
         <w:tc>
           <w:tcPr>
-            <w:tcW w:type="dxa" w:w="2436"/>
-            <w:shd w:val="clear" w:color="auto" w:fill="21295C"/>
+            <w:tcW w:type="dxa" w:w="2351"/>
+            <w:shd w:val="clear" w:color="auto" w:fill="0B2A4A"/>
             <w:tcBorders>
-              <w:top w:val="single" w:sz="4" w:color="CBD5E1"/>
-              <w:left w:val="single" w:sz="4" w:color="CBD5E1"/>
-              <w:bottom w:val="single" w:sz="4" w:color="CBD5E1"/>
-              <w:right w:val="single" w:sz="4" w:color="CBD5E1"/>
+              <w:top w:val="single" w:sz="4" w:color="B0B7C3"/>
+              <w:left w:val="single" w:sz="4" w:color="B0B7C3"/>
+              <w:bottom w:val="single" w:sz="4" w:color="B0B7C3"/>
+              <w:right w:val="single" w:sz="4" w:color="B0B7C3"/>
             </w:tcBorders>
           </w:tcPr>
           <w:p>
@@ -1008,9 +1138,10 @@
             <w:r/>
             <w:r>
               <w:rPr>
+                <w:rFonts w:ascii="DejaVu Serif" w:hAnsi="DejaVu Serif"/>
                 <w:b/>
                 <w:color w:val="FFFFFF"/>
-                <w:sz w:val="21"/>
+                <w:sz w:val="20"/>
               </w:rPr>
               <w:t>Test Accuracy</w:t>
             </w:r>
@@ -1018,17 +1149,14 @@
         </w:tc>
       </w:tr>
       <w:tr>
-        <w:trPr>
-          <w:trHeight w:val="312"/>
-        </w:trPr>
         <w:tc>
           <w:tcPr>
-            <w:tcW w:type="dxa" w:w="2436"/>
+            <w:tcW w:type="dxa" w:w="2351"/>
             <w:tcBorders>
-              <w:top w:val="single" w:sz="4" w:color="CBD5E1"/>
-              <w:left w:val="single" w:sz="4" w:color="CBD5E1"/>
-              <w:bottom w:val="single" w:sz="4" w:color="CBD5E1"/>
-              <w:right w:val="single" w:sz="4" w:color="CBD5E1"/>
+              <w:top w:val="single" w:sz="4" w:color="B0B7C3"/>
+              <w:left w:val="single" w:sz="4" w:color="B0B7C3"/>
+              <w:bottom w:val="single" w:sz="4" w:color="B0B7C3"/>
+              <w:right w:val="single" w:sz="4" w:color="B0B7C3"/>
             </w:tcBorders>
           </w:tcPr>
           <w:p>
@@ -1038,8 +1166,9 @@
             <w:r/>
             <w:r>
               <w:rPr>
-                <w:color w:val="0F172A"/>
-                <w:sz w:val="21"/>
+                <w:rFonts w:ascii="DejaVu Serif" w:hAnsi="DejaVu Serif"/>
+                <w:color w:val="1A1A1A"/>
+                <w:sz w:val="20"/>
               </w:rPr>
               <w:t>LogisticRegression</w:t>
             </w:r>
@@ -1047,12 +1176,12 @@
         </w:tc>
         <w:tc>
           <w:tcPr>
-            <w:tcW w:type="dxa" w:w="2436"/>
+            <w:tcW w:type="dxa" w:w="2351"/>
             <w:tcBorders>
-              <w:top w:val="single" w:sz="4" w:color="CBD5E1"/>
-              <w:left w:val="single" w:sz="4" w:color="CBD5E1"/>
-              <w:bottom w:val="single" w:sz="4" w:color="CBD5E1"/>
-              <w:right w:val="single" w:sz="4" w:color="CBD5E1"/>
+              <w:top w:val="single" w:sz="4" w:color="B0B7C3"/>
+              <w:left w:val="single" w:sz="4" w:color="B0B7C3"/>
+              <w:bottom w:val="single" w:sz="4" w:color="B0B7C3"/>
+              <w:right w:val="single" w:sz="4" w:color="B0B7C3"/>
             </w:tcBorders>
           </w:tcPr>
           <w:p>
@@ -1062,9 +1191,10 @@
             <w:r/>
             <w:r>
               <w:rPr>
+                <w:rFonts w:ascii="DejaVu Serif" w:hAnsi="DejaVu Serif"/>
                 <w:b/>
-                <w:color w:val="0F172A"/>
-                <w:sz w:val="21"/>
+                <w:color w:val="1A1A1A"/>
+                <w:sz w:val="20"/>
               </w:rPr>
               <w:t>0.8426</w:t>
             </w:r>
@@ -1072,12 +1202,12 @@
         </w:tc>
         <w:tc>
           <w:tcPr>
-            <w:tcW w:type="dxa" w:w="2436"/>
+            <w:tcW w:type="dxa" w:w="2351"/>
             <w:tcBorders>
-              <w:top w:val="single" w:sz="4" w:color="CBD5E1"/>
-              <w:left w:val="single" w:sz="4" w:color="CBD5E1"/>
-              <w:bottom w:val="single" w:sz="4" w:color="CBD5E1"/>
-              <w:right w:val="single" w:sz="4" w:color="CBD5E1"/>
+              <w:top w:val="single" w:sz="4" w:color="B0B7C3"/>
+              <w:left w:val="single" w:sz="4" w:color="B0B7C3"/>
+              <w:bottom w:val="single" w:sz="4" w:color="B0B7C3"/>
+              <w:right w:val="single" w:sz="4" w:color="B0B7C3"/>
             </w:tcBorders>
           </w:tcPr>
           <w:p>
@@ -1087,8 +1217,9 @@
             <w:r/>
             <w:r>
               <w:rPr>
-                <w:color w:val="0F172A"/>
-                <w:sz w:val="21"/>
+                <w:rFonts w:ascii="DejaVu Serif" w:hAnsi="DejaVu Serif"/>
+                <w:color w:val="1A1A1A"/>
+                <w:sz w:val="20"/>
               </w:rPr>
               <w:t>0.6049</w:t>
             </w:r>
@@ -1096,12 +1227,12 @@
         </w:tc>
         <w:tc>
           <w:tcPr>
-            <w:tcW w:type="dxa" w:w="2436"/>
+            <w:tcW w:type="dxa" w:w="2351"/>
             <w:tcBorders>
-              <w:top w:val="single" w:sz="4" w:color="CBD5E1"/>
-              <w:left w:val="single" w:sz="4" w:color="CBD5E1"/>
-              <w:bottom w:val="single" w:sz="4" w:color="CBD5E1"/>
-              <w:right w:val="single" w:sz="4" w:color="CBD5E1"/>
+              <w:top w:val="single" w:sz="4" w:color="B0B7C3"/>
+              <w:left w:val="single" w:sz="4" w:color="B0B7C3"/>
+              <w:bottom w:val="single" w:sz="4" w:color="B0B7C3"/>
+              <w:right w:val="single" w:sz="4" w:color="B0B7C3"/>
             </w:tcBorders>
           </w:tcPr>
           <w:p>
@@ -1111,8 +1242,9 @@
             <w:r/>
             <w:r>
               <w:rPr>
-                <w:color w:val="0F172A"/>
-                <w:sz w:val="21"/>
+                <w:rFonts w:ascii="DejaVu Serif" w:hAnsi="DejaVu Serif"/>
+                <w:color w:val="1A1A1A"/>
+                <w:sz w:val="20"/>
               </w:rPr>
               <w:t>0.8062</w:t>
             </w:r>
@@ -1120,18 +1252,15 @@
         </w:tc>
       </w:tr>
       <w:tr>
-        <w:trPr>
-          <w:trHeight w:val="312"/>
-        </w:trPr>
         <w:tc>
           <w:tcPr>
-            <w:tcW w:type="dxa" w:w="2436"/>
-            <w:shd w:val="clear" w:color="auto" w:fill="F1F5F9"/>
+            <w:tcW w:type="dxa" w:w="2351"/>
+            <w:shd w:val="clear" w:color="auto" w:fill="F7F8FA"/>
             <w:tcBorders>
-              <w:top w:val="single" w:sz="4" w:color="CBD5E1"/>
-              <w:left w:val="single" w:sz="4" w:color="CBD5E1"/>
-              <w:bottom w:val="single" w:sz="4" w:color="CBD5E1"/>
-              <w:right w:val="single" w:sz="4" w:color="CBD5E1"/>
+              <w:top w:val="single" w:sz="4" w:color="B0B7C3"/>
+              <w:left w:val="single" w:sz="4" w:color="B0B7C3"/>
+              <w:bottom w:val="single" w:sz="4" w:color="B0B7C3"/>
+              <w:right w:val="single" w:sz="4" w:color="B0B7C3"/>
             </w:tcBorders>
           </w:tcPr>
           <w:p>
@@ -1141,8 +1270,9 @@
             <w:r/>
             <w:r>
               <w:rPr>
-                <w:color w:val="0F172A"/>
-                <w:sz w:val="21"/>
+                <w:rFonts w:ascii="DejaVu Serif" w:hAnsi="DejaVu Serif"/>
+                <w:color w:val="1A1A1A"/>
+                <w:sz w:val="20"/>
               </w:rPr>
               <w:t>GradientBoostingClassifier</w:t>
             </w:r>
@@ -1150,13 +1280,13 @@
         </w:tc>
         <w:tc>
           <w:tcPr>
-            <w:tcW w:type="dxa" w:w="2436"/>
-            <w:shd w:val="clear" w:color="auto" w:fill="F1F5F9"/>
+            <w:tcW w:type="dxa" w:w="2351"/>
+            <w:shd w:val="clear" w:color="auto" w:fill="F7F8FA"/>
             <w:tcBorders>
-              <w:top w:val="single" w:sz="4" w:color="CBD5E1"/>
-              <w:left w:val="single" w:sz="4" w:color="CBD5E1"/>
-              <w:bottom w:val="single" w:sz="4" w:color="CBD5E1"/>
-              <w:right w:val="single" w:sz="4" w:color="CBD5E1"/>
+              <w:top w:val="single" w:sz="4" w:color="B0B7C3"/>
+              <w:left w:val="single" w:sz="4" w:color="B0B7C3"/>
+              <w:bottom w:val="single" w:sz="4" w:color="B0B7C3"/>
+              <w:right w:val="single" w:sz="4" w:color="B0B7C3"/>
             </w:tcBorders>
           </w:tcPr>
           <w:p>
@@ -1166,8 +1296,9 @@
             <w:r/>
             <w:r>
               <w:rPr>
-                <w:color w:val="0F172A"/>
-                <w:sz w:val="21"/>
+                <w:rFonts w:ascii="DejaVu Serif" w:hAnsi="DejaVu Serif"/>
+                <w:color w:val="1A1A1A"/>
+                <w:sz w:val="20"/>
               </w:rPr>
               <w:t>0.8390</w:t>
             </w:r>
@@ -1175,13 +1306,13 @@
         </w:tc>
         <w:tc>
           <w:tcPr>
-            <w:tcW w:type="dxa" w:w="2436"/>
-            <w:shd w:val="clear" w:color="auto" w:fill="F1F5F9"/>
+            <w:tcW w:type="dxa" w:w="2351"/>
+            <w:shd w:val="clear" w:color="auto" w:fill="F7F8FA"/>
             <w:tcBorders>
-              <w:top w:val="single" w:sz="4" w:color="CBD5E1"/>
-              <w:left w:val="single" w:sz="4" w:color="CBD5E1"/>
-              <w:bottom w:val="single" w:sz="4" w:color="CBD5E1"/>
-              <w:right w:val="single" w:sz="4" w:color="CBD5E1"/>
+              <w:top w:val="single" w:sz="4" w:color="B0B7C3"/>
+              <w:left w:val="single" w:sz="4" w:color="B0B7C3"/>
+              <w:bottom w:val="single" w:sz="4" w:color="B0B7C3"/>
+              <w:right w:val="single" w:sz="4" w:color="B0B7C3"/>
             </w:tcBorders>
           </w:tcPr>
           <w:p>
@@ -1191,8 +1322,9 @@
             <w:r/>
             <w:r>
               <w:rPr>
-                <w:color w:val="0F172A"/>
-                <w:sz w:val="21"/>
+                <w:rFonts w:ascii="DejaVu Serif" w:hAnsi="DejaVu Serif"/>
+                <w:color w:val="1A1A1A"/>
+                <w:sz w:val="20"/>
               </w:rPr>
               <w:t>0.5710</w:t>
             </w:r>
@@ -1200,13 +1332,13 @@
         </w:tc>
         <w:tc>
           <w:tcPr>
-            <w:tcW w:type="dxa" w:w="2436"/>
-            <w:shd w:val="clear" w:color="auto" w:fill="F1F5F9"/>
+            <w:tcW w:type="dxa" w:w="2351"/>
+            <w:shd w:val="clear" w:color="auto" w:fill="F7F8FA"/>
             <w:tcBorders>
-              <w:top w:val="single" w:sz="4" w:color="CBD5E1"/>
-              <w:left w:val="single" w:sz="4" w:color="CBD5E1"/>
-              <w:bottom w:val="single" w:sz="4" w:color="CBD5E1"/>
-              <w:right w:val="single" w:sz="4" w:color="CBD5E1"/>
+              <w:top w:val="single" w:sz="4" w:color="B0B7C3"/>
+              <w:left w:val="single" w:sz="4" w:color="B0B7C3"/>
+              <w:bottom w:val="single" w:sz="4" w:color="B0B7C3"/>
+              <w:right w:val="single" w:sz="4" w:color="B0B7C3"/>
             </w:tcBorders>
           </w:tcPr>
           <w:p>
@@ -1216,8 +1348,9 @@
             <w:r/>
             <w:r>
               <w:rPr>
-                <w:color w:val="0F172A"/>
-                <w:sz w:val="21"/>
+                <w:rFonts w:ascii="DejaVu Serif" w:hAnsi="DejaVu Serif"/>
+                <w:color w:val="1A1A1A"/>
+                <w:sz w:val="20"/>
               </w:rPr>
               <w:t>0.7963</w:t>
             </w:r>
@@ -1225,17 +1358,14 @@
         </w:tc>
       </w:tr>
       <w:tr>
-        <w:trPr>
-          <w:trHeight w:val="312"/>
-        </w:trPr>
         <w:tc>
           <w:tcPr>
-            <w:tcW w:type="dxa" w:w="2436"/>
+            <w:tcW w:type="dxa" w:w="2351"/>
             <w:tcBorders>
-              <w:top w:val="single" w:sz="4" w:color="CBD5E1"/>
-              <w:left w:val="single" w:sz="4" w:color="CBD5E1"/>
-              <w:bottom w:val="single" w:sz="4" w:color="CBD5E1"/>
-              <w:right w:val="single" w:sz="4" w:color="CBD5E1"/>
+              <w:top w:val="single" w:sz="4" w:color="B0B7C3"/>
+              <w:left w:val="single" w:sz="4" w:color="B0B7C3"/>
+              <w:bottom w:val="single" w:sz="4" w:color="B0B7C3"/>
+              <w:right w:val="single" w:sz="4" w:color="B0B7C3"/>
             </w:tcBorders>
           </w:tcPr>
           <w:p>
@@ -1245,8 +1375,9 @@
             <w:r/>
             <w:r>
               <w:rPr>
-                <w:color w:val="0F172A"/>
-                <w:sz w:val="21"/>
+                <w:rFonts w:ascii="DejaVu Serif" w:hAnsi="DejaVu Serif"/>
+                <w:color w:val="1A1A1A"/>
+                <w:sz w:val="20"/>
               </w:rPr>
               <w:t>RandomForestClassifier</w:t>
             </w:r>
@@ -1254,12 +1385,12 @@
         </w:tc>
         <w:tc>
           <w:tcPr>
-            <w:tcW w:type="dxa" w:w="2436"/>
+            <w:tcW w:type="dxa" w:w="2351"/>
             <w:tcBorders>
-              <w:top w:val="single" w:sz="4" w:color="CBD5E1"/>
-              <w:left w:val="single" w:sz="4" w:color="CBD5E1"/>
-              <w:bottom w:val="single" w:sz="4" w:color="CBD5E1"/>
-              <w:right w:val="single" w:sz="4" w:color="CBD5E1"/>
+              <w:top w:val="single" w:sz="4" w:color="B0B7C3"/>
+              <w:left w:val="single" w:sz="4" w:color="B0B7C3"/>
+              <w:bottom w:val="single" w:sz="4" w:color="B0B7C3"/>
+              <w:right w:val="single" w:sz="4" w:color="B0B7C3"/>
             </w:tcBorders>
           </w:tcPr>
           <w:p>
@@ -1269,8 +1400,9 @@
             <w:r/>
             <w:r>
               <w:rPr>
-                <w:color w:val="0F172A"/>
-                <w:sz w:val="21"/>
+                <w:rFonts w:ascii="DejaVu Serif" w:hAnsi="DejaVu Serif"/>
+                <w:color w:val="1A1A1A"/>
+                <w:sz w:val="20"/>
               </w:rPr>
               <w:t>0.8223</w:t>
             </w:r>
@@ -1278,12 +1410,12 @@
         </w:tc>
         <w:tc>
           <w:tcPr>
-            <w:tcW w:type="dxa" w:w="2436"/>
+            <w:tcW w:type="dxa" w:w="2351"/>
             <w:tcBorders>
-              <w:top w:val="single" w:sz="4" w:color="CBD5E1"/>
-              <w:left w:val="single" w:sz="4" w:color="CBD5E1"/>
-              <w:bottom w:val="single" w:sz="4" w:color="CBD5E1"/>
-              <w:right w:val="single" w:sz="4" w:color="CBD5E1"/>
+              <w:top w:val="single" w:sz="4" w:color="B0B7C3"/>
+              <w:left w:val="single" w:sz="4" w:color="B0B7C3"/>
+              <w:bottom w:val="single" w:sz="4" w:color="B0B7C3"/>
+              <w:right w:val="single" w:sz="4" w:color="B0B7C3"/>
             </w:tcBorders>
           </w:tcPr>
           <w:p>
@@ -1293,8 +1425,9 @@
             <w:r/>
             <w:r>
               <w:rPr>
-                <w:color w:val="0F172A"/>
-                <w:sz w:val="21"/>
+                <w:rFonts w:ascii="DejaVu Serif" w:hAnsi="DejaVu Serif"/>
+                <w:color w:val="1A1A1A"/>
+                <w:sz w:val="20"/>
               </w:rPr>
               <w:t>0.5392</w:t>
             </w:r>
@@ -1302,12 +1435,12 @@
         </w:tc>
         <w:tc>
           <w:tcPr>
-            <w:tcW w:type="dxa" w:w="2436"/>
+            <w:tcW w:type="dxa" w:w="2351"/>
             <w:tcBorders>
-              <w:top w:val="single" w:sz="4" w:color="CBD5E1"/>
-              <w:left w:val="single" w:sz="4" w:color="CBD5E1"/>
-              <w:bottom w:val="single" w:sz="4" w:color="CBD5E1"/>
-              <w:right w:val="single" w:sz="4" w:color="CBD5E1"/>
+              <w:top w:val="single" w:sz="4" w:color="B0B7C3"/>
+              <w:left w:val="single" w:sz="4" w:color="B0B7C3"/>
+              <w:bottom w:val="single" w:sz="4" w:color="B0B7C3"/>
+              <w:right w:val="single" w:sz="4" w:color="B0B7C3"/>
             </w:tcBorders>
           </w:tcPr>
           <w:p>
@@ -1317,8 +1450,9 @@
             <w:r/>
             <w:r>
               <w:rPr>
-                <w:color w:val="0F172A"/>
-                <w:sz w:val="21"/>
+                <w:rFonts w:ascii="DejaVu Serif" w:hAnsi="DejaVu Serif"/>
+                <w:color w:val="1A1A1A"/>
+                <w:sz w:val="20"/>
               </w:rPr>
               <w:t>0.7828</w:t>
             </w:r>
@@ -1328,65 +1462,74 @@
     </w:tbl>
     <w:p>
       <w:pPr>
-        <w:spacing w:after="120" w:line="300" w:lineRule="auto"/>
+        <w:spacing w:after="120" w:line="312" w:lineRule="auto"/>
+        <w:jc w:val="both"/>
       </w:pPr>
       <w:r>
         <w:rPr>
-          <w:color w:val="0F172A"/>
-          <w:sz w:val="22"/>
+          <w:rFonts w:ascii="DejaVu Serif" w:hAnsi="DejaVu Serif"/>
+          <w:color w:val="1A1A1A"/>
+          <w:sz w:val="21"/>
         </w:rPr>
         <w:t>The Logistic Regression baseline is the strongest of the three out-of-the-box. This is typical for the Telco churn dataset — the predictive signal is predominantly linear (tenure, contract type, monthly charges) and the dataset is small enough that high-capacity models tend to overfit before they out-perform a regularized linear model.</w:t>
       </w:r>
     </w:p>
     <w:p>
       <w:pPr>
-        <w:spacing w:before="280" w:after="80"/>
+        <w:keepNext/>
+        <w:spacing w:before="240" w:after="120"/>
       </w:pPr>
       <w:r>
         <w:rPr>
+          <w:rFonts w:ascii="DejaVu Serif" w:hAnsi="DejaVu Serif"/>
           <w:b/>
-          <w:color w:val="1C7293"/>
-          <w:sz w:val="24"/>
+          <w:color w:val="1A1A1A"/>
+          <w:sz w:val="25"/>
         </w:rPr>
         <w:t>4.2 Hyperparameter tuning (Objective 2)</w:t>
       </w:r>
     </w:p>
     <w:p>
       <w:pPr>
-        <w:spacing w:after="120" w:line="300" w:lineRule="auto"/>
+        <w:spacing w:after="120" w:line="312" w:lineRule="auto"/>
+        <w:jc w:val="both"/>
       </w:pPr>
       <w:r>
         <w:rPr>
-          <w:color w:val="0F172A"/>
-          <w:sz w:val="22"/>
+          <w:rFonts w:ascii="DejaVu Serif" w:hAnsi="DejaVu Serif"/>
+          <w:color w:val="1A1A1A"/>
+          <w:sz w:val="21"/>
         </w:rPr>
         <w:t xml:space="preserve">Hyperopt TPE search over Gradient Boosting (20 trials). Each trial is a nested MLflow run under one parent </w:t>
       </w:r>
       <w:r>
         <w:rPr>
-          <w:rFonts w:ascii="Consolas" w:hAnsi="Consolas"/>
-          <w:color w:val="065A82"/>
-          <w:sz w:val="20"/>
-          <w:shd w:val="clear" w:color="auto" w:fill="F1F5F9"/>
+          <w:rFonts w:ascii="DejaVu Sans Mono" w:hAnsi="DejaVu Sans Mono"/>
+          <w:color w:val="1A1A1A"/>
+          <w:sz w:val="18"/>
+          <w:shd w:val="clear" w:color="auto" w:fill="F1F1F1"/>
         </w:rPr>
         <w:t>hyperopt_gradient_boosting</w:t>
       </w:r>
       <w:r>
         <w:rPr>
-          <w:color w:val="0F172A"/>
-          <w:sz w:val="22"/>
+          <w:rFonts w:ascii="DejaVu Serif" w:hAnsi="DejaVu Serif"/>
+          <w:color w:val="1A1A1A"/>
+          <w:sz w:val="21"/>
         </w:rPr>
         <w:t xml:space="preserve"> run, so the search history is browseable in the UI.</w:t>
       </w:r>
     </w:p>
     <w:p>
       <w:pPr>
-        <w:spacing w:after="120" w:line="300" w:lineRule="auto"/>
+        <w:spacing w:after="120" w:line="312" w:lineRule="auto"/>
+        <w:jc w:val="both"/>
       </w:pPr>
       <w:r>
         <w:rPr>
-          <w:color w:val="0F172A"/>
-          <w:sz w:val="22"/>
+          <w:rFonts w:ascii="DejaVu Serif" w:hAnsi="DejaVu Serif"/>
+          <w:color w:val="1A1A1A"/>
+          <w:sz w:val="21"/>
         </w:rPr>
         <w:t>Search space:</w:t>
       </w:r>
@@ -1399,22 +1542,19 @@
         <w:tblLook w:firstColumn="1" w:firstRow="1" w:lastColumn="0" w:lastRow="0" w:noHBand="0" w:noVBand="1" w:val="04A0"/>
       </w:tblPr>
       <w:tblGrid>
-        <w:gridCol w:w="4873"/>
-        <w:gridCol w:w="4873"/>
+        <w:gridCol w:w="4703"/>
+        <w:gridCol w:w="4703"/>
       </w:tblGrid>
       <w:tr>
-        <w:trPr>
-          <w:trHeight w:val="312"/>
-        </w:trPr>
         <w:tc>
           <w:tcPr>
-            <w:tcW w:type="dxa" w:w="4873"/>
-            <w:shd w:val="clear" w:color="auto" w:fill="21295C"/>
+            <w:tcW w:type="dxa" w:w="4703"/>
+            <w:shd w:val="clear" w:color="auto" w:fill="0B2A4A"/>
             <w:tcBorders>
-              <w:top w:val="single" w:sz="4" w:color="CBD5E1"/>
-              <w:left w:val="single" w:sz="4" w:color="CBD5E1"/>
-              <w:bottom w:val="single" w:sz="4" w:color="CBD5E1"/>
-              <w:right w:val="single" w:sz="4" w:color="CBD5E1"/>
+              <w:top w:val="single" w:sz="4" w:color="B0B7C3"/>
+              <w:left w:val="single" w:sz="4" w:color="B0B7C3"/>
+              <w:bottom w:val="single" w:sz="4" w:color="B0B7C3"/>
+              <w:right w:val="single" w:sz="4" w:color="B0B7C3"/>
             </w:tcBorders>
           </w:tcPr>
           <w:p>
@@ -1424,9 +1564,10 @@
             <w:r/>
             <w:r>
               <w:rPr>
+                <w:rFonts w:ascii="DejaVu Serif" w:hAnsi="DejaVu Serif"/>
                 <w:b/>
                 <w:color w:val="FFFFFF"/>
-                <w:sz w:val="21"/>
+                <w:sz w:val="20"/>
               </w:rPr>
               <w:t>Parameter</w:t>
             </w:r>
@@ -1434,13 +1575,13 @@
         </w:tc>
         <w:tc>
           <w:tcPr>
-            <w:tcW w:type="dxa" w:w="4873"/>
-            <w:shd w:val="clear" w:color="auto" w:fill="21295C"/>
+            <w:tcW w:type="dxa" w:w="4703"/>
+            <w:shd w:val="clear" w:color="auto" w:fill="0B2A4A"/>
             <w:tcBorders>
-              <w:top w:val="single" w:sz="4" w:color="CBD5E1"/>
-              <w:left w:val="single" w:sz="4" w:color="CBD5E1"/>
-              <w:bottom w:val="single" w:sz="4" w:color="CBD5E1"/>
-              <w:right w:val="single" w:sz="4" w:color="CBD5E1"/>
+              <w:top w:val="single" w:sz="4" w:color="B0B7C3"/>
+              <w:left w:val="single" w:sz="4" w:color="B0B7C3"/>
+              <w:bottom w:val="single" w:sz="4" w:color="B0B7C3"/>
+              <w:right w:val="single" w:sz="4" w:color="B0B7C3"/>
             </w:tcBorders>
           </w:tcPr>
           <w:p>
@@ -1450,9 +1591,10 @@
             <w:r/>
             <w:r>
               <w:rPr>
+                <w:rFonts w:ascii="DejaVu Serif" w:hAnsi="DejaVu Serif"/>
                 <w:b/>
                 <w:color w:val="FFFFFF"/>
-                <w:sz w:val="21"/>
+                <w:sz w:val="20"/>
               </w:rPr>
               <w:t>Distribution</w:t>
             </w:r>
@@ -1460,17 +1602,14 @@
         </w:tc>
       </w:tr>
       <w:tr>
-        <w:trPr>
-          <w:trHeight w:val="312"/>
-        </w:trPr>
         <w:tc>
           <w:tcPr>
-            <w:tcW w:type="dxa" w:w="4873"/>
+            <w:tcW w:type="dxa" w:w="4703"/>
             <w:tcBorders>
-              <w:top w:val="single" w:sz="4" w:color="CBD5E1"/>
-              <w:left w:val="single" w:sz="4" w:color="CBD5E1"/>
-              <w:bottom w:val="single" w:sz="4" w:color="CBD5E1"/>
-              <w:right w:val="single" w:sz="4" w:color="CBD5E1"/>
+              <w:top w:val="single" w:sz="4" w:color="B0B7C3"/>
+              <w:left w:val="single" w:sz="4" w:color="B0B7C3"/>
+              <w:bottom w:val="single" w:sz="4" w:color="B0B7C3"/>
+              <w:right w:val="single" w:sz="4" w:color="B0B7C3"/>
             </w:tcBorders>
           </w:tcPr>
           <w:p>
@@ -1480,8 +1619,9 @@
             <w:r/>
             <w:r>
               <w:rPr>
-                <w:color w:val="0F172A"/>
-                <w:sz w:val="21"/>
+                <w:rFonts w:ascii="DejaVu Serif" w:hAnsi="DejaVu Serif"/>
+                <w:color w:val="1A1A1A"/>
+                <w:sz w:val="20"/>
               </w:rPr>
               <w:t>n_estimators</w:t>
             </w:r>
@@ -1489,12 +1629,12 @@
         </w:tc>
         <w:tc>
           <w:tcPr>
-            <w:tcW w:type="dxa" w:w="4873"/>
+            <w:tcW w:type="dxa" w:w="4703"/>
             <w:tcBorders>
-              <w:top w:val="single" w:sz="4" w:color="CBD5E1"/>
-              <w:left w:val="single" w:sz="4" w:color="CBD5E1"/>
-              <w:bottom w:val="single" w:sz="4" w:color="CBD5E1"/>
-              <w:right w:val="single" w:sz="4" w:color="CBD5E1"/>
+              <w:top w:val="single" w:sz="4" w:color="B0B7C3"/>
+              <w:left w:val="single" w:sz="4" w:color="B0B7C3"/>
+              <w:bottom w:val="single" w:sz="4" w:color="B0B7C3"/>
+              <w:right w:val="single" w:sz="4" w:color="B0B7C3"/>
             </w:tcBorders>
           </w:tcPr>
           <w:p>
@@ -1504,8 +1644,9 @@
             <w:r/>
             <w:r>
               <w:rPr>
-                <w:color w:val="0F172A"/>
-                <w:sz w:val="21"/>
+                <w:rFonts w:ascii="DejaVu Serif" w:hAnsi="DejaVu Serif"/>
+                <w:color w:val="1A1A1A"/>
+                <w:sz w:val="20"/>
               </w:rPr>
               <w:t>quniform(50, 400, step=25)</w:t>
             </w:r>
@@ -1513,18 +1654,15 @@
         </w:tc>
       </w:tr>
       <w:tr>
-        <w:trPr>
-          <w:trHeight w:val="312"/>
-        </w:trPr>
         <w:tc>
           <w:tcPr>
-            <w:tcW w:type="dxa" w:w="4873"/>
-            <w:shd w:val="clear" w:color="auto" w:fill="F1F5F9"/>
+            <w:tcW w:type="dxa" w:w="4703"/>
+            <w:shd w:val="clear" w:color="auto" w:fill="F7F8FA"/>
             <w:tcBorders>
-              <w:top w:val="single" w:sz="4" w:color="CBD5E1"/>
-              <w:left w:val="single" w:sz="4" w:color="CBD5E1"/>
-              <w:bottom w:val="single" w:sz="4" w:color="CBD5E1"/>
-              <w:right w:val="single" w:sz="4" w:color="CBD5E1"/>
+              <w:top w:val="single" w:sz="4" w:color="B0B7C3"/>
+              <w:left w:val="single" w:sz="4" w:color="B0B7C3"/>
+              <w:bottom w:val="single" w:sz="4" w:color="B0B7C3"/>
+              <w:right w:val="single" w:sz="4" w:color="B0B7C3"/>
             </w:tcBorders>
           </w:tcPr>
           <w:p>
@@ -1534,8 +1672,9 @@
             <w:r/>
             <w:r>
               <w:rPr>
-                <w:color w:val="0F172A"/>
-                <w:sz w:val="21"/>
+                <w:rFonts w:ascii="DejaVu Serif" w:hAnsi="DejaVu Serif"/>
+                <w:color w:val="1A1A1A"/>
+                <w:sz w:val="20"/>
               </w:rPr>
               <w:t>learning_rate</w:t>
             </w:r>
@@ -1543,13 +1682,13 @@
         </w:tc>
         <w:tc>
           <w:tcPr>
-            <w:tcW w:type="dxa" w:w="4873"/>
-            <w:shd w:val="clear" w:color="auto" w:fill="F1F5F9"/>
+            <w:tcW w:type="dxa" w:w="4703"/>
+            <w:shd w:val="clear" w:color="auto" w:fill="F7F8FA"/>
             <w:tcBorders>
-              <w:top w:val="single" w:sz="4" w:color="CBD5E1"/>
-              <w:left w:val="single" w:sz="4" w:color="CBD5E1"/>
-              <w:bottom w:val="single" w:sz="4" w:color="CBD5E1"/>
-              <w:right w:val="single" w:sz="4" w:color="CBD5E1"/>
+              <w:top w:val="single" w:sz="4" w:color="B0B7C3"/>
+              <w:left w:val="single" w:sz="4" w:color="B0B7C3"/>
+              <w:bottom w:val="single" w:sz="4" w:color="B0B7C3"/>
+              <w:right w:val="single" w:sz="4" w:color="B0B7C3"/>
             </w:tcBorders>
           </w:tcPr>
           <w:p>
@@ -1559,8 +1698,9 @@
             <w:r/>
             <w:r>
               <w:rPr>
-                <w:color w:val="0F172A"/>
-                <w:sz w:val="21"/>
+                <w:rFonts w:ascii="DejaVu Serif" w:hAnsi="DejaVu Serif"/>
+                <w:color w:val="1A1A1A"/>
+                <w:sz w:val="20"/>
               </w:rPr>
               <w:t>loguniform(0.01, 0.3)</w:t>
             </w:r>
@@ -1568,17 +1708,14 @@
         </w:tc>
       </w:tr>
       <w:tr>
-        <w:trPr>
-          <w:trHeight w:val="312"/>
-        </w:trPr>
         <w:tc>
           <w:tcPr>
-            <w:tcW w:type="dxa" w:w="4873"/>
+            <w:tcW w:type="dxa" w:w="4703"/>
             <w:tcBorders>
-              <w:top w:val="single" w:sz="4" w:color="CBD5E1"/>
-              <w:left w:val="single" w:sz="4" w:color="CBD5E1"/>
-              <w:bottom w:val="single" w:sz="4" w:color="CBD5E1"/>
-              <w:right w:val="single" w:sz="4" w:color="CBD5E1"/>
+              <w:top w:val="single" w:sz="4" w:color="B0B7C3"/>
+              <w:left w:val="single" w:sz="4" w:color="B0B7C3"/>
+              <w:bottom w:val="single" w:sz="4" w:color="B0B7C3"/>
+              <w:right w:val="single" w:sz="4" w:color="B0B7C3"/>
             </w:tcBorders>
           </w:tcPr>
           <w:p>
@@ -1588,8 +1725,9 @@
             <w:r/>
             <w:r>
               <w:rPr>
-                <w:color w:val="0F172A"/>
-                <w:sz w:val="21"/>
+                <w:rFonts w:ascii="DejaVu Serif" w:hAnsi="DejaVu Serif"/>
+                <w:color w:val="1A1A1A"/>
+                <w:sz w:val="20"/>
               </w:rPr>
               <w:t>max_depth</w:t>
             </w:r>
@@ -1597,12 +1735,12 @@
         </w:tc>
         <w:tc>
           <w:tcPr>
-            <w:tcW w:type="dxa" w:w="4873"/>
+            <w:tcW w:type="dxa" w:w="4703"/>
             <w:tcBorders>
-              <w:top w:val="single" w:sz="4" w:color="CBD5E1"/>
-              <w:left w:val="single" w:sz="4" w:color="CBD5E1"/>
-              <w:bottom w:val="single" w:sz="4" w:color="CBD5E1"/>
-              <w:right w:val="single" w:sz="4" w:color="CBD5E1"/>
+              <w:top w:val="single" w:sz="4" w:color="B0B7C3"/>
+              <w:left w:val="single" w:sz="4" w:color="B0B7C3"/>
+              <w:bottom w:val="single" w:sz="4" w:color="B0B7C3"/>
+              <w:right w:val="single" w:sz="4" w:color="B0B7C3"/>
             </w:tcBorders>
           </w:tcPr>
           <w:p>
@@ -1612,8 +1750,9 @@
             <w:r/>
             <w:r>
               <w:rPr>
-                <w:color w:val="0F172A"/>
-                <w:sz w:val="21"/>
+                <w:rFonts w:ascii="DejaVu Serif" w:hAnsi="DejaVu Serif"/>
+                <w:color w:val="1A1A1A"/>
+                <w:sz w:val="20"/>
               </w:rPr>
               <w:t>quniform(2, 6)</w:t>
             </w:r>
@@ -1621,18 +1760,15 @@
         </w:tc>
       </w:tr>
       <w:tr>
-        <w:trPr>
-          <w:trHeight w:val="312"/>
-        </w:trPr>
         <w:tc>
           <w:tcPr>
-            <w:tcW w:type="dxa" w:w="4873"/>
-            <w:shd w:val="clear" w:color="auto" w:fill="F1F5F9"/>
+            <w:tcW w:type="dxa" w:w="4703"/>
+            <w:shd w:val="clear" w:color="auto" w:fill="F7F8FA"/>
             <w:tcBorders>
-              <w:top w:val="single" w:sz="4" w:color="CBD5E1"/>
-              <w:left w:val="single" w:sz="4" w:color="CBD5E1"/>
-              <w:bottom w:val="single" w:sz="4" w:color="CBD5E1"/>
-              <w:right w:val="single" w:sz="4" w:color="CBD5E1"/>
+              <w:top w:val="single" w:sz="4" w:color="B0B7C3"/>
+              <w:left w:val="single" w:sz="4" w:color="B0B7C3"/>
+              <w:bottom w:val="single" w:sz="4" w:color="B0B7C3"/>
+              <w:right w:val="single" w:sz="4" w:color="B0B7C3"/>
             </w:tcBorders>
           </w:tcPr>
           <w:p>
@@ -1642,8 +1778,9 @@
             <w:r/>
             <w:r>
               <w:rPr>
-                <w:color w:val="0F172A"/>
-                <w:sz w:val="21"/>
+                <w:rFonts w:ascii="DejaVu Serif" w:hAnsi="DejaVu Serif"/>
+                <w:color w:val="1A1A1A"/>
+                <w:sz w:val="20"/>
               </w:rPr>
               <w:t>min_samples_split</w:t>
             </w:r>
@@ -1651,13 +1788,13 @@
         </w:tc>
         <w:tc>
           <w:tcPr>
-            <w:tcW w:type="dxa" w:w="4873"/>
-            <w:shd w:val="clear" w:color="auto" w:fill="F1F5F9"/>
+            <w:tcW w:type="dxa" w:w="4703"/>
+            <w:shd w:val="clear" w:color="auto" w:fill="F7F8FA"/>
             <w:tcBorders>
-              <w:top w:val="single" w:sz="4" w:color="CBD5E1"/>
-              <w:left w:val="single" w:sz="4" w:color="CBD5E1"/>
-              <w:bottom w:val="single" w:sz="4" w:color="CBD5E1"/>
-              <w:right w:val="single" w:sz="4" w:color="CBD5E1"/>
+              <w:top w:val="single" w:sz="4" w:color="B0B7C3"/>
+              <w:left w:val="single" w:sz="4" w:color="B0B7C3"/>
+              <w:bottom w:val="single" w:sz="4" w:color="B0B7C3"/>
+              <w:right w:val="single" w:sz="4" w:color="B0B7C3"/>
             </w:tcBorders>
           </w:tcPr>
           <w:p>
@@ -1667,8 +1804,9 @@
             <w:r/>
             <w:r>
               <w:rPr>
-                <w:color w:val="0F172A"/>
-                <w:sz w:val="21"/>
+                <w:rFonts w:ascii="DejaVu Serif" w:hAnsi="DejaVu Serif"/>
+                <w:color w:val="1A1A1A"/>
+                <w:sz w:val="20"/>
               </w:rPr>
               <w:t>quniform(2, 20)</w:t>
             </w:r>
@@ -1676,17 +1814,14 @@
         </w:tc>
       </w:tr>
       <w:tr>
-        <w:trPr>
-          <w:trHeight w:val="312"/>
-        </w:trPr>
         <w:tc>
           <w:tcPr>
-            <w:tcW w:type="dxa" w:w="4873"/>
+            <w:tcW w:type="dxa" w:w="4703"/>
             <w:tcBorders>
-              <w:top w:val="single" w:sz="4" w:color="CBD5E1"/>
-              <w:left w:val="single" w:sz="4" w:color="CBD5E1"/>
-              <w:bottom w:val="single" w:sz="4" w:color="CBD5E1"/>
-              <w:right w:val="single" w:sz="4" w:color="CBD5E1"/>
+              <w:top w:val="single" w:sz="4" w:color="B0B7C3"/>
+              <w:left w:val="single" w:sz="4" w:color="B0B7C3"/>
+              <w:bottom w:val="single" w:sz="4" w:color="B0B7C3"/>
+              <w:right w:val="single" w:sz="4" w:color="B0B7C3"/>
             </w:tcBorders>
           </w:tcPr>
           <w:p>
@@ -1696,8 +1831,9 @@
             <w:r/>
             <w:r>
               <w:rPr>
-                <w:color w:val="0F172A"/>
-                <w:sz w:val="21"/>
+                <w:rFonts w:ascii="DejaVu Serif" w:hAnsi="DejaVu Serif"/>
+                <w:color w:val="1A1A1A"/>
+                <w:sz w:val="20"/>
               </w:rPr>
               <w:t>min_samples_leaf</w:t>
             </w:r>
@@ -1705,12 +1841,12 @@
         </w:tc>
         <w:tc>
           <w:tcPr>
-            <w:tcW w:type="dxa" w:w="4873"/>
+            <w:tcW w:type="dxa" w:w="4703"/>
             <w:tcBorders>
-              <w:top w:val="single" w:sz="4" w:color="CBD5E1"/>
-              <w:left w:val="single" w:sz="4" w:color="CBD5E1"/>
-              <w:bottom w:val="single" w:sz="4" w:color="CBD5E1"/>
-              <w:right w:val="single" w:sz="4" w:color="CBD5E1"/>
+              <w:top w:val="single" w:sz="4" w:color="B0B7C3"/>
+              <w:left w:val="single" w:sz="4" w:color="B0B7C3"/>
+              <w:bottom w:val="single" w:sz="4" w:color="B0B7C3"/>
+              <w:right w:val="single" w:sz="4" w:color="B0B7C3"/>
             </w:tcBorders>
           </w:tcPr>
           <w:p>
@@ -1720,8 +1856,9 @@
             <w:r/>
             <w:r>
               <w:rPr>
-                <w:color w:val="0F172A"/>
-                <w:sz w:val="21"/>
+                <w:rFonts w:ascii="DejaVu Serif" w:hAnsi="DejaVu Serif"/>
+                <w:color w:val="1A1A1A"/>
+                <w:sz w:val="20"/>
               </w:rPr>
               <w:t>quniform(1, 20)</w:t>
             </w:r>
@@ -1729,18 +1866,15 @@
         </w:tc>
       </w:tr>
       <w:tr>
-        <w:trPr>
-          <w:trHeight w:val="312"/>
-        </w:trPr>
         <w:tc>
           <w:tcPr>
-            <w:tcW w:type="dxa" w:w="4873"/>
-            <w:shd w:val="clear" w:color="auto" w:fill="F1F5F9"/>
+            <w:tcW w:type="dxa" w:w="4703"/>
+            <w:shd w:val="clear" w:color="auto" w:fill="F7F8FA"/>
             <w:tcBorders>
-              <w:top w:val="single" w:sz="4" w:color="CBD5E1"/>
-              <w:left w:val="single" w:sz="4" w:color="CBD5E1"/>
-              <w:bottom w:val="single" w:sz="4" w:color="CBD5E1"/>
-              <w:right w:val="single" w:sz="4" w:color="CBD5E1"/>
+              <w:top w:val="single" w:sz="4" w:color="B0B7C3"/>
+              <w:left w:val="single" w:sz="4" w:color="B0B7C3"/>
+              <w:bottom w:val="single" w:sz="4" w:color="B0B7C3"/>
+              <w:right w:val="single" w:sz="4" w:color="B0B7C3"/>
             </w:tcBorders>
           </w:tcPr>
           <w:p>
@@ -1750,8 +1884,9 @@
             <w:r/>
             <w:r>
               <w:rPr>
-                <w:color w:val="0F172A"/>
-                <w:sz w:val="21"/>
+                <w:rFonts w:ascii="DejaVu Serif" w:hAnsi="DejaVu Serif"/>
+                <w:color w:val="1A1A1A"/>
+                <w:sz w:val="20"/>
               </w:rPr>
               <w:t>subsample</w:t>
             </w:r>
@@ -1759,13 +1894,13 @@
         </w:tc>
         <w:tc>
           <w:tcPr>
-            <w:tcW w:type="dxa" w:w="4873"/>
-            <w:shd w:val="clear" w:color="auto" w:fill="F1F5F9"/>
+            <w:tcW w:type="dxa" w:w="4703"/>
+            <w:shd w:val="clear" w:color="auto" w:fill="F7F8FA"/>
             <w:tcBorders>
-              <w:top w:val="single" w:sz="4" w:color="CBD5E1"/>
-              <w:left w:val="single" w:sz="4" w:color="CBD5E1"/>
-              <w:bottom w:val="single" w:sz="4" w:color="CBD5E1"/>
-              <w:right w:val="single" w:sz="4" w:color="CBD5E1"/>
+              <w:top w:val="single" w:sz="4" w:color="B0B7C3"/>
+              <w:left w:val="single" w:sz="4" w:color="B0B7C3"/>
+              <w:bottom w:val="single" w:sz="4" w:color="B0B7C3"/>
+              <w:right w:val="single" w:sz="4" w:color="B0B7C3"/>
             </w:tcBorders>
           </w:tcPr>
           <w:p>
@@ -1775,8 +1910,9 @@
             <w:r/>
             <w:r>
               <w:rPr>
-                <w:color w:val="0F172A"/>
-                <w:sz w:val="21"/>
+                <w:rFonts w:ascii="DejaVu Serif" w:hAnsi="DejaVu Serif"/>
+                <w:color w:val="1A1A1A"/>
+                <w:sz w:val="20"/>
               </w:rPr>
               <w:t>uniform(0.6, 1.0)</w:t>
             </w:r>
@@ -1786,28 +1922,36 @@
     </w:tbl>
     <w:p>
       <w:pPr>
-        <w:spacing w:after="120" w:line="300" w:lineRule="auto"/>
+        <w:spacing w:after="120" w:line="312" w:lineRule="auto"/>
+        <w:jc w:val="both"/>
       </w:pPr>
       <w:r>
         <w:rPr>
+          <w:rFonts w:ascii="DejaVu Serif" w:hAnsi="DejaVu Serif"/>
           <w:b/>
-          <w:color w:val="0F172A"/>
-          <w:sz w:val="22"/>
+          <w:color w:val="1A1A1A"/>
+          <w:sz w:val="21"/>
         </w:rPr>
         <w:t>Best configuration found:</w:t>
       </w:r>
     </w:p>
     <w:p>
       <w:pPr>
-        <w:spacing w:after="120"/>
-        <w:ind w:left="227"/>
-        <w:shd w:val="clear" w:color="auto" w:fill="0F172A"/>
+        <w:spacing w:after="160" w:before="40"/>
+        <w:ind w:left="113"/>
+        <w:shd w:val="clear" w:color="auto" w:fill="F4F4F4"/>
+        <w:pBdr>
+          <w:top w:val="single" w:sz="4" w:space="4" w:color="B0B7C3"/>
+          <w:left w:val="single" w:sz="4" w:space="4" w:color="B0B7C3"/>
+          <w:bottom w:val="single" w:sz="4" w:space="4" w:color="B0B7C3"/>
+          <w:right w:val="single" w:sz="4" w:space="4" w:color="B0B7C3"/>
+        </w:pBdr>
       </w:pPr>
       <w:r>
         <w:rPr>
-          <w:rFonts w:ascii="Consolas" w:hAnsi="Consolas"/>
-          <w:color w:val="E2E8F0"/>
-          <w:sz w:val="19"/>
+          <w:rFonts w:ascii="DejaVu Sans Mono" w:hAnsi="DejaVu Sans Mono"/>
+          <w:color w:val="1A1A1A"/>
+          <w:sz w:val="18"/>
         </w:rPr>
         <w:t>learning_rate     = 0.0180</w:t>
         <w:br/>
@@ -1824,101 +1968,112 @@
     </w:p>
     <w:p>
       <w:pPr>
-        <w:spacing w:after="120" w:line="300" w:lineRule="auto"/>
+        <w:spacing w:after="120" w:line="312" w:lineRule="auto"/>
+        <w:jc w:val="both"/>
       </w:pPr>
       <w:r>
         <w:rPr>
+          <w:rFonts w:ascii="DejaVu Serif" w:hAnsi="DejaVu Serif"/>
           <w:b/>
-          <w:color w:val="0F172A"/>
-          <w:sz w:val="22"/>
+          <w:color w:val="1A1A1A"/>
+          <w:sz w:val="21"/>
         </w:rPr>
         <w:t>Best metrics:</w:t>
       </w:r>
       <w:r>
         <w:rPr>
-          <w:color w:val="0F172A"/>
-          <w:sz w:val="22"/>
+          <w:rFonts w:ascii="DejaVu Serif" w:hAnsi="DejaVu Serif"/>
+          <w:color w:val="1A1A1A"/>
+          <w:sz w:val="21"/>
         </w:rPr>
         <w:t xml:space="preserve"> val ROC-AUC = 0.8672, </w:t>
       </w:r>
       <w:r>
         <w:rPr>
+          <w:rFonts w:ascii="DejaVu Serif" w:hAnsi="DejaVu Serif"/>
           <w:b/>
-          <w:color w:val="0F172A"/>
-          <w:sz w:val="22"/>
+          <w:color w:val="1A1A1A"/>
+          <w:sz w:val="21"/>
         </w:rPr>
         <w:t>test ROC-AUC = 0.8457</w:t>
       </w:r>
       <w:r>
         <w:rPr>
-          <w:color w:val="0F172A"/>
-          <w:sz w:val="22"/>
+          <w:rFonts w:ascii="DejaVu Serif" w:hAnsi="DejaVu Serif"/>
+          <w:color w:val="1A1A1A"/>
+          <w:sz w:val="21"/>
         </w:rPr>
         <w:t xml:space="preserve"> — the tuned GB model now beats every baseline including LogReg. The dominant gain relative to the GB baseline (0.8390 → 0.8457) comes from a lower learning rate combined with stronger regularization (</w:t>
       </w:r>
       <w:r>
         <w:rPr>
-          <w:rFonts w:ascii="Consolas" w:hAnsi="Consolas"/>
-          <w:color w:val="065A82"/>
-          <w:sz w:val="20"/>
-          <w:shd w:val="clear" w:color="auto" w:fill="F1F5F9"/>
+          <w:rFonts w:ascii="DejaVu Sans Mono" w:hAnsi="DejaVu Sans Mono"/>
+          <w:color w:val="1A1A1A"/>
+          <w:sz w:val="18"/>
+          <w:shd w:val="clear" w:color="auto" w:fill="F1F1F1"/>
         </w:rPr>
         <w:t>min_samples_leaf=18</w:t>
       </w:r>
       <w:r>
         <w:rPr>
-          <w:color w:val="0F172A"/>
-          <w:sz w:val="22"/>
+          <w:rFonts w:ascii="DejaVu Serif" w:hAnsi="DejaVu Serif"/>
+          <w:color w:val="1A1A1A"/>
+          <w:sz w:val="21"/>
         </w:rPr>
         <w:t xml:space="preserve">, </w:t>
       </w:r>
       <w:r>
         <w:rPr>
-          <w:rFonts w:ascii="Consolas" w:hAnsi="Consolas"/>
-          <w:color w:val="065A82"/>
-          <w:sz w:val="20"/>
-          <w:shd w:val="clear" w:color="auto" w:fill="F1F5F9"/>
+          <w:rFonts w:ascii="DejaVu Sans Mono" w:hAnsi="DejaVu Sans Mono"/>
+          <w:color w:val="1A1A1A"/>
+          <w:sz w:val="18"/>
+          <w:shd w:val="clear" w:color="auto" w:fill="F1F1F1"/>
         </w:rPr>
         <w:t>subsample=0.63</w:t>
       </w:r>
       <w:r>
         <w:rPr>
-          <w:color w:val="0F172A"/>
-          <w:sz w:val="22"/>
+          <w:rFonts w:ascii="DejaVu Serif" w:hAnsi="DejaVu Serif"/>
+          <w:color w:val="1A1A1A"/>
+          <w:sz w:val="21"/>
         </w:rPr>
         <w:t>).</w:t>
       </w:r>
     </w:p>
     <w:p>
       <w:pPr>
-        <w:spacing w:before="280" w:after="80"/>
+        <w:keepNext/>
+        <w:spacing w:before="240" w:after="120"/>
       </w:pPr>
       <w:r>
         <w:rPr>
+          <w:rFonts w:ascii="DejaVu Serif" w:hAnsi="DejaVu Serif"/>
           <w:b/>
-          <w:color w:val="1C7293"/>
-          <w:sz w:val="24"/>
+          <w:color w:val="1A1A1A"/>
+          <w:sz w:val="25"/>
         </w:rPr>
         <w:t>4.3 Model packaging and registry (Objective 5)</w:t>
       </w:r>
     </w:p>
     <w:p>
       <w:pPr>
-        <w:spacing w:after="120" w:line="300" w:lineRule="auto"/>
+        <w:spacing w:after="120" w:line="312" w:lineRule="auto"/>
+        <w:jc w:val="both"/>
       </w:pPr>
       <w:r>
         <w:rPr>
-          <w:rFonts w:ascii="Consolas" w:hAnsi="Consolas"/>
-          <w:color w:val="065A82"/>
-          <w:sz w:val="20"/>
-          <w:shd w:val="clear" w:color="auto" w:fill="F1F5F9"/>
+          <w:rFonts w:ascii="DejaVu Sans Mono" w:hAnsi="DejaVu Sans Mono"/>
+          <w:color w:val="1A1A1A"/>
+          <w:sz w:val="18"/>
+          <w:shd w:val="clear" w:color="auto" w:fill="F1F1F1"/>
         </w:rPr>
         <w:t>src/registry.py</w:t>
       </w:r>
       <w:r>
         <w:rPr>
-          <w:color w:val="0F172A"/>
-          <w:sz w:val="22"/>
+          <w:rFonts w:ascii="DejaVu Serif" w:hAnsi="DejaVu Serif"/>
+          <w:color w:val="1A1A1A"/>
+          <w:sz w:val="21"/>
         </w:rPr>
         <w:t xml:space="preserve"> implements three operations:</w:t>
       </w:r>
@@ -1927,84 +2082,91 @@
       <w:pPr>
         <w:pStyle w:val="ListBullet"/>
         <w:spacing w:after="60"/>
+        <w:ind w:left="454"/>
+        <w:jc w:val="both"/>
       </w:pPr>
       <w:r>
         <w:rPr>
-          <w:rFonts w:ascii="Consolas" w:hAnsi="Consolas"/>
-          <w:color w:val="065A82"/>
-          <w:sz w:val="20"/>
-          <w:shd w:val="clear" w:color="auto" w:fill="F1F5F9"/>
+          <w:rFonts w:ascii="DejaVu Sans Mono" w:hAnsi="DejaVu Sans Mono"/>
+          <w:color w:val="1A1A1A"/>
+          <w:sz w:val="18"/>
+          <w:shd w:val="clear" w:color="auto" w:fill="F1F1F1"/>
         </w:rPr>
         <w:t>register-best</w:t>
       </w:r>
       <w:r>
         <w:rPr>
-          <w:color w:val="0F172A"/>
-          <w:sz w:val="22"/>
+          <w:rFonts w:ascii="DejaVu Serif" w:hAnsi="DejaVu Serif"/>
+          <w:color w:val="1A1A1A"/>
+          <w:sz w:val="21"/>
         </w:rPr>
         <w:t xml:space="preserve"> — scans the </w:t>
       </w:r>
       <w:r>
         <w:rPr>
-          <w:rFonts w:ascii="Consolas" w:hAnsi="Consolas"/>
-          <w:color w:val="065A82"/>
-          <w:sz w:val="20"/>
-          <w:shd w:val="clear" w:color="auto" w:fill="F1F5F9"/>
+          <w:rFonts w:ascii="DejaVu Sans Mono" w:hAnsi="DejaVu Sans Mono"/>
+          <w:color w:val="1A1A1A"/>
+          <w:sz w:val="18"/>
+          <w:shd w:val="clear" w:color="auto" w:fill="F1F1F1"/>
         </w:rPr>
         <w:t>telco_churn</w:t>
       </w:r>
       <w:r>
         <w:rPr>
-          <w:color w:val="0F172A"/>
-          <w:sz w:val="22"/>
+          <w:rFonts w:ascii="DejaVu Serif" w:hAnsi="DejaVu Serif"/>
+          <w:color w:val="1A1A1A"/>
+          <w:sz w:val="21"/>
         </w:rPr>
         <w:t xml:space="preserve"> experiment, picks the run with the highest </w:t>
       </w:r>
       <w:r>
         <w:rPr>
-          <w:rFonts w:ascii="Consolas" w:hAnsi="Consolas"/>
-          <w:color w:val="065A82"/>
-          <w:sz w:val="20"/>
-          <w:shd w:val="clear" w:color="auto" w:fill="F1F5F9"/>
+          <w:rFonts w:ascii="DejaVu Sans Mono" w:hAnsi="DejaVu Sans Mono"/>
+          <w:color w:val="1A1A1A"/>
+          <w:sz w:val="18"/>
+          <w:shd w:val="clear" w:color="auto" w:fill="F1F1F1"/>
         </w:rPr>
         <w:t>test_roc_auc</w:t>
       </w:r>
       <w:r>
         <w:rPr>
-          <w:color w:val="0F172A"/>
-          <w:sz w:val="22"/>
+          <w:rFonts w:ascii="DejaVu Serif" w:hAnsi="DejaVu Serif"/>
+          <w:color w:val="1A1A1A"/>
+          <w:sz w:val="21"/>
         </w:rPr>
         <w:t xml:space="preserve"> (or </w:t>
       </w:r>
       <w:r>
         <w:rPr>
-          <w:rFonts w:ascii="Consolas" w:hAnsi="Consolas"/>
-          <w:color w:val="065A82"/>
-          <w:sz w:val="20"/>
-          <w:shd w:val="clear" w:color="auto" w:fill="F1F5F9"/>
+          <w:rFonts w:ascii="DejaVu Sans Mono" w:hAnsi="DejaVu Sans Mono"/>
+          <w:color w:val="1A1A1A"/>
+          <w:sz w:val="18"/>
+          <w:shd w:val="clear" w:color="auto" w:fill="F1F1F1"/>
         </w:rPr>
         <w:t>best_test_roc_auc</w:t>
       </w:r>
       <w:r>
         <w:rPr>
-          <w:color w:val="0F172A"/>
-          <w:sz w:val="22"/>
+          <w:rFonts w:ascii="DejaVu Serif" w:hAnsi="DejaVu Serif"/>
+          <w:color w:val="1A1A1A"/>
+          <w:sz w:val="21"/>
         </w:rPr>
         <w:t xml:space="preserve"> for tuning parent runs), resolves the MLflow 3 "Logged Model" UUID, and creates a new version of the registered model </w:t>
       </w:r>
       <w:r>
         <w:rPr>
-          <w:rFonts w:ascii="Consolas" w:hAnsi="Consolas"/>
-          <w:color w:val="065A82"/>
-          <w:sz w:val="20"/>
-          <w:shd w:val="clear" w:color="auto" w:fill="F1F5F9"/>
+          <w:rFonts w:ascii="DejaVu Sans Mono" w:hAnsi="DejaVu Sans Mono"/>
+          <w:color w:val="1A1A1A"/>
+          <w:sz w:val="18"/>
+          <w:shd w:val="clear" w:color="auto" w:fill="F1F1F1"/>
         </w:rPr>
         <w:t>telco-churn-classifier</w:t>
       </w:r>
       <w:r>
         <w:rPr>
-          <w:color w:val="0F172A"/>
-          <w:sz w:val="22"/>
+          <w:rFonts w:ascii="DejaVu Serif" w:hAnsi="DejaVu Serif"/>
+          <w:color w:val="1A1A1A"/>
+          <w:sz w:val="21"/>
         </w:rPr>
         <w:t>.</w:t>
       </w:r>
@@ -2013,83 +2175,91 @@
       <w:pPr>
         <w:pStyle w:val="ListBullet"/>
         <w:spacing w:after="60"/>
+        <w:ind w:left="454"/>
+        <w:jc w:val="both"/>
       </w:pPr>
       <w:r>
         <w:rPr>
-          <w:rFonts w:ascii="Consolas" w:hAnsi="Consolas"/>
-          <w:color w:val="065A82"/>
-          <w:sz w:val="20"/>
-          <w:shd w:val="clear" w:color="auto" w:fill="F1F5F9"/>
+          <w:rFonts w:ascii="DejaVu Sans Mono" w:hAnsi="DejaVu Sans Mono"/>
+          <w:color w:val="1A1A1A"/>
+          <w:sz w:val="18"/>
+          <w:shd w:val="clear" w:color="auto" w:fill="F1F1F1"/>
         </w:rPr>
         <w:t>transition &lt;version&gt; &lt;stage&gt;</w:t>
       </w:r>
       <w:r>
         <w:rPr>
-          <w:color w:val="0F172A"/>
-          <w:sz w:val="22"/>
+          <w:rFonts w:ascii="DejaVu Serif" w:hAnsi="DejaVu Serif"/>
+          <w:color w:val="1A1A1A"/>
+          <w:sz w:val="21"/>
         </w:rPr>
         <w:t xml:space="preserve"> — sets the modern MLflow alias (</w:t>
       </w:r>
       <w:r>
         <w:rPr>
-          <w:rFonts w:ascii="Consolas" w:hAnsi="Consolas"/>
-          <w:color w:val="065A82"/>
-          <w:sz w:val="20"/>
-          <w:shd w:val="clear" w:color="auto" w:fill="F1F5F9"/>
+          <w:rFonts w:ascii="DejaVu Sans Mono" w:hAnsi="DejaVu Sans Mono"/>
+          <w:color w:val="1A1A1A"/>
+          <w:sz w:val="18"/>
+          <w:shd w:val="clear" w:color="auto" w:fill="F1F1F1"/>
         </w:rPr>
         <w:t>@staging</w:t>
       </w:r>
       <w:r>
         <w:rPr>
-          <w:color w:val="0F172A"/>
-          <w:sz w:val="22"/>
+          <w:rFonts w:ascii="DejaVu Serif" w:hAnsi="DejaVu Serif"/>
+          <w:color w:val="1A1A1A"/>
+          <w:sz w:val="21"/>
         </w:rPr>
         <w:t xml:space="preserve">, </w:t>
       </w:r>
       <w:r>
         <w:rPr>
-          <w:rFonts w:ascii="Consolas" w:hAnsi="Consolas"/>
-          <w:color w:val="065A82"/>
-          <w:sz w:val="20"/>
-          <w:shd w:val="clear" w:color="auto" w:fill="F1F5F9"/>
+          <w:rFonts w:ascii="DejaVu Sans Mono" w:hAnsi="DejaVu Sans Mono"/>
+          <w:color w:val="1A1A1A"/>
+          <w:sz w:val="18"/>
+          <w:shd w:val="clear" w:color="auto" w:fill="F1F1F1"/>
         </w:rPr>
         <w:t>@production</w:t>
       </w:r>
       <w:r>
         <w:rPr>
-          <w:color w:val="0F172A"/>
-          <w:sz w:val="22"/>
+          <w:rFonts w:ascii="DejaVu Serif" w:hAnsi="DejaVu Serif"/>
+          <w:color w:val="1A1A1A"/>
+          <w:sz w:val="21"/>
         </w:rPr>
         <w:t xml:space="preserve">) </w:t>
       </w:r>
       <w:r>
         <w:rPr>
+          <w:rFonts w:ascii="DejaVu Serif" w:hAnsi="DejaVu Serif"/>
           <w:b/>
-          <w:color w:val="0F172A"/>
-          <w:sz w:val="22"/>
+          <w:color w:val="1A1A1A"/>
+          <w:sz w:val="21"/>
         </w:rPr>
         <w:t>and</w:t>
       </w:r>
       <w:r>
         <w:rPr>
-          <w:color w:val="0F172A"/>
-          <w:sz w:val="22"/>
+          <w:rFonts w:ascii="DejaVu Serif" w:hAnsi="DejaVu Serif"/>
+          <w:color w:val="1A1A1A"/>
+          <w:sz w:val="21"/>
         </w:rPr>
         <w:t xml:space="preserve"> writes a legacy </w:t>
       </w:r>
       <w:r>
         <w:rPr>
-          <w:rFonts w:ascii="Consolas" w:hAnsi="Consolas"/>
-          <w:color w:val="065A82"/>
-          <w:sz w:val="20"/>
-          <w:shd w:val="clear" w:color="auto" w:fill="F1F5F9"/>
+          <w:rFonts w:ascii="DejaVu Sans Mono" w:hAnsi="DejaVu Sans Mono"/>
+          <w:color w:val="1A1A1A"/>
+          <w:sz w:val="18"/>
+          <w:shd w:val="clear" w:color="auto" w:fill="F1F1F1"/>
         </w:rPr>
         <w:t>stage</w:t>
       </w:r>
       <w:r>
         <w:rPr>
-          <w:color w:val="0F172A"/>
-          <w:sz w:val="22"/>
+          <w:rFonts w:ascii="DejaVu Serif" w:hAnsi="DejaVu Serif"/>
+          <w:color w:val="1A1A1A"/>
+          <w:sz w:val="21"/>
         </w:rPr>
         <w:t xml:space="preserve"> tag so the lifecycle stages the brief asks for are visible in both APIs and the UI.</w:t>
       </w:r>
@@ -2098,47 +2268,58 @@
       <w:pPr>
         <w:pStyle w:val="ListBullet"/>
         <w:spacing w:after="60"/>
+        <w:ind w:left="454"/>
+        <w:jc w:val="both"/>
       </w:pPr>
       <w:r>
         <w:rPr>
-          <w:rFonts w:ascii="Consolas" w:hAnsi="Consolas"/>
-          <w:color w:val="065A82"/>
-          <w:sz w:val="20"/>
-          <w:shd w:val="clear" w:color="auto" w:fill="F1F5F9"/>
+          <w:rFonts w:ascii="DejaVu Sans Mono" w:hAnsi="DejaVu Sans Mono"/>
+          <w:color w:val="1A1A1A"/>
+          <w:sz w:val="18"/>
+          <w:shd w:val="clear" w:color="auto" w:fill="F1F1F1"/>
         </w:rPr>
         <w:t>list</w:t>
       </w:r>
       <w:r>
         <w:rPr>
-          <w:color w:val="0F172A"/>
-          <w:sz w:val="22"/>
+          <w:rFonts w:ascii="DejaVu Serif" w:hAnsi="DejaVu Serif"/>
+          <w:color w:val="1A1A1A"/>
+          <w:sz w:val="21"/>
         </w:rPr>
         <w:t xml:space="preserve"> — prints the current versions, their stage tags, aliases, source run IDs, and selection metrics.</w:t>
       </w:r>
     </w:p>
     <w:p>
       <w:pPr>
-        <w:spacing w:after="120" w:line="300" w:lineRule="auto"/>
+        <w:spacing w:after="120" w:line="312" w:lineRule="auto"/>
+        <w:jc w:val="both"/>
       </w:pPr>
       <w:r>
         <w:rPr>
-          <w:color w:val="0F172A"/>
-          <w:sz w:val="22"/>
+          <w:rFonts w:ascii="DejaVu Serif" w:hAnsi="DejaVu Serif"/>
+          <w:color w:val="1A1A1A"/>
+          <w:sz w:val="21"/>
         </w:rPr>
         <w:t>After running these commands the registered model has one version:</w:t>
       </w:r>
     </w:p>
     <w:p>
       <w:pPr>
-        <w:spacing w:after="120"/>
-        <w:ind w:left="227"/>
-        <w:shd w:val="clear" w:color="auto" w:fill="0F172A"/>
+        <w:spacing w:after="160" w:before="40"/>
+        <w:ind w:left="113"/>
+        <w:shd w:val="clear" w:color="auto" w:fill="F4F4F4"/>
+        <w:pBdr>
+          <w:top w:val="single" w:sz="4" w:space="4" w:color="B0B7C3"/>
+          <w:left w:val="single" w:sz="4" w:space="4" w:color="B0B7C3"/>
+          <w:bottom w:val="single" w:sz="4" w:space="4" w:color="B0B7C3"/>
+          <w:right w:val="single" w:sz="4" w:space="4" w:color="B0B7C3"/>
+        </w:pBdr>
       </w:pPr>
       <w:r>
         <w:rPr>
-          <w:rFonts w:ascii="Consolas" w:hAnsi="Consolas"/>
-          <w:color w:val="E2E8F0"/>
-          <w:sz w:val="19"/>
+          <w:rFonts w:ascii="DejaVu Sans Mono" w:hAnsi="DejaVu Sans Mono"/>
+          <w:color w:val="1A1A1A"/>
+          <w:sz w:val="18"/>
         </w:rPr>
         <w:t>{version: 2, stage_tag: 'production', aliases: 'production,staging',</w:t>
         <w:br/>
@@ -2147,40 +2328,50 @@
     </w:p>
     <w:p>
       <w:pPr>
-        <w:spacing w:before="280" w:after="80"/>
+        <w:keepNext/>
+        <w:spacing w:before="240" w:after="120"/>
       </w:pPr>
       <w:r>
         <w:rPr>
+          <w:rFonts w:ascii="DejaVu Serif" w:hAnsi="DejaVu Serif"/>
           <w:b/>
-          <w:color w:val="1C7293"/>
-          <w:sz w:val="24"/>
+          <w:color w:val="1A1A1A"/>
+          <w:sz w:val="25"/>
         </w:rPr>
         <w:t>4.4 Deployment (Objective 3)</w:t>
       </w:r>
     </w:p>
     <w:p>
       <w:pPr>
-        <w:spacing w:after="120" w:line="300" w:lineRule="auto"/>
+        <w:spacing w:after="120" w:line="312" w:lineRule="auto"/>
+        <w:jc w:val="both"/>
       </w:pPr>
       <w:r>
         <w:rPr>
-          <w:color w:val="0F172A"/>
-          <w:sz w:val="22"/>
+          <w:rFonts w:ascii="DejaVu Serif" w:hAnsi="DejaVu Serif"/>
+          <w:color w:val="1A1A1A"/>
+          <w:sz w:val="21"/>
         </w:rPr>
         <w:t>The production model is exposed via MLflow's built-in scoring server, as called out in Solution Guide step 5 ("MLflow's model serving capabilities"):</w:t>
       </w:r>
     </w:p>
     <w:p>
       <w:pPr>
-        <w:spacing w:after="120"/>
-        <w:ind w:left="227"/>
-        <w:shd w:val="clear" w:color="auto" w:fill="0F172A"/>
+        <w:spacing w:after="160" w:before="40"/>
+        <w:ind w:left="113"/>
+        <w:shd w:val="clear" w:color="auto" w:fill="F4F4F4"/>
+        <w:pBdr>
+          <w:top w:val="single" w:sz="4" w:space="4" w:color="B0B7C3"/>
+          <w:left w:val="single" w:sz="4" w:space="4" w:color="B0B7C3"/>
+          <w:bottom w:val="single" w:sz="4" w:space="4" w:color="B0B7C3"/>
+          <w:right w:val="single" w:sz="4" w:space="4" w:color="B0B7C3"/>
+        </w:pBdr>
       </w:pPr>
       <w:r>
         <w:rPr>
-          <w:rFonts w:ascii="Consolas" w:hAnsi="Consolas"/>
-          <w:color w:val="E2E8F0"/>
-          <w:sz w:val="19"/>
+          <w:rFonts w:ascii="DejaVu Sans Mono" w:hAnsi="DejaVu Sans Mono"/>
+          <w:color w:val="1A1A1A"/>
+          <w:sz w:val="18"/>
         </w:rPr>
         <w:t>mlflow models serve \</w:t>
         <w:br/>
@@ -2191,40 +2382,45 @@
     </w:p>
     <w:p>
       <w:pPr>
-        <w:spacing w:after="120" w:line="300" w:lineRule="auto"/>
+        <w:spacing w:after="120" w:line="312" w:lineRule="auto"/>
+        <w:jc w:val="both"/>
       </w:pPr>
       <w:r>
         <w:rPr>
-          <w:color w:val="0F172A"/>
-          <w:sz w:val="22"/>
+          <w:rFonts w:ascii="DejaVu Serif" w:hAnsi="DejaVu Serif"/>
+          <w:color w:val="1A1A1A"/>
+          <w:sz w:val="21"/>
         </w:rPr>
         <w:t xml:space="preserve">The launch script </w:t>
       </w:r>
       <w:r>
         <w:rPr>
-          <w:rFonts w:ascii="Consolas" w:hAnsi="Consolas"/>
-          <w:color w:val="065A82"/>
-          <w:sz w:val="20"/>
-          <w:shd w:val="clear" w:color="auto" w:fill="F1F5F9"/>
+          <w:rFonts w:ascii="DejaVu Sans Mono" w:hAnsi="DejaVu Sans Mono"/>
+          <w:color w:val="1A1A1A"/>
+          <w:sz w:val="18"/>
+          <w:shd w:val="clear" w:color="auto" w:fill="F1F1F1"/>
         </w:rPr>
         <w:t>scripts/start_mlflow_serve.sh</w:t>
       </w:r>
       <w:r>
         <w:rPr>
-          <w:color w:val="0F172A"/>
-          <w:sz w:val="22"/>
+          <w:rFonts w:ascii="DejaVu Serif" w:hAnsi="DejaVu Serif"/>
+          <w:color w:val="1A1A1A"/>
+          <w:sz w:val="21"/>
         </w:rPr>
         <w:t xml:space="preserve"> wraps that command and activates the project venv so the spawned gunicorn / uvicorn subprocesses inherit the right Python interpreter on PATH.</w:t>
       </w:r>
     </w:p>
     <w:p>
       <w:pPr>
-        <w:spacing w:after="120" w:line="300" w:lineRule="auto"/>
+        <w:spacing w:after="120" w:line="312" w:lineRule="auto"/>
+        <w:jc w:val="both"/>
       </w:pPr>
       <w:r>
         <w:rPr>
-          <w:color w:val="0F172A"/>
-          <w:sz w:val="22"/>
+          <w:rFonts w:ascii="DejaVu Serif" w:hAnsi="DejaVu Serif"/>
+          <w:color w:val="1A1A1A"/>
+          <w:sz w:val="21"/>
         </w:rPr>
         <w:t>Endpoints exposed:</w:t>
       </w:r>
@@ -2237,22 +2433,19 @@
         <w:tblLook w:firstColumn="1" w:firstRow="1" w:lastColumn="0" w:lastRow="0" w:noHBand="0" w:noVBand="1" w:val="04A0"/>
       </w:tblPr>
       <w:tblGrid>
-        <w:gridCol w:w="4873"/>
-        <w:gridCol w:w="4873"/>
+        <w:gridCol w:w="4703"/>
+        <w:gridCol w:w="4703"/>
       </w:tblGrid>
       <w:tr>
-        <w:trPr>
-          <w:trHeight w:val="312"/>
-        </w:trPr>
         <w:tc>
           <w:tcPr>
-            <w:tcW w:type="dxa" w:w="4873"/>
-            <w:shd w:val="clear" w:color="auto" w:fill="21295C"/>
+            <w:tcW w:type="dxa" w:w="4703"/>
+            <w:shd w:val="clear" w:color="auto" w:fill="0B2A4A"/>
             <w:tcBorders>
-              <w:top w:val="single" w:sz="4" w:color="CBD5E1"/>
-              <w:left w:val="single" w:sz="4" w:color="CBD5E1"/>
-              <w:bottom w:val="single" w:sz="4" w:color="CBD5E1"/>
-              <w:right w:val="single" w:sz="4" w:color="CBD5E1"/>
+              <w:top w:val="single" w:sz="4" w:color="B0B7C3"/>
+              <w:left w:val="single" w:sz="4" w:color="B0B7C3"/>
+              <w:bottom w:val="single" w:sz="4" w:color="B0B7C3"/>
+              <w:right w:val="single" w:sz="4" w:color="B0B7C3"/>
             </w:tcBorders>
           </w:tcPr>
           <w:p>
@@ -2262,9 +2455,10 @@
             <w:r/>
             <w:r>
               <w:rPr>
+                <w:rFonts w:ascii="DejaVu Serif" w:hAnsi="DejaVu Serif"/>
                 <w:b/>
                 <w:color w:val="FFFFFF"/>
-                <w:sz w:val="21"/>
+                <w:sz w:val="20"/>
               </w:rPr>
               <w:t>Endpoint</w:t>
             </w:r>
@@ -2272,13 +2466,13 @@
         </w:tc>
         <w:tc>
           <w:tcPr>
-            <w:tcW w:type="dxa" w:w="4873"/>
-            <w:shd w:val="clear" w:color="auto" w:fill="21295C"/>
+            <w:tcW w:type="dxa" w:w="4703"/>
+            <w:shd w:val="clear" w:color="auto" w:fill="0B2A4A"/>
             <w:tcBorders>
-              <w:top w:val="single" w:sz="4" w:color="CBD5E1"/>
-              <w:left w:val="single" w:sz="4" w:color="CBD5E1"/>
-              <w:bottom w:val="single" w:sz="4" w:color="CBD5E1"/>
-              <w:right w:val="single" w:sz="4" w:color="CBD5E1"/>
+              <w:top w:val="single" w:sz="4" w:color="B0B7C3"/>
+              <w:left w:val="single" w:sz="4" w:color="B0B7C3"/>
+              <w:bottom w:val="single" w:sz="4" w:color="B0B7C3"/>
+              <w:right w:val="single" w:sz="4" w:color="B0B7C3"/>
             </w:tcBorders>
           </w:tcPr>
           <w:p>
@@ -2288,9 +2482,10 @@
             <w:r/>
             <w:r>
               <w:rPr>
+                <w:rFonts w:ascii="DejaVu Serif" w:hAnsi="DejaVu Serif"/>
                 <w:b/>
                 <w:color w:val="FFFFFF"/>
-                <w:sz w:val="21"/>
+                <w:sz w:val="20"/>
               </w:rPr>
               <w:t>Use case</w:t>
             </w:r>
@@ -2298,17 +2493,14 @@
         </w:tc>
       </w:tr>
       <w:tr>
-        <w:trPr>
-          <w:trHeight w:val="312"/>
-        </w:trPr>
         <w:tc>
           <w:tcPr>
-            <w:tcW w:type="dxa" w:w="4873"/>
+            <w:tcW w:type="dxa" w:w="4703"/>
             <w:tcBorders>
-              <w:top w:val="single" w:sz="4" w:color="CBD5E1"/>
-              <w:left w:val="single" w:sz="4" w:color="CBD5E1"/>
-              <w:bottom w:val="single" w:sz="4" w:color="CBD5E1"/>
-              <w:right w:val="single" w:sz="4" w:color="CBD5E1"/>
+              <w:top w:val="single" w:sz="4" w:color="B0B7C3"/>
+              <w:left w:val="single" w:sz="4" w:color="B0B7C3"/>
+              <w:bottom w:val="single" w:sz="4" w:color="B0B7C3"/>
+              <w:right w:val="single" w:sz="4" w:color="B0B7C3"/>
             </w:tcBorders>
           </w:tcPr>
           <w:p>
@@ -2318,10 +2510,10 @@
             <w:r/>
             <w:r>
               <w:rPr>
-                <w:rFonts w:ascii="Consolas" w:hAnsi="Consolas"/>
-                <w:color w:val="065A82"/>
-                <w:sz w:val="19"/>
-                <w:shd w:val="clear" w:color="auto" w:fill="F1F5F9"/>
+                <w:rFonts w:ascii="DejaVu Sans Mono" w:hAnsi="DejaVu Sans Mono"/>
+                <w:color w:val="1A1A1A"/>
+                <w:sz w:val="17"/>
+                <w:shd w:val="clear" w:color="auto" w:fill="F1F1F1"/>
               </w:rPr>
               <w:t>GET  /ping</w:t>
             </w:r>
@@ -2329,12 +2521,12 @@
         </w:tc>
         <w:tc>
           <w:tcPr>
-            <w:tcW w:type="dxa" w:w="4873"/>
+            <w:tcW w:type="dxa" w:w="4703"/>
             <w:tcBorders>
-              <w:top w:val="single" w:sz="4" w:color="CBD5E1"/>
-              <w:left w:val="single" w:sz="4" w:color="CBD5E1"/>
-              <w:bottom w:val="single" w:sz="4" w:color="CBD5E1"/>
-              <w:right w:val="single" w:sz="4" w:color="CBD5E1"/>
+              <w:top w:val="single" w:sz="4" w:color="B0B7C3"/>
+              <w:left w:val="single" w:sz="4" w:color="B0B7C3"/>
+              <w:bottom w:val="single" w:sz="4" w:color="B0B7C3"/>
+              <w:right w:val="single" w:sz="4" w:color="B0B7C3"/>
             </w:tcBorders>
           </w:tcPr>
           <w:p>
@@ -2344,8 +2536,9 @@
             <w:r/>
             <w:r>
               <w:rPr>
-                <w:color w:val="0F172A"/>
-                <w:sz w:val="21"/>
+                <w:rFonts w:ascii="DejaVu Serif" w:hAnsi="DejaVu Serif"/>
+                <w:color w:val="1A1A1A"/>
+                <w:sz w:val="20"/>
               </w:rPr>
               <w:t>health check</w:t>
             </w:r>
@@ -2353,18 +2546,15 @@
         </w:tc>
       </w:tr>
       <w:tr>
-        <w:trPr>
-          <w:trHeight w:val="312"/>
-        </w:trPr>
         <w:tc>
           <w:tcPr>
-            <w:tcW w:type="dxa" w:w="4873"/>
-            <w:shd w:val="clear" w:color="auto" w:fill="F1F5F9"/>
+            <w:tcW w:type="dxa" w:w="4703"/>
+            <w:shd w:val="clear" w:color="auto" w:fill="F7F8FA"/>
             <w:tcBorders>
-              <w:top w:val="single" w:sz="4" w:color="CBD5E1"/>
-              <w:left w:val="single" w:sz="4" w:color="CBD5E1"/>
-              <w:bottom w:val="single" w:sz="4" w:color="CBD5E1"/>
-              <w:right w:val="single" w:sz="4" w:color="CBD5E1"/>
+              <w:top w:val="single" w:sz="4" w:color="B0B7C3"/>
+              <w:left w:val="single" w:sz="4" w:color="B0B7C3"/>
+              <w:bottom w:val="single" w:sz="4" w:color="B0B7C3"/>
+              <w:right w:val="single" w:sz="4" w:color="B0B7C3"/>
             </w:tcBorders>
           </w:tcPr>
           <w:p>
@@ -2374,10 +2564,10 @@
             <w:r/>
             <w:r>
               <w:rPr>
-                <w:rFonts w:ascii="Consolas" w:hAnsi="Consolas"/>
-                <w:color w:val="065A82"/>
-                <w:sz w:val="19"/>
-                <w:shd w:val="clear" w:color="auto" w:fill="F1F5F9"/>
+                <w:rFonts w:ascii="DejaVu Sans Mono" w:hAnsi="DejaVu Sans Mono"/>
+                <w:color w:val="1A1A1A"/>
+                <w:sz w:val="17"/>
+                <w:shd w:val="clear" w:color="auto" w:fill="F1F1F1"/>
               </w:rPr>
               <w:t>POST /invocations</w:t>
             </w:r>
@@ -2385,13 +2575,13 @@
         </w:tc>
         <w:tc>
           <w:tcPr>
-            <w:tcW w:type="dxa" w:w="4873"/>
-            <w:shd w:val="clear" w:color="auto" w:fill="F1F5F9"/>
+            <w:tcW w:type="dxa" w:w="4703"/>
+            <w:shd w:val="clear" w:color="auto" w:fill="F7F8FA"/>
             <w:tcBorders>
-              <w:top w:val="single" w:sz="4" w:color="CBD5E1"/>
-              <w:left w:val="single" w:sz="4" w:color="CBD5E1"/>
-              <w:bottom w:val="single" w:sz="4" w:color="CBD5E1"/>
-              <w:right w:val="single" w:sz="4" w:color="CBD5E1"/>
+              <w:top w:val="single" w:sz="4" w:color="B0B7C3"/>
+              <w:left w:val="single" w:sz="4" w:color="B0B7C3"/>
+              <w:bottom w:val="single" w:sz="4" w:color="B0B7C3"/>
+              <w:right w:val="single" w:sz="4" w:color="B0B7C3"/>
             </w:tcBorders>
           </w:tcPr>
           <w:p>
@@ -2401,17 +2591,18 @@
             <w:r/>
             <w:r>
               <w:rPr>
-                <w:color w:val="0F172A"/>
-                <w:sz w:val="21"/>
+                <w:rFonts w:ascii="DejaVu Serif" w:hAnsi="DejaVu Serif"/>
+                <w:color w:val="1A1A1A"/>
+                <w:sz w:val="20"/>
               </w:rPr>
               <w:t xml:space="preserve">accepts </w:t>
             </w:r>
             <w:r>
               <w:rPr>
-                <w:rFonts w:ascii="Consolas" w:hAnsi="Consolas"/>
-                <w:color w:val="065A82"/>
-                <w:sz w:val="19"/>
-                <w:shd w:val="clear" w:color="auto" w:fill="F1F5F9"/>
+                <w:rFonts w:ascii="DejaVu Sans Mono" w:hAnsi="DejaVu Sans Mono"/>
+                <w:color w:val="1A1A1A"/>
+                <w:sz w:val="17"/>
+                <w:shd w:val="clear" w:color="auto" w:fill="F1F1F1"/>
               </w:rPr>
               <w:t>{"dataframe_split": {"columns": [...], "data": [...]}}</w:t>
             </w:r>
@@ -2421,126 +2612,137 @@
     </w:tbl>
     <w:p>
       <w:pPr>
-        <w:spacing w:after="120" w:line="300" w:lineRule="auto"/>
+        <w:spacing w:after="120" w:line="312" w:lineRule="auto"/>
+        <w:jc w:val="both"/>
       </w:pPr>
       <w:r>
         <w:rPr>
-          <w:color w:val="0F172A"/>
-          <w:sz w:val="22"/>
+          <w:rFonts w:ascii="DejaVu Serif" w:hAnsi="DejaVu Serif"/>
+          <w:color w:val="1A1A1A"/>
+          <w:sz w:val="21"/>
         </w:rPr>
         <w:t xml:space="preserve">Verified end-to-end: a 3-row batch from the test split returns </w:t>
       </w:r>
       <w:r>
         <w:rPr>
-          <w:rFonts w:ascii="Consolas" w:hAnsi="Consolas"/>
-          <w:color w:val="065A82"/>
-          <w:sz w:val="20"/>
-          <w:shd w:val="clear" w:color="auto" w:fill="F1F5F9"/>
+          <w:rFonts w:ascii="DejaVu Sans Mono" w:hAnsi="DejaVu Sans Mono"/>
+          <w:color w:val="1A1A1A"/>
+          <w:sz w:val="18"/>
+          <w:shd w:val="clear" w:color="auto" w:fill="F1F1F1"/>
         </w:rPr>
         <w:t>{"predictions": [0, 1, 0]}</w:t>
       </w:r>
       <w:r>
         <w:rPr>
-          <w:color w:val="0F172A"/>
-          <w:sz w:val="22"/>
+          <w:rFonts w:ascii="DejaVu Serif" w:hAnsi="DejaVu Serif"/>
+          <w:color w:val="1A1A1A"/>
+          <w:sz w:val="21"/>
         </w:rPr>
         <w:t xml:space="preserve">. This path requires zero serving code — MLflow reconstructs the full sklearn </w:t>
       </w:r>
       <w:r>
         <w:rPr>
-          <w:rFonts w:ascii="Consolas" w:hAnsi="Consolas"/>
-          <w:color w:val="065A82"/>
-          <w:sz w:val="20"/>
-          <w:shd w:val="clear" w:color="auto" w:fill="F1F5F9"/>
+          <w:rFonts w:ascii="DejaVu Sans Mono" w:hAnsi="DejaVu Sans Mono"/>
+          <w:color w:val="1A1A1A"/>
+          <w:sz w:val="18"/>
+          <w:shd w:val="clear" w:color="auto" w:fill="F1F1F1"/>
         </w:rPr>
         <w:t>Pipeline</w:t>
       </w:r>
       <w:r>
         <w:rPr>
-          <w:color w:val="0F172A"/>
-          <w:sz w:val="22"/>
+          <w:rFonts w:ascii="DejaVu Serif" w:hAnsi="DejaVu Serif"/>
+          <w:color w:val="1A1A1A"/>
+          <w:sz w:val="21"/>
         </w:rPr>
         <w:t xml:space="preserve"> (preprocessor + estimator) from the logged artifact and routes requests through it, so the JSON record goes straight from the wire to </w:t>
       </w:r>
       <w:r>
         <w:rPr>
-          <w:rFonts w:ascii="Consolas" w:hAnsi="Consolas"/>
-          <w:color w:val="065A82"/>
-          <w:sz w:val="20"/>
-          <w:shd w:val="clear" w:color="auto" w:fill="F1F5F9"/>
+          <w:rFonts w:ascii="DejaVu Sans Mono" w:hAnsi="DejaVu Sans Mono"/>
+          <w:color w:val="1A1A1A"/>
+          <w:sz w:val="18"/>
+          <w:shd w:val="clear" w:color="auto" w:fill="F1F1F1"/>
         </w:rPr>
         <w:t>pipe.predict</w:t>
       </w:r>
       <w:r>
         <w:rPr>
-          <w:color w:val="0F172A"/>
-          <w:sz w:val="22"/>
+          <w:rFonts w:ascii="DejaVu Serif" w:hAnsi="DejaVu Serif"/>
+          <w:color w:val="1A1A1A"/>
+          <w:sz w:val="21"/>
         </w:rPr>
         <w:t xml:space="preserve"> with no manual feature engineering at inference time.</w:t>
       </w:r>
     </w:p>
     <w:p>
       <w:pPr>
-        <w:spacing w:before="280" w:after="80"/>
+        <w:keepNext/>
+        <w:spacing w:before="240" w:after="120"/>
       </w:pPr>
       <w:r>
         <w:rPr>
+          <w:rFonts w:ascii="DejaVu Serif" w:hAnsi="DejaVu Serif"/>
           <w:b/>
-          <w:color w:val="1C7293"/>
-          <w:sz w:val="24"/>
+          <w:color w:val="1A1A1A"/>
+          <w:sz w:val="25"/>
         </w:rPr>
         <w:t>4.5 Drift monitoring (Objective 4)</w:t>
       </w:r>
     </w:p>
     <w:p>
       <w:pPr>
-        <w:spacing w:after="120" w:line="300" w:lineRule="auto"/>
+        <w:spacing w:after="120" w:line="312" w:lineRule="auto"/>
+        <w:jc w:val="both"/>
       </w:pPr>
       <w:r>
         <w:rPr>
-          <w:rFonts w:ascii="Consolas" w:hAnsi="Consolas"/>
-          <w:color w:val="065A82"/>
-          <w:sz w:val="20"/>
-          <w:shd w:val="clear" w:color="auto" w:fill="F1F5F9"/>
+          <w:rFonts w:ascii="DejaVu Sans Mono" w:hAnsi="DejaVu Sans Mono"/>
+          <w:color w:val="1A1A1A"/>
+          <w:sz w:val="18"/>
+          <w:shd w:val="clear" w:color="auto" w:fill="F1F1F1"/>
         </w:rPr>
         <w:t>src/monitor.py</w:t>
       </w:r>
       <w:r>
         <w:rPr>
-          <w:color w:val="0F172A"/>
-          <w:sz w:val="22"/>
+          <w:rFonts w:ascii="DejaVu Serif" w:hAnsi="DejaVu Serif"/>
+          <w:color w:val="1A1A1A"/>
+          <w:sz w:val="21"/>
         </w:rPr>
         <w:t xml:space="preserve"> simulates three production batches against the </w:t>
       </w:r>
       <w:r>
         <w:rPr>
-          <w:rFonts w:ascii="Consolas" w:hAnsi="Consolas"/>
-          <w:color w:val="065A82"/>
-          <w:sz w:val="20"/>
-          <w:shd w:val="clear" w:color="auto" w:fill="F1F5F9"/>
+          <w:rFonts w:ascii="DejaVu Sans Mono" w:hAnsi="DejaVu Sans Mono"/>
+          <w:color w:val="1A1A1A"/>
+          <w:sz w:val="18"/>
+          <w:shd w:val="clear" w:color="auto" w:fill="F1F1F1"/>
         </w:rPr>
         <w:t>telco-churn-classifier@production</w:t>
       </w:r>
       <w:r>
         <w:rPr>
-          <w:color w:val="0F172A"/>
-          <w:sz w:val="22"/>
+          <w:rFonts w:ascii="DejaVu Serif" w:hAnsi="DejaVu Serif"/>
+          <w:color w:val="1A1A1A"/>
+          <w:sz w:val="21"/>
         </w:rPr>
         <w:t xml:space="preserve"> model. Each batch is logged as its own MLflow run in a separate </w:t>
       </w:r>
       <w:r>
         <w:rPr>
-          <w:rFonts w:ascii="Consolas" w:hAnsi="Consolas"/>
-          <w:color w:val="065A82"/>
-          <w:sz w:val="20"/>
-          <w:shd w:val="clear" w:color="auto" w:fill="F1F5F9"/>
+          <w:rFonts w:ascii="DejaVu Sans Mono" w:hAnsi="DejaVu Sans Mono"/>
+          <w:color w:val="1A1A1A"/>
+          <w:sz w:val="18"/>
+          <w:shd w:val="clear" w:color="auto" w:fill="F1F1F1"/>
         </w:rPr>
         <w:t>telco_churn_monitoring</w:t>
       </w:r>
       <w:r>
         <w:rPr>
-          <w:color w:val="0F172A"/>
-          <w:sz w:val="22"/>
+          <w:rFonts w:ascii="DejaVu Serif" w:hAnsi="DejaVu Serif"/>
+          <w:color w:val="1A1A1A"/>
+          <w:sz w:val="21"/>
         </w:rPr>
         <w:t xml:space="preserve"> experiment, so the metric time-series is browseable in the UI. The simulated batches are:</w:t>
       </w:r>
@@ -2548,27 +2750,31 @@
     <w:p>
       <w:pPr>
         <w:spacing w:after="60"/>
-        <w:ind w:left="425"/>
+        <w:ind w:left="454"/>
+        <w:jc w:val="both"/>
       </w:pPr>
       <w:r>
         <w:rPr>
-          <w:color w:val="0F172A"/>
-          <w:sz w:val="22"/>
+          <w:rFonts w:ascii="DejaVu Serif" w:hAnsi="DejaVu Serif"/>
+          <w:color w:val="1A1A1A"/>
+          <w:sz w:val="21"/>
         </w:rPr>
         <w:t xml:space="preserve">1. </w:t>
       </w:r>
       <w:r>
         <w:rPr>
+          <w:rFonts w:ascii="DejaVu Serif" w:hAnsi="DejaVu Serif"/>
           <w:b/>
-          <w:color w:val="0F172A"/>
-          <w:sz w:val="22"/>
+          <w:color w:val="1A1A1A"/>
+          <w:sz w:val="21"/>
         </w:rPr>
         <w:t>clean</w:t>
       </w:r>
       <w:r>
         <w:rPr>
-          <w:color w:val="0F172A"/>
-          <w:sz w:val="22"/>
+          <w:rFonts w:ascii="DejaVu Serif" w:hAnsi="DejaVu Serif"/>
+          <w:color w:val="1A1A1A"/>
+          <w:sz w:val="21"/>
         </w:rPr>
         <w:t xml:space="preserve"> — random sample of test set, no perturbation</w:t>
       </w:r>
@@ -2576,27 +2782,31 @@
     <w:p>
       <w:pPr>
         <w:spacing w:after="60"/>
-        <w:ind w:left="425"/>
+        <w:ind w:left="454"/>
+        <w:jc w:val="both"/>
       </w:pPr>
       <w:r>
         <w:rPr>
-          <w:color w:val="0F172A"/>
-          <w:sz w:val="22"/>
+          <w:rFonts w:ascii="DejaVu Serif" w:hAnsi="DejaVu Serif"/>
+          <w:color w:val="1A1A1A"/>
+          <w:sz w:val="21"/>
         </w:rPr>
         <w:t xml:space="preserve">2. </w:t>
       </w:r>
       <w:r>
         <w:rPr>
+          <w:rFonts w:ascii="DejaVu Serif" w:hAnsi="DejaVu Serif"/>
           <w:b/>
-          <w:color w:val="0F172A"/>
-          <w:sz w:val="22"/>
+          <w:color w:val="1A1A1A"/>
+          <w:sz w:val="21"/>
         </w:rPr>
         <w:t>feature_drift</w:t>
       </w:r>
       <w:r>
         <w:rPr>
-          <w:color w:val="0F172A"/>
-          <w:sz w:val="22"/>
+          <w:rFonts w:ascii="DejaVu Serif" w:hAnsi="DejaVu Serif"/>
+          <w:color w:val="1A1A1A"/>
+          <w:sz w:val="21"/>
         </w:rPr>
         <w:t xml:space="preserve"> — monthly charges shifted up by 15–35 %, contracts skewed toward Month-to-month (simulating a billing system change)</w:t>
       </w:r>
@@ -2604,132 +2814,145 @@
     <w:p>
       <w:pPr>
         <w:spacing w:after="60"/>
-        <w:ind w:left="425"/>
+        <w:ind w:left="454"/>
+        <w:jc w:val="both"/>
       </w:pPr>
       <w:r>
         <w:rPr>
-          <w:color w:val="0F172A"/>
-          <w:sz w:val="22"/>
+          <w:rFonts w:ascii="DejaVu Serif" w:hAnsi="DejaVu Serif"/>
+          <w:color w:val="1A1A1A"/>
+          <w:sz w:val="21"/>
         </w:rPr>
         <w:t xml:space="preserve">3. </w:t>
       </w:r>
       <w:r>
         <w:rPr>
+          <w:rFonts w:ascii="DejaVu Serif" w:hAnsi="DejaVu Serif"/>
           <w:b/>
-          <w:color w:val="0F172A"/>
-          <w:sz w:val="22"/>
+          <w:color w:val="1A1A1A"/>
+          <w:sz w:val="21"/>
         </w:rPr>
         <w:t>concept_drift</w:t>
       </w:r>
       <w:r>
         <w:rPr>
-          <w:color w:val="0F172A"/>
-          <w:sz w:val="22"/>
+          <w:rFonts w:ascii="DejaVu Serif" w:hAnsi="DejaVu Serif"/>
+          <w:color w:val="1A1A1A"/>
+          <w:sz w:val="21"/>
         </w:rPr>
         <w:t xml:space="preserve"> — features unchanged but 25 % of labels flipped (the relationship between X and y has shifted, e.g. a new competitor)</w:t>
       </w:r>
     </w:p>
     <w:p>
       <w:pPr>
-        <w:spacing w:after="120" w:line="300" w:lineRule="auto"/>
+        <w:spacing w:after="120" w:line="312" w:lineRule="auto"/>
+        <w:jc w:val="both"/>
       </w:pPr>
       <w:r>
         <w:rPr>
-          <w:color w:val="0F172A"/>
-          <w:sz w:val="22"/>
+          <w:rFonts w:ascii="DejaVu Serif" w:hAnsi="DejaVu Serif"/>
+          <w:color w:val="1A1A1A"/>
+          <w:sz w:val="21"/>
         </w:rPr>
         <w:t xml:space="preserve">Per-batch metrics logged: PSI per numeric feature, KS statistic + p-value per numeric feature, </w:t>
       </w:r>
       <w:r>
         <w:rPr>
-          <w:rFonts w:ascii="Consolas" w:hAnsi="Consolas"/>
-          <w:color w:val="065A82"/>
-          <w:sz w:val="20"/>
-          <w:shd w:val="clear" w:color="auto" w:fill="F1F5F9"/>
+          <w:rFonts w:ascii="DejaVu Sans Mono" w:hAnsi="DejaVu Sans Mono"/>
+          <w:color w:val="1A1A1A"/>
+          <w:sz w:val="18"/>
+          <w:shd w:val="clear" w:color="auto" w:fill="F1F1F1"/>
         </w:rPr>
         <w:t>max_psi</w:t>
       </w:r>
       <w:r>
         <w:rPr>
-          <w:color w:val="0F172A"/>
-          <w:sz w:val="22"/>
+          <w:rFonts w:ascii="DejaVu Serif" w:hAnsi="DejaVu Serif"/>
+          <w:color w:val="1A1A1A"/>
+          <w:sz w:val="21"/>
         </w:rPr>
         <w:t xml:space="preserve">, a binary </w:t>
       </w:r>
       <w:r>
         <w:rPr>
-          <w:rFonts w:ascii="Consolas" w:hAnsi="Consolas"/>
-          <w:color w:val="065A82"/>
-          <w:sz w:val="20"/>
-          <w:shd w:val="clear" w:color="auto" w:fill="F1F5F9"/>
+          <w:rFonts w:ascii="DejaVu Sans Mono" w:hAnsi="DejaVu Sans Mono"/>
+          <w:color w:val="1A1A1A"/>
+          <w:sz w:val="18"/>
+          <w:shd w:val="clear" w:color="auto" w:fill="F1F1F1"/>
         </w:rPr>
         <w:t>drift_alert</w:t>
       </w:r>
       <w:r>
         <w:rPr>
-          <w:color w:val="0F172A"/>
-          <w:sz w:val="22"/>
+          <w:rFonts w:ascii="DejaVu Serif" w:hAnsi="DejaVu Serif"/>
+          <w:color w:val="1A1A1A"/>
+          <w:sz w:val="21"/>
         </w:rPr>
         <w:t xml:space="preserve"> (PSI threshold &gt; 0.25), and full model performance (</w:t>
       </w:r>
       <w:r>
         <w:rPr>
-          <w:rFonts w:ascii="Consolas" w:hAnsi="Consolas"/>
-          <w:color w:val="065A82"/>
-          <w:sz w:val="20"/>
-          <w:shd w:val="clear" w:color="auto" w:fill="F1F5F9"/>
+          <w:rFonts w:ascii="DejaVu Sans Mono" w:hAnsi="DejaVu Sans Mono"/>
+          <w:color w:val="1A1A1A"/>
+          <w:sz w:val="18"/>
+          <w:shd w:val="clear" w:color="auto" w:fill="F1F1F1"/>
         </w:rPr>
         <w:t>prod_accuracy</w:t>
       </w:r>
       <w:r>
         <w:rPr>
-          <w:color w:val="0F172A"/>
-          <w:sz w:val="22"/>
+          <w:rFonts w:ascii="DejaVu Serif" w:hAnsi="DejaVu Serif"/>
+          <w:color w:val="1A1A1A"/>
+          <w:sz w:val="21"/>
         </w:rPr>
         <w:t xml:space="preserve">, </w:t>
       </w:r>
       <w:r>
         <w:rPr>
-          <w:rFonts w:ascii="Consolas" w:hAnsi="Consolas"/>
-          <w:color w:val="065A82"/>
-          <w:sz w:val="20"/>
-          <w:shd w:val="clear" w:color="auto" w:fill="F1F5F9"/>
+          <w:rFonts w:ascii="DejaVu Sans Mono" w:hAnsi="DejaVu Sans Mono"/>
+          <w:color w:val="1A1A1A"/>
+          <w:sz w:val="18"/>
+          <w:shd w:val="clear" w:color="auto" w:fill="F1F1F1"/>
         </w:rPr>
         <w:t>prod_roc_auc</w:t>
       </w:r>
       <w:r>
         <w:rPr>
-          <w:color w:val="0F172A"/>
-          <w:sz w:val="22"/>
+          <w:rFonts w:ascii="DejaVu Serif" w:hAnsi="DejaVu Serif"/>
+          <w:color w:val="1A1A1A"/>
+          <w:sz w:val="21"/>
         </w:rPr>
         <w:t xml:space="preserve">, </w:t>
       </w:r>
       <w:r>
         <w:rPr>
-          <w:rFonts w:ascii="Consolas" w:hAnsi="Consolas"/>
-          <w:color w:val="065A82"/>
-          <w:sz w:val="20"/>
-          <w:shd w:val="clear" w:color="auto" w:fill="F1F5F9"/>
+          <w:rFonts w:ascii="DejaVu Sans Mono" w:hAnsi="DejaVu Sans Mono"/>
+          <w:color w:val="1A1A1A"/>
+          <w:sz w:val="18"/>
+          <w:shd w:val="clear" w:color="auto" w:fill="F1F1F1"/>
         </w:rPr>
         <w:t>prod_f1</w:t>
       </w:r>
       <w:r>
         <w:rPr>
-          <w:color w:val="0F172A"/>
-          <w:sz w:val="22"/>
+          <w:rFonts w:ascii="DejaVu Serif" w:hAnsi="DejaVu Serif"/>
+          <w:color w:val="1A1A1A"/>
+          <w:sz w:val="21"/>
         </w:rPr>
         <w:t>, …). An Evidently HTML report is attached as an artifact.</w:t>
       </w:r>
     </w:p>
     <w:p>
       <w:pPr>
-        <w:spacing w:after="120" w:line="300" w:lineRule="auto"/>
+        <w:spacing w:after="120" w:line="312" w:lineRule="auto"/>
+        <w:jc w:val="both"/>
       </w:pPr>
       <w:r>
         <w:rPr>
+          <w:rFonts w:ascii="DejaVu Serif" w:hAnsi="DejaVu Serif"/>
           <w:b/>
-          <w:color w:val="0F172A"/>
-          <w:sz w:val="22"/>
+          <w:color w:val="1A1A1A"/>
+          <w:sz w:val="21"/>
         </w:rPr>
         <w:t>Results:</w:t>
       </w:r>
@@ -2742,25 +2965,22 @@
         <w:tblLook w:firstColumn="1" w:firstRow="1" w:lastColumn="0" w:lastRow="0" w:noHBand="0" w:noVBand="1" w:val="04A0"/>
       </w:tblPr>
       <w:tblGrid>
-        <w:gridCol w:w="1949"/>
-        <w:gridCol w:w="1949"/>
-        <w:gridCol w:w="1949"/>
-        <w:gridCol w:w="1949"/>
-        <w:gridCol w:w="1949"/>
+        <w:gridCol w:w="1881"/>
+        <w:gridCol w:w="1881"/>
+        <w:gridCol w:w="1881"/>
+        <w:gridCol w:w="1881"/>
+        <w:gridCol w:w="1881"/>
       </w:tblGrid>
       <w:tr>
-        <w:trPr>
-          <w:trHeight w:val="312"/>
-        </w:trPr>
         <w:tc>
           <w:tcPr>
-            <w:tcW w:type="dxa" w:w="1949"/>
-            <w:shd w:val="clear" w:color="auto" w:fill="21295C"/>
+            <w:tcW w:type="dxa" w:w="1881"/>
+            <w:shd w:val="clear" w:color="auto" w:fill="0B2A4A"/>
             <w:tcBorders>
-              <w:top w:val="single" w:sz="4" w:color="CBD5E1"/>
-              <w:left w:val="single" w:sz="4" w:color="CBD5E1"/>
-              <w:bottom w:val="single" w:sz="4" w:color="CBD5E1"/>
-              <w:right w:val="single" w:sz="4" w:color="CBD5E1"/>
+              <w:top w:val="single" w:sz="4" w:color="B0B7C3"/>
+              <w:left w:val="single" w:sz="4" w:color="B0B7C3"/>
+              <w:bottom w:val="single" w:sz="4" w:color="B0B7C3"/>
+              <w:right w:val="single" w:sz="4" w:color="B0B7C3"/>
             </w:tcBorders>
           </w:tcPr>
           <w:p>
@@ -2770,9 +2990,10 @@
             <w:r/>
             <w:r>
               <w:rPr>
+                <w:rFonts w:ascii="DejaVu Serif" w:hAnsi="DejaVu Serif"/>
                 <w:b/>
                 <w:color w:val="FFFFFF"/>
-                <w:sz w:val="21"/>
+                <w:sz w:val="20"/>
               </w:rPr>
               <w:t>Scenario</w:t>
             </w:r>
@@ -2780,13 +3001,13 @@
         </w:tc>
         <w:tc>
           <w:tcPr>
-            <w:tcW w:type="dxa" w:w="1949"/>
-            <w:shd w:val="clear" w:color="auto" w:fill="21295C"/>
+            <w:tcW w:type="dxa" w:w="1881"/>
+            <w:shd w:val="clear" w:color="auto" w:fill="0B2A4A"/>
             <w:tcBorders>
-              <w:top w:val="single" w:sz="4" w:color="CBD5E1"/>
-              <w:left w:val="single" w:sz="4" w:color="CBD5E1"/>
-              <w:bottom w:val="single" w:sz="4" w:color="CBD5E1"/>
-              <w:right w:val="single" w:sz="4" w:color="CBD5E1"/>
+              <w:top w:val="single" w:sz="4" w:color="B0B7C3"/>
+              <w:left w:val="single" w:sz="4" w:color="B0B7C3"/>
+              <w:bottom w:val="single" w:sz="4" w:color="B0B7C3"/>
+              <w:right w:val="single" w:sz="4" w:color="B0B7C3"/>
             </w:tcBorders>
           </w:tcPr>
           <w:p>
@@ -2796,9 +3017,10 @@
             <w:r/>
             <w:r>
               <w:rPr>
+                <w:rFonts w:ascii="DejaVu Serif" w:hAnsi="DejaVu Serif"/>
                 <w:b/>
                 <w:color w:val="FFFFFF"/>
-                <w:sz w:val="21"/>
+                <w:sz w:val="20"/>
               </w:rPr>
               <w:t>max_psi</w:t>
             </w:r>
@@ -2806,13 +3028,13 @@
         </w:tc>
         <w:tc>
           <w:tcPr>
-            <w:tcW w:type="dxa" w:w="1949"/>
-            <w:shd w:val="clear" w:color="auto" w:fill="21295C"/>
+            <w:tcW w:type="dxa" w:w="1881"/>
+            <w:shd w:val="clear" w:color="auto" w:fill="0B2A4A"/>
             <w:tcBorders>
-              <w:top w:val="single" w:sz="4" w:color="CBD5E1"/>
-              <w:left w:val="single" w:sz="4" w:color="CBD5E1"/>
-              <w:bottom w:val="single" w:sz="4" w:color="CBD5E1"/>
-              <w:right w:val="single" w:sz="4" w:color="CBD5E1"/>
+              <w:top w:val="single" w:sz="4" w:color="B0B7C3"/>
+              <w:left w:val="single" w:sz="4" w:color="B0B7C3"/>
+              <w:bottom w:val="single" w:sz="4" w:color="B0B7C3"/>
+              <w:right w:val="single" w:sz="4" w:color="B0B7C3"/>
             </w:tcBorders>
           </w:tcPr>
           <w:p>
@@ -2822,9 +3044,10 @@
             <w:r/>
             <w:r>
               <w:rPr>
+                <w:rFonts w:ascii="DejaVu Serif" w:hAnsi="DejaVu Serif"/>
                 <w:b/>
                 <w:color w:val="FFFFFF"/>
-                <w:sz w:val="21"/>
+                <w:sz w:val="20"/>
               </w:rPr>
               <w:t>drift_alert</w:t>
             </w:r>
@@ -2832,13 +3055,13 @@
         </w:tc>
         <w:tc>
           <w:tcPr>
-            <w:tcW w:type="dxa" w:w="1949"/>
-            <w:shd w:val="clear" w:color="auto" w:fill="21295C"/>
+            <w:tcW w:type="dxa" w:w="1881"/>
+            <w:shd w:val="clear" w:color="auto" w:fill="0B2A4A"/>
             <w:tcBorders>
-              <w:top w:val="single" w:sz="4" w:color="CBD5E1"/>
-              <w:left w:val="single" w:sz="4" w:color="CBD5E1"/>
-              <w:bottom w:val="single" w:sz="4" w:color="CBD5E1"/>
-              <w:right w:val="single" w:sz="4" w:color="CBD5E1"/>
+              <w:top w:val="single" w:sz="4" w:color="B0B7C3"/>
+              <w:left w:val="single" w:sz="4" w:color="B0B7C3"/>
+              <w:bottom w:val="single" w:sz="4" w:color="B0B7C3"/>
+              <w:right w:val="single" w:sz="4" w:color="B0B7C3"/>
             </w:tcBorders>
           </w:tcPr>
           <w:p>
@@ -2848,9 +3071,10 @@
             <w:r/>
             <w:r>
               <w:rPr>
+                <w:rFonts w:ascii="DejaVu Serif" w:hAnsi="DejaVu Serif"/>
                 <w:b/>
                 <w:color w:val="FFFFFF"/>
-                <w:sz w:val="21"/>
+                <w:sz w:val="20"/>
               </w:rPr>
               <w:t>prod_roc_auc</w:t>
             </w:r>
@@ -2858,13 +3082,13 @@
         </w:tc>
         <w:tc>
           <w:tcPr>
-            <w:tcW w:type="dxa" w:w="1949"/>
-            <w:shd w:val="clear" w:color="auto" w:fill="21295C"/>
+            <w:tcW w:type="dxa" w:w="1881"/>
+            <w:shd w:val="clear" w:color="auto" w:fill="0B2A4A"/>
             <w:tcBorders>
-              <w:top w:val="single" w:sz="4" w:color="CBD5E1"/>
-              <w:left w:val="single" w:sz="4" w:color="CBD5E1"/>
-              <w:bottom w:val="single" w:sz="4" w:color="CBD5E1"/>
-              <w:right w:val="single" w:sz="4" w:color="CBD5E1"/>
+              <w:top w:val="single" w:sz="4" w:color="B0B7C3"/>
+              <w:left w:val="single" w:sz="4" w:color="B0B7C3"/>
+              <w:bottom w:val="single" w:sz="4" w:color="B0B7C3"/>
+              <w:right w:val="single" w:sz="4" w:color="B0B7C3"/>
             </w:tcBorders>
           </w:tcPr>
           <w:p>
@@ -2874,9 +3098,10 @@
             <w:r/>
             <w:r>
               <w:rPr>
+                <w:rFonts w:ascii="DejaVu Serif" w:hAnsi="DejaVu Serif"/>
                 <w:b/>
                 <w:color w:val="FFFFFF"/>
-                <w:sz w:val="21"/>
+                <w:sz w:val="20"/>
               </w:rPr>
               <w:t>prod_f1</w:t>
             </w:r>
@@ -2884,17 +3109,14 @@
         </w:tc>
       </w:tr>
       <w:tr>
-        <w:trPr>
-          <w:trHeight w:val="312"/>
-        </w:trPr>
         <w:tc>
           <w:tcPr>
-            <w:tcW w:type="dxa" w:w="1949"/>
+            <w:tcW w:type="dxa" w:w="1881"/>
             <w:tcBorders>
-              <w:top w:val="single" w:sz="4" w:color="CBD5E1"/>
-              <w:left w:val="single" w:sz="4" w:color="CBD5E1"/>
-              <w:bottom w:val="single" w:sz="4" w:color="CBD5E1"/>
-              <w:right w:val="single" w:sz="4" w:color="CBD5E1"/>
+              <w:top w:val="single" w:sz="4" w:color="B0B7C3"/>
+              <w:left w:val="single" w:sz="4" w:color="B0B7C3"/>
+              <w:bottom w:val="single" w:sz="4" w:color="B0B7C3"/>
+              <w:right w:val="single" w:sz="4" w:color="B0B7C3"/>
             </w:tcBorders>
           </w:tcPr>
           <w:p>
@@ -2904,8 +3126,9 @@
             <w:r/>
             <w:r>
               <w:rPr>
-                <w:color w:val="0F172A"/>
-                <w:sz w:val="21"/>
+                <w:rFonts w:ascii="DejaVu Serif" w:hAnsi="DejaVu Serif"/>
+                <w:color w:val="1A1A1A"/>
+                <w:sz w:val="20"/>
               </w:rPr>
               <w:t>clean</w:t>
             </w:r>
@@ -2913,12 +3136,12 @@
         </w:tc>
         <w:tc>
           <w:tcPr>
-            <w:tcW w:type="dxa" w:w="1949"/>
+            <w:tcW w:type="dxa" w:w="1881"/>
             <w:tcBorders>
-              <w:top w:val="single" w:sz="4" w:color="CBD5E1"/>
-              <w:left w:val="single" w:sz="4" w:color="CBD5E1"/>
-              <w:bottom w:val="single" w:sz="4" w:color="CBD5E1"/>
-              <w:right w:val="single" w:sz="4" w:color="CBD5E1"/>
+              <w:top w:val="single" w:sz="4" w:color="B0B7C3"/>
+              <w:left w:val="single" w:sz="4" w:color="B0B7C3"/>
+              <w:bottom w:val="single" w:sz="4" w:color="B0B7C3"/>
+              <w:right w:val="single" w:sz="4" w:color="B0B7C3"/>
             </w:tcBorders>
           </w:tcPr>
           <w:p>
@@ -2928,8 +3151,9 @@
             <w:r/>
             <w:r>
               <w:rPr>
-                <w:color w:val="0F172A"/>
-                <w:sz w:val="21"/>
+                <w:rFonts w:ascii="DejaVu Serif" w:hAnsi="DejaVu Serif"/>
+                <w:color w:val="1A1A1A"/>
+                <w:sz w:val="20"/>
               </w:rPr>
               <w:t>0.023</w:t>
             </w:r>
@@ -2937,12 +3161,12 @@
         </w:tc>
         <w:tc>
           <w:tcPr>
-            <w:tcW w:type="dxa" w:w="1949"/>
+            <w:tcW w:type="dxa" w:w="1881"/>
             <w:tcBorders>
-              <w:top w:val="single" w:sz="4" w:color="CBD5E1"/>
-              <w:left w:val="single" w:sz="4" w:color="CBD5E1"/>
-              <w:bottom w:val="single" w:sz="4" w:color="CBD5E1"/>
-              <w:right w:val="single" w:sz="4" w:color="CBD5E1"/>
+              <w:top w:val="single" w:sz="4" w:color="B0B7C3"/>
+              <w:left w:val="single" w:sz="4" w:color="B0B7C3"/>
+              <w:bottom w:val="single" w:sz="4" w:color="B0B7C3"/>
+              <w:right w:val="single" w:sz="4" w:color="B0B7C3"/>
             </w:tcBorders>
           </w:tcPr>
           <w:p>
@@ -2952,8 +3176,9 @@
             <w:r/>
             <w:r>
               <w:rPr>
-                <w:color w:val="0F172A"/>
-                <w:sz w:val="21"/>
+                <w:rFonts w:ascii="DejaVu Serif" w:hAnsi="DejaVu Serif"/>
+                <w:color w:val="1A1A1A"/>
+                <w:sz w:val="20"/>
               </w:rPr>
               <w:t>False</w:t>
             </w:r>
@@ -2961,12 +3186,12 @@
         </w:tc>
         <w:tc>
           <w:tcPr>
-            <w:tcW w:type="dxa" w:w="1949"/>
+            <w:tcW w:type="dxa" w:w="1881"/>
             <w:tcBorders>
-              <w:top w:val="single" w:sz="4" w:color="CBD5E1"/>
-              <w:left w:val="single" w:sz="4" w:color="CBD5E1"/>
-              <w:bottom w:val="single" w:sz="4" w:color="CBD5E1"/>
-              <w:right w:val="single" w:sz="4" w:color="CBD5E1"/>
+              <w:top w:val="single" w:sz="4" w:color="B0B7C3"/>
+              <w:left w:val="single" w:sz="4" w:color="B0B7C3"/>
+              <w:bottom w:val="single" w:sz="4" w:color="B0B7C3"/>
+              <w:right w:val="single" w:sz="4" w:color="B0B7C3"/>
             </w:tcBorders>
           </w:tcPr>
           <w:p>
@@ -2976,8 +3201,9 @@
             <w:r/>
             <w:r>
               <w:rPr>
-                <w:color w:val="0F172A"/>
-                <w:sz w:val="21"/>
+                <w:rFonts w:ascii="DejaVu Serif" w:hAnsi="DejaVu Serif"/>
+                <w:color w:val="1A1A1A"/>
+                <w:sz w:val="20"/>
               </w:rPr>
               <w:t>0.834</w:t>
             </w:r>
@@ -2985,12 +3211,12 @@
         </w:tc>
         <w:tc>
           <w:tcPr>
-            <w:tcW w:type="dxa" w:w="1949"/>
+            <w:tcW w:type="dxa" w:w="1881"/>
             <w:tcBorders>
-              <w:top w:val="single" w:sz="4" w:color="CBD5E1"/>
-              <w:left w:val="single" w:sz="4" w:color="CBD5E1"/>
-              <w:bottom w:val="single" w:sz="4" w:color="CBD5E1"/>
-              <w:right w:val="single" w:sz="4" w:color="CBD5E1"/>
+              <w:top w:val="single" w:sz="4" w:color="B0B7C3"/>
+              <w:left w:val="single" w:sz="4" w:color="B0B7C3"/>
+              <w:bottom w:val="single" w:sz="4" w:color="B0B7C3"/>
+              <w:right w:val="single" w:sz="4" w:color="B0B7C3"/>
             </w:tcBorders>
           </w:tcPr>
           <w:p>
@@ -3000,8 +3226,9 @@
             <w:r/>
             <w:r>
               <w:rPr>
-                <w:color w:val="0F172A"/>
-                <w:sz w:val="21"/>
+                <w:rFonts w:ascii="DejaVu Serif" w:hAnsi="DejaVu Serif"/>
+                <w:color w:val="1A1A1A"/>
+                <w:sz w:val="20"/>
               </w:rPr>
               <w:t>0.551</w:t>
             </w:r>
@@ -3009,18 +3236,15 @@
         </w:tc>
       </w:tr>
       <w:tr>
-        <w:trPr>
-          <w:trHeight w:val="312"/>
-        </w:trPr>
         <w:tc>
           <w:tcPr>
-            <w:tcW w:type="dxa" w:w="1949"/>
-            <w:shd w:val="clear" w:color="auto" w:fill="F1F5F9"/>
+            <w:tcW w:type="dxa" w:w="1881"/>
+            <w:shd w:val="clear" w:color="auto" w:fill="F7F8FA"/>
             <w:tcBorders>
-              <w:top w:val="single" w:sz="4" w:color="CBD5E1"/>
-              <w:left w:val="single" w:sz="4" w:color="CBD5E1"/>
-              <w:bottom w:val="single" w:sz="4" w:color="CBD5E1"/>
-              <w:right w:val="single" w:sz="4" w:color="CBD5E1"/>
+              <w:top w:val="single" w:sz="4" w:color="B0B7C3"/>
+              <w:left w:val="single" w:sz="4" w:color="B0B7C3"/>
+              <w:bottom w:val="single" w:sz="4" w:color="B0B7C3"/>
+              <w:right w:val="single" w:sz="4" w:color="B0B7C3"/>
             </w:tcBorders>
           </w:tcPr>
           <w:p>
@@ -3030,8 +3254,9 @@
             <w:r/>
             <w:r>
               <w:rPr>
-                <w:color w:val="0F172A"/>
-                <w:sz w:val="21"/>
+                <w:rFonts w:ascii="DejaVu Serif" w:hAnsi="DejaVu Serif"/>
+                <w:color w:val="1A1A1A"/>
+                <w:sz w:val="20"/>
               </w:rPr>
               <w:t>feature_drift</w:t>
             </w:r>
@@ -3039,13 +3264,13 @@
         </w:tc>
         <w:tc>
           <w:tcPr>
-            <w:tcW w:type="dxa" w:w="1949"/>
-            <w:shd w:val="clear" w:color="auto" w:fill="F1F5F9"/>
+            <w:tcW w:type="dxa" w:w="1881"/>
+            <w:shd w:val="clear" w:color="auto" w:fill="F7F8FA"/>
             <w:tcBorders>
-              <w:top w:val="single" w:sz="4" w:color="CBD5E1"/>
-              <w:left w:val="single" w:sz="4" w:color="CBD5E1"/>
-              <w:bottom w:val="single" w:sz="4" w:color="CBD5E1"/>
-              <w:right w:val="single" w:sz="4" w:color="CBD5E1"/>
+              <w:top w:val="single" w:sz="4" w:color="B0B7C3"/>
+              <w:left w:val="single" w:sz="4" w:color="B0B7C3"/>
+              <w:bottom w:val="single" w:sz="4" w:color="B0B7C3"/>
+              <w:right w:val="single" w:sz="4" w:color="B0B7C3"/>
             </w:tcBorders>
           </w:tcPr>
           <w:p>
@@ -3055,8 +3280,9 @@
             <w:r/>
             <w:r>
               <w:rPr>
-                <w:color w:val="0F172A"/>
-                <w:sz w:val="21"/>
+                <w:rFonts w:ascii="DejaVu Serif" w:hAnsi="DejaVu Serif"/>
+                <w:color w:val="1A1A1A"/>
+                <w:sz w:val="20"/>
               </w:rPr>
               <w:t>1.488</w:t>
             </w:r>
@@ -3064,13 +3290,13 @@
         </w:tc>
         <w:tc>
           <w:tcPr>
-            <w:tcW w:type="dxa" w:w="1949"/>
-            <w:shd w:val="clear" w:color="auto" w:fill="F1F5F9"/>
+            <w:tcW w:type="dxa" w:w="1881"/>
+            <w:shd w:val="clear" w:color="auto" w:fill="F7F8FA"/>
             <w:tcBorders>
-              <w:top w:val="single" w:sz="4" w:color="CBD5E1"/>
-              <w:left w:val="single" w:sz="4" w:color="CBD5E1"/>
-              <w:bottom w:val="single" w:sz="4" w:color="CBD5E1"/>
-              <w:right w:val="single" w:sz="4" w:color="CBD5E1"/>
+              <w:top w:val="single" w:sz="4" w:color="B0B7C3"/>
+              <w:left w:val="single" w:sz="4" w:color="B0B7C3"/>
+              <w:bottom w:val="single" w:sz="4" w:color="B0B7C3"/>
+              <w:right w:val="single" w:sz="4" w:color="B0B7C3"/>
             </w:tcBorders>
           </w:tcPr>
           <w:p>
@@ -3080,9 +3306,10 @@
             <w:r/>
             <w:r>
               <w:rPr>
+                <w:rFonts w:ascii="DejaVu Serif" w:hAnsi="DejaVu Serif"/>
                 <w:b/>
-                <w:color w:val="0F172A"/>
-                <w:sz w:val="21"/>
+                <w:color w:val="1A1A1A"/>
+                <w:sz w:val="20"/>
               </w:rPr>
               <w:t>True</w:t>
             </w:r>
@@ -3090,13 +3317,13 @@
         </w:tc>
         <w:tc>
           <w:tcPr>
-            <w:tcW w:type="dxa" w:w="1949"/>
-            <w:shd w:val="clear" w:color="auto" w:fill="F1F5F9"/>
+            <w:tcW w:type="dxa" w:w="1881"/>
+            <w:shd w:val="clear" w:color="auto" w:fill="F7F8FA"/>
             <w:tcBorders>
-              <w:top w:val="single" w:sz="4" w:color="CBD5E1"/>
-              <w:left w:val="single" w:sz="4" w:color="CBD5E1"/>
-              <w:bottom w:val="single" w:sz="4" w:color="CBD5E1"/>
-              <w:right w:val="single" w:sz="4" w:color="CBD5E1"/>
+              <w:top w:val="single" w:sz="4" w:color="B0B7C3"/>
+              <w:left w:val="single" w:sz="4" w:color="B0B7C3"/>
+              <w:bottom w:val="single" w:sz="4" w:color="B0B7C3"/>
+              <w:right w:val="single" w:sz="4" w:color="B0B7C3"/>
             </w:tcBorders>
           </w:tcPr>
           <w:p>
@@ -3106,8 +3333,9 @@
             <w:r/>
             <w:r>
               <w:rPr>
-                <w:color w:val="0F172A"/>
-                <w:sz w:val="21"/>
+                <w:rFonts w:ascii="DejaVu Serif" w:hAnsi="DejaVu Serif"/>
+                <w:color w:val="1A1A1A"/>
+                <w:sz w:val="20"/>
               </w:rPr>
               <w:t>0.843</w:t>
             </w:r>
@@ -3115,13 +3343,13 @@
         </w:tc>
         <w:tc>
           <w:tcPr>
-            <w:tcW w:type="dxa" w:w="1949"/>
-            <w:shd w:val="clear" w:color="auto" w:fill="F1F5F9"/>
+            <w:tcW w:type="dxa" w:w="1881"/>
+            <w:shd w:val="clear" w:color="auto" w:fill="F7F8FA"/>
             <w:tcBorders>
-              <w:top w:val="single" w:sz="4" w:color="CBD5E1"/>
-              <w:left w:val="single" w:sz="4" w:color="CBD5E1"/>
-              <w:bottom w:val="single" w:sz="4" w:color="CBD5E1"/>
-              <w:right w:val="single" w:sz="4" w:color="CBD5E1"/>
+              <w:top w:val="single" w:sz="4" w:color="B0B7C3"/>
+              <w:left w:val="single" w:sz="4" w:color="B0B7C3"/>
+              <w:bottom w:val="single" w:sz="4" w:color="B0B7C3"/>
+              <w:right w:val="single" w:sz="4" w:color="B0B7C3"/>
             </w:tcBorders>
           </w:tcPr>
           <w:p>
@@ -3131,8 +3359,9 @@
             <w:r/>
             <w:r>
               <w:rPr>
-                <w:color w:val="0F172A"/>
-                <w:sz w:val="21"/>
+                <w:rFonts w:ascii="DejaVu Serif" w:hAnsi="DejaVu Serif"/>
+                <w:color w:val="1A1A1A"/>
+                <w:sz w:val="20"/>
               </w:rPr>
               <w:t>0.617</w:t>
             </w:r>
@@ -3140,17 +3369,14 @@
         </w:tc>
       </w:tr>
       <w:tr>
-        <w:trPr>
-          <w:trHeight w:val="312"/>
-        </w:trPr>
         <w:tc>
           <w:tcPr>
-            <w:tcW w:type="dxa" w:w="1949"/>
+            <w:tcW w:type="dxa" w:w="1881"/>
             <w:tcBorders>
-              <w:top w:val="single" w:sz="4" w:color="CBD5E1"/>
-              <w:left w:val="single" w:sz="4" w:color="CBD5E1"/>
-              <w:bottom w:val="single" w:sz="4" w:color="CBD5E1"/>
-              <w:right w:val="single" w:sz="4" w:color="CBD5E1"/>
+              <w:top w:val="single" w:sz="4" w:color="B0B7C3"/>
+              <w:left w:val="single" w:sz="4" w:color="B0B7C3"/>
+              <w:bottom w:val="single" w:sz="4" w:color="B0B7C3"/>
+              <w:right w:val="single" w:sz="4" w:color="B0B7C3"/>
             </w:tcBorders>
           </w:tcPr>
           <w:p>
@@ -3160,8 +3386,9 @@
             <w:r/>
             <w:r>
               <w:rPr>
-                <w:color w:val="0F172A"/>
-                <w:sz w:val="21"/>
+                <w:rFonts w:ascii="DejaVu Serif" w:hAnsi="DejaVu Serif"/>
+                <w:color w:val="1A1A1A"/>
+                <w:sz w:val="20"/>
               </w:rPr>
               <w:t>concept_drift</w:t>
             </w:r>
@@ -3169,12 +3396,12 @@
         </w:tc>
         <w:tc>
           <w:tcPr>
-            <w:tcW w:type="dxa" w:w="1949"/>
+            <w:tcW w:type="dxa" w:w="1881"/>
             <w:tcBorders>
-              <w:top w:val="single" w:sz="4" w:color="CBD5E1"/>
-              <w:left w:val="single" w:sz="4" w:color="CBD5E1"/>
-              <w:bottom w:val="single" w:sz="4" w:color="CBD5E1"/>
-              <w:right w:val="single" w:sz="4" w:color="CBD5E1"/>
+              <w:top w:val="single" w:sz="4" w:color="B0B7C3"/>
+              <w:left w:val="single" w:sz="4" w:color="B0B7C3"/>
+              <w:bottom w:val="single" w:sz="4" w:color="B0B7C3"/>
+              <w:right w:val="single" w:sz="4" w:color="B0B7C3"/>
             </w:tcBorders>
           </w:tcPr>
           <w:p>
@@ -3184,8 +3411,9 @@
             <w:r/>
             <w:r>
               <w:rPr>
-                <w:color w:val="0F172A"/>
-                <w:sz w:val="21"/>
+                <w:rFonts w:ascii="DejaVu Serif" w:hAnsi="DejaVu Serif"/>
+                <w:color w:val="1A1A1A"/>
+                <w:sz w:val="20"/>
               </w:rPr>
               <w:t>0.016</w:t>
             </w:r>
@@ -3193,12 +3421,12 @@
         </w:tc>
         <w:tc>
           <w:tcPr>
-            <w:tcW w:type="dxa" w:w="1949"/>
+            <w:tcW w:type="dxa" w:w="1881"/>
             <w:tcBorders>
-              <w:top w:val="single" w:sz="4" w:color="CBD5E1"/>
-              <w:left w:val="single" w:sz="4" w:color="CBD5E1"/>
-              <w:bottom w:val="single" w:sz="4" w:color="CBD5E1"/>
-              <w:right w:val="single" w:sz="4" w:color="CBD5E1"/>
+              <w:top w:val="single" w:sz="4" w:color="B0B7C3"/>
+              <w:left w:val="single" w:sz="4" w:color="B0B7C3"/>
+              <w:bottom w:val="single" w:sz="4" w:color="B0B7C3"/>
+              <w:right w:val="single" w:sz="4" w:color="B0B7C3"/>
             </w:tcBorders>
           </w:tcPr>
           <w:p>
@@ -3208,8 +3436,9 @@
             <w:r/>
             <w:r>
               <w:rPr>
-                <w:color w:val="0F172A"/>
-                <w:sz w:val="21"/>
+                <w:rFonts w:ascii="DejaVu Serif" w:hAnsi="DejaVu Serif"/>
+                <w:color w:val="1A1A1A"/>
+                <w:sz w:val="20"/>
               </w:rPr>
               <w:t>False</w:t>
             </w:r>
@@ -3217,12 +3446,12 @@
         </w:tc>
         <w:tc>
           <w:tcPr>
-            <w:tcW w:type="dxa" w:w="1949"/>
+            <w:tcW w:type="dxa" w:w="1881"/>
             <w:tcBorders>
-              <w:top w:val="single" w:sz="4" w:color="CBD5E1"/>
-              <w:left w:val="single" w:sz="4" w:color="CBD5E1"/>
-              <w:bottom w:val="single" w:sz="4" w:color="CBD5E1"/>
-              <w:right w:val="single" w:sz="4" w:color="CBD5E1"/>
+              <w:top w:val="single" w:sz="4" w:color="B0B7C3"/>
+              <w:left w:val="single" w:sz="4" w:color="B0B7C3"/>
+              <w:bottom w:val="single" w:sz="4" w:color="B0B7C3"/>
+              <w:right w:val="single" w:sz="4" w:color="B0B7C3"/>
             </w:tcBorders>
           </w:tcPr>
           <w:p>
@@ -3232,9 +3461,10 @@
             <w:r/>
             <w:r>
               <w:rPr>
+                <w:rFonts w:ascii="DejaVu Serif" w:hAnsi="DejaVu Serif"/>
                 <w:b/>
-                <w:color w:val="0F172A"/>
-                <w:sz w:val="21"/>
+                <w:color w:val="1A1A1A"/>
+                <w:sz w:val="20"/>
               </w:rPr>
               <w:t>0.654</w:t>
             </w:r>
@@ -3242,12 +3472,12 @@
         </w:tc>
         <w:tc>
           <w:tcPr>
-            <w:tcW w:type="dxa" w:w="1949"/>
+            <w:tcW w:type="dxa" w:w="1881"/>
             <w:tcBorders>
-              <w:top w:val="single" w:sz="4" w:color="CBD5E1"/>
-              <w:left w:val="single" w:sz="4" w:color="CBD5E1"/>
-              <w:bottom w:val="single" w:sz="4" w:color="CBD5E1"/>
-              <w:right w:val="single" w:sz="4" w:color="CBD5E1"/>
+              <w:top w:val="single" w:sz="4" w:color="B0B7C3"/>
+              <w:left w:val="single" w:sz="4" w:color="B0B7C3"/>
+              <w:bottom w:val="single" w:sz="4" w:color="B0B7C3"/>
+              <w:right w:val="single" w:sz="4" w:color="B0B7C3"/>
             </w:tcBorders>
           </w:tcPr>
           <w:p>
@@ -3257,8 +3487,9 @@
             <w:r/>
             <w:r>
               <w:rPr>
-                <w:color w:val="0F172A"/>
-                <w:sz w:val="21"/>
+                <w:rFonts w:ascii="DejaVu Serif" w:hAnsi="DejaVu Serif"/>
+                <w:color w:val="1A1A1A"/>
+                <w:sz w:val="20"/>
               </w:rPr>
               <w:t>0.445</w:t>
             </w:r>
@@ -3268,39 +3499,45 @@
     </w:tbl>
     <w:p>
       <w:pPr>
-        <w:spacing w:after="120" w:line="300" w:lineRule="auto"/>
+        <w:spacing w:after="120" w:line="312" w:lineRule="auto"/>
+        <w:jc w:val="both"/>
       </w:pPr>
       <w:r>
         <w:rPr>
-          <w:color w:val="0F172A"/>
-          <w:sz w:val="22"/>
+          <w:rFonts w:ascii="DejaVu Serif" w:hAnsi="DejaVu Serif"/>
+          <w:color w:val="1A1A1A"/>
+          <w:sz w:val="21"/>
         </w:rPr>
         <w:t xml:space="preserve">The third scenario is the key insight of the project: </w:t>
       </w:r>
       <w:r>
         <w:rPr>
+          <w:rFonts w:ascii="DejaVu Serif" w:hAnsi="DejaVu Serif"/>
           <w:b/>
-          <w:color w:val="0F172A"/>
-          <w:sz w:val="22"/>
+          <w:color w:val="1A1A1A"/>
+          <w:sz w:val="21"/>
         </w:rPr>
         <w:t>PSI alone is blind to concept drift</w:t>
       </w:r>
       <w:r>
         <w:rPr>
-          <w:color w:val="0F172A"/>
-          <w:sz w:val="22"/>
+          <w:rFonts w:ascii="DejaVu Serif" w:hAnsi="DejaVu Serif"/>
+          <w:color w:val="1A1A1A"/>
+          <w:sz w:val="21"/>
         </w:rPr>
         <w:t>. Features look identical to training, the alarm does not fire, yet model performance collapses. This is why production monitoring must combine input-distribution checks with performance metrics on labelled samples whenever ground truth is available (delayed labels, post-decision feedback, manual review queues, etc.).</w:t>
       </w:r>
     </w:p>
     <w:p>
       <w:pPr>
-        <w:spacing w:before="280" w:after="80"/>
+        <w:keepNext/>
+        <w:spacing w:before="360" w:after="120"/>
       </w:pPr>
       <w:r>
         <w:rPr>
+          <w:rFonts w:ascii="DejaVu Serif" w:hAnsi="DejaVu Serif"/>
           <w:b/>
-          <w:color w:val="065A82"/>
+          <w:color w:val="0B2A4A"/>
           <w:sz w:val="30"/>
         </w:rPr>
         <w:t>5. Discussion and insights</w:t>
@@ -3309,27 +3546,31 @@
     <w:p>
       <w:pPr>
         <w:spacing w:after="60"/>
-        <w:ind w:left="425"/>
+        <w:ind w:left="454"/>
+        <w:jc w:val="both"/>
       </w:pPr>
       <w:r>
         <w:rPr>
-          <w:color w:val="0F172A"/>
-          <w:sz w:val="22"/>
+          <w:rFonts w:ascii="DejaVu Serif" w:hAnsi="DejaVu Serif"/>
+          <w:color w:val="1A1A1A"/>
+          <w:sz w:val="21"/>
         </w:rPr>
         <w:t xml:space="preserve">1. </w:t>
       </w:r>
       <w:r>
         <w:rPr>
+          <w:rFonts w:ascii="DejaVu Serif" w:hAnsi="DejaVu Serif"/>
           <w:b/>
-          <w:color w:val="0F172A"/>
-          <w:sz w:val="22"/>
+          <w:color w:val="1A1A1A"/>
+          <w:sz w:val="21"/>
         </w:rPr>
         <w:t>Simpler can win on small tabular data.</w:t>
       </w:r>
       <w:r>
         <w:rPr>
-          <w:color w:val="0F172A"/>
-          <w:sz w:val="22"/>
+          <w:rFonts w:ascii="DejaVu Serif" w:hAnsi="DejaVu Serif"/>
+          <w:color w:val="1A1A1A"/>
+          <w:sz w:val="21"/>
         </w:rPr>
         <w:t xml:space="preserve"> The strongest out-of-the-box model was LogisticRegression; only after Hyperopt with regularization tuning did Gradient Boosting overtake it. Capacity isn't free.</w:t>
       </w:r>
@@ -3337,107 +3578,116 @@
     <w:p>
       <w:pPr>
         <w:spacing w:after="60"/>
-        <w:ind w:left="425"/>
+        <w:ind w:left="454"/>
+        <w:jc w:val="both"/>
       </w:pPr>
       <w:r>
         <w:rPr>
-          <w:color w:val="0F172A"/>
-          <w:sz w:val="22"/>
+          <w:rFonts w:ascii="DejaVu Serif" w:hAnsi="DejaVu Serif"/>
+          <w:color w:val="1A1A1A"/>
+          <w:sz w:val="21"/>
         </w:rPr>
         <w:t xml:space="preserve">2. </w:t>
       </w:r>
       <w:r>
         <w:rPr>
+          <w:rFonts w:ascii="DejaVu Serif" w:hAnsi="DejaVu Serif"/>
           <w:b/>
-          <w:color w:val="0F172A"/>
-          <w:sz w:val="22"/>
+          <w:color w:val="1A1A1A"/>
+          <w:sz w:val="21"/>
         </w:rPr>
         <w:t>MLflow 3 separates "Logged Models" from runs.</w:t>
       </w:r>
       <w:r>
         <w:rPr>
-          <w:color w:val="0F172A"/>
-          <w:sz w:val="22"/>
+          <w:rFonts w:ascii="DejaVu Serif" w:hAnsi="DejaVu Serif"/>
+          <w:color w:val="1A1A1A"/>
+          <w:sz w:val="21"/>
         </w:rPr>
         <w:t xml:space="preserve"> The artifact path is </w:t>
       </w:r>
       <w:r>
         <w:rPr>
-          <w:rFonts w:ascii="Consolas" w:hAnsi="Consolas"/>
-          <w:color w:val="065A82"/>
-          <w:sz w:val="20"/>
-          <w:shd w:val="clear" w:color="auto" w:fill="F1F5F9"/>
+          <w:rFonts w:ascii="DejaVu Sans Mono" w:hAnsi="DejaVu Sans Mono"/>
+          <w:color w:val="1A1A1A"/>
+          <w:sz w:val="18"/>
+          <w:shd w:val="clear" w:color="auto" w:fill="F1F1F1"/>
         </w:rPr>
         <w:t>mlruns/&lt;exp&gt;/models/m-&lt;uuid&gt;/</w:t>
       </w:r>
       <w:r>
         <w:rPr>
-          <w:color w:val="0F172A"/>
-          <w:sz w:val="22"/>
+          <w:rFonts w:ascii="DejaVu Serif" w:hAnsi="DejaVu Serif"/>
+          <w:color w:val="1A1A1A"/>
+          <w:sz w:val="21"/>
         </w:rPr>
         <w:t xml:space="preserve">, not the old </w:t>
       </w:r>
       <w:r>
         <w:rPr>
-          <w:rFonts w:ascii="Consolas" w:hAnsi="Consolas"/>
-          <w:color w:val="065A82"/>
-          <w:sz w:val="20"/>
-          <w:shd w:val="clear" w:color="auto" w:fill="F1F5F9"/>
+          <w:rFonts w:ascii="DejaVu Sans Mono" w:hAnsi="DejaVu Sans Mono"/>
+          <w:color w:val="1A1A1A"/>
+          <w:sz w:val="18"/>
+          <w:shd w:val="clear" w:color="auto" w:fill="F1F1F1"/>
         </w:rPr>
         <w:t>mlruns/&lt;exp&gt;/&lt;run&gt;/artifacts/model</w:t>
       </w:r>
       <w:r>
         <w:rPr>
-          <w:color w:val="0F172A"/>
-          <w:sz w:val="22"/>
+          <w:rFonts w:ascii="DejaVu Serif" w:hAnsi="DejaVu Serif"/>
+          <w:color w:val="1A1A1A"/>
+          <w:sz w:val="21"/>
         </w:rPr>
         <w:t xml:space="preserve">. Registering a version using the legacy </w:t>
       </w:r>
       <w:r>
         <w:rPr>
-          <w:rFonts w:ascii="Consolas" w:hAnsi="Consolas"/>
-          <w:color w:val="065A82"/>
-          <w:sz w:val="20"/>
-          <w:shd w:val="clear" w:color="auto" w:fill="F1F5F9"/>
+          <w:rFonts w:ascii="DejaVu Sans Mono" w:hAnsi="DejaVu Sans Mono"/>
+          <w:color w:val="1A1A1A"/>
+          <w:sz w:val="18"/>
+          <w:shd w:val="clear" w:color="auto" w:fill="F1F1F1"/>
         </w:rPr>
         <w:t>runs:/&lt;run&gt;/model</w:t>
       </w:r>
       <w:r>
         <w:rPr>
-          <w:color w:val="0F172A"/>
-          <w:sz w:val="22"/>
+          <w:rFonts w:ascii="DejaVu Serif" w:hAnsi="DejaVu Serif"/>
+          <w:color w:val="1A1A1A"/>
+          <w:sz w:val="21"/>
         </w:rPr>
         <w:t xml:space="preserve"> URI silently succeeds but breaks on load. The registry module here resolves the </w:t>
       </w:r>
       <w:r>
         <w:rPr>
-          <w:rFonts w:ascii="Consolas" w:hAnsi="Consolas"/>
-          <w:color w:val="065A82"/>
-          <w:sz w:val="20"/>
-          <w:shd w:val="clear" w:color="auto" w:fill="F1F5F9"/>
+          <w:rFonts w:ascii="DejaVu Sans Mono" w:hAnsi="DejaVu Sans Mono"/>
+          <w:color w:val="1A1A1A"/>
+          <w:sz w:val="18"/>
+          <w:shd w:val="clear" w:color="auto" w:fill="F1F1F1"/>
         </w:rPr>
         <w:t>model_id</w:t>
       </w:r>
       <w:r>
         <w:rPr>
-          <w:color w:val="0F172A"/>
-          <w:sz w:val="22"/>
+          <w:rFonts w:ascii="DejaVu Serif" w:hAnsi="DejaVu Serif"/>
+          <w:color w:val="1A1A1A"/>
+          <w:sz w:val="21"/>
         </w:rPr>
         <w:t xml:space="preserve"> via </w:t>
       </w:r>
       <w:r>
         <w:rPr>
-          <w:rFonts w:ascii="Consolas" w:hAnsi="Consolas"/>
-          <w:color w:val="065A82"/>
-          <w:sz w:val="20"/>
-          <w:shd w:val="clear" w:color="auto" w:fill="F1F5F9"/>
+          <w:rFonts w:ascii="DejaVu Sans Mono" w:hAnsi="DejaVu Sans Mono"/>
+          <w:color w:val="1A1A1A"/>
+          <w:sz w:val="18"/>
+          <w:shd w:val="clear" w:color="auto" w:fill="F1F1F1"/>
         </w:rPr>
         <w:t>search_logged_models</w:t>
       </w:r>
       <w:r>
         <w:rPr>
-          <w:color w:val="0F172A"/>
-          <w:sz w:val="22"/>
+          <w:rFonts w:ascii="DejaVu Serif" w:hAnsi="DejaVu Serif"/>
+          <w:color w:val="1A1A1A"/>
+          <w:sz w:val="21"/>
         </w:rPr>
         <w:t xml:space="preserve"> to avoid this.</w:t>
       </w:r>
@@ -3445,59 +3695,65 @@
     <w:p>
       <w:pPr>
         <w:spacing w:after="60"/>
-        <w:ind w:left="425"/>
+        <w:ind w:left="454"/>
+        <w:jc w:val="both"/>
       </w:pPr>
       <w:r>
         <w:rPr>
-          <w:color w:val="0F172A"/>
-          <w:sz w:val="22"/>
+          <w:rFonts w:ascii="DejaVu Serif" w:hAnsi="DejaVu Serif"/>
+          <w:color w:val="1A1A1A"/>
+          <w:sz w:val="21"/>
         </w:rPr>
         <w:t xml:space="preserve">3. </w:t>
       </w:r>
       <w:r>
         <w:rPr>
+          <w:rFonts w:ascii="DejaVu Serif" w:hAnsi="DejaVu Serif"/>
           <w:b/>
-          <w:color w:val="0F172A"/>
-          <w:sz w:val="22"/>
+          <w:color w:val="1A1A1A"/>
+          <w:sz w:val="21"/>
         </w:rPr>
         <w:t>Aliases &gt; Stages.</w:t>
       </w:r>
       <w:r>
         <w:rPr>
-          <w:color w:val="0F172A"/>
-          <w:sz w:val="22"/>
+          <w:rFonts w:ascii="DejaVu Serif" w:hAnsi="DejaVu Serif"/>
+          <w:color w:val="1A1A1A"/>
+          <w:sz w:val="21"/>
         </w:rPr>
         <w:t xml:space="preserve"> MLflow's named-alias model (</w:t>
       </w:r>
       <w:r>
         <w:rPr>
-          <w:rFonts w:ascii="Consolas" w:hAnsi="Consolas"/>
-          <w:color w:val="065A82"/>
-          <w:sz w:val="20"/>
-          <w:shd w:val="clear" w:color="auto" w:fill="F1F5F9"/>
+          <w:rFonts w:ascii="DejaVu Sans Mono" w:hAnsi="DejaVu Sans Mono"/>
+          <w:color w:val="1A1A1A"/>
+          <w:sz w:val="18"/>
+          <w:shd w:val="clear" w:color="auto" w:fill="F1F1F1"/>
         </w:rPr>
         <w:t>@staging</w:t>
       </w:r>
       <w:r>
         <w:rPr>
-          <w:color w:val="0F172A"/>
-          <w:sz w:val="22"/>
+          <w:rFonts w:ascii="DejaVu Serif" w:hAnsi="DejaVu Serif"/>
+          <w:color w:val="1A1A1A"/>
+          <w:sz w:val="21"/>
         </w:rPr>
         <w:t xml:space="preserve">, </w:t>
       </w:r>
       <w:r>
         <w:rPr>
-          <w:rFonts w:ascii="Consolas" w:hAnsi="Consolas"/>
-          <w:color w:val="065A82"/>
-          <w:sz w:val="20"/>
-          <w:shd w:val="clear" w:color="auto" w:fill="F1F5F9"/>
+          <w:rFonts w:ascii="DejaVu Sans Mono" w:hAnsi="DejaVu Sans Mono"/>
+          <w:color w:val="1A1A1A"/>
+          <w:sz w:val="18"/>
+          <w:shd w:val="clear" w:color="auto" w:fill="F1F1F1"/>
         </w:rPr>
         <w:t>@production</w:t>
       </w:r>
       <w:r>
         <w:rPr>
-          <w:color w:val="0F172A"/>
-          <w:sz w:val="22"/>
+          <w:rFonts w:ascii="DejaVu Serif" w:hAnsi="DejaVu Serif"/>
+          <w:color w:val="1A1A1A"/>
+          <w:sz w:val="21"/>
         </w:rPr>
         <w:t>) makes promotion atomic and reversible. Tags are kept alongside for parity with the brief, but the serving layer reads from the alias.</w:t>
       </w:r>
@@ -3505,27 +3761,31 @@
     <w:p>
       <w:pPr>
         <w:spacing w:after="60"/>
-        <w:ind w:left="425"/>
+        <w:ind w:left="454"/>
+        <w:jc w:val="both"/>
       </w:pPr>
       <w:r>
         <w:rPr>
-          <w:color w:val="0F172A"/>
-          <w:sz w:val="22"/>
+          <w:rFonts w:ascii="DejaVu Serif" w:hAnsi="DejaVu Serif"/>
+          <w:color w:val="1A1A1A"/>
+          <w:sz w:val="21"/>
         </w:rPr>
         <w:t xml:space="preserve">4. </w:t>
       </w:r>
       <w:r>
         <w:rPr>
+          <w:rFonts w:ascii="DejaVu Serif" w:hAnsi="DejaVu Serif"/>
           <w:b/>
-          <w:color w:val="0F172A"/>
-          <w:sz w:val="22"/>
+          <w:color w:val="1A1A1A"/>
+          <w:sz w:val="21"/>
         </w:rPr>
         <w:t>PSI ≠ performance.</w:t>
       </w:r>
       <w:r>
         <w:rPr>
-          <w:color w:val="0F172A"/>
-          <w:sz w:val="22"/>
+          <w:rFonts w:ascii="DejaVu Serif" w:hAnsi="DejaVu Serif"/>
+          <w:color w:val="1A1A1A"/>
+          <w:sz w:val="21"/>
         </w:rPr>
         <w:t xml:space="preserve"> Two monitoring signals are necessary, not one.</w:t>
       </w:r>
@@ -3533,71 +3793,79 @@
     <w:p>
       <w:pPr>
         <w:spacing w:after="60"/>
-        <w:ind w:left="425"/>
+        <w:ind w:left="454"/>
+        <w:jc w:val="both"/>
       </w:pPr>
       <w:r>
         <w:rPr>
-          <w:color w:val="0F172A"/>
-          <w:sz w:val="22"/>
+          <w:rFonts w:ascii="DejaVu Serif" w:hAnsi="DejaVu Serif"/>
+          <w:color w:val="1A1A1A"/>
+          <w:sz w:val="21"/>
         </w:rPr>
         <w:t xml:space="preserve">5. </w:t>
       </w:r>
       <w:r>
         <w:rPr>
+          <w:rFonts w:ascii="DejaVu Serif" w:hAnsi="DejaVu Serif"/>
           <w:b/>
-          <w:color w:val="0F172A"/>
-          <w:sz w:val="22"/>
+          <w:color w:val="1A1A1A"/>
+          <w:sz w:val="21"/>
         </w:rPr>
         <w:t>Pipeline-as-artifact.</w:t>
       </w:r>
       <w:r>
         <w:rPr>
-          <w:color w:val="0F172A"/>
-          <w:sz w:val="22"/>
+          <w:rFonts w:ascii="DejaVu Serif" w:hAnsi="DejaVu Serif"/>
+          <w:color w:val="1A1A1A"/>
+          <w:sz w:val="21"/>
         </w:rPr>
         <w:t xml:space="preserve"> Logging the full sklearn </w:t>
       </w:r>
       <w:r>
         <w:rPr>
-          <w:rFonts w:ascii="Consolas" w:hAnsi="Consolas"/>
-          <w:color w:val="065A82"/>
-          <w:sz w:val="20"/>
-          <w:shd w:val="clear" w:color="auto" w:fill="F1F5F9"/>
+          <w:rFonts w:ascii="DejaVu Sans Mono" w:hAnsi="DejaVu Sans Mono"/>
+          <w:color w:val="1A1A1A"/>
+          <w:sz w:val="18"/>
+          <w:shd w:val="clear" w:color="auto" w:fill="F1F1F1"/>
         </w:rPr>
         <w:t>Pipeline</w:t>
       </w:r>
       <w:r>
         <w:rPr>
-          <w:color w:val="0F172A"/>
-          <w:sz w:val="22"/>
+          <w:rFonts w:ascii="DejaVu Serif" w:hAnsi="DejaVu Serif"/>
+          <w:color w:val="1A1A1A"/>
+          <w:sz w:val="21"/>
         </w:rPr>
         <w:t xml:space="preserve"> (preprocessor + estimator) means the scoring server does no manual preprocessing — the JSON record goes straight to </w:t>
       </w:r>
       <w:r>
         <w:rPr>
-          <w:rFonts w:ascii="Consolas" w:hAnsi="Consolas"/>
-          <w:color w:val="065A82"/>
-          <w:sz w:val="20"/>
-          <w:shd w:val="clear" w:color="auto" w:fill="F1F5F9"/>
+          <w:rFonts w:ascii="DejaVu Sans Mono" w:hAnsi="DejaVu Sans Mono"/>
+          <w:color w:val="1A1A1A"/>
+          <w:sz w:val="18"/>
+          <w:shd w:val="clear" w:color="auto" w:fill="F1F1F1"/>
         </w:rPr>
         <w:t>pipe.predict</w:t>
       </w:r>
       <w:r>
         <w:rPr>
-          <w:color w:val="0F172A"/>
-          <w:sz w:val="22"/>
+          <w:rFonts w:ascii="DejaVu Serif" w:hAnsi="DejaVu Serif"/>
+          <w:color w:val="1A1A1A"/>
+          <w:sz w:val="21"/>
         </w:rPr>
         <w:t>, eliminating an entire class of training/serving skew bugs.</w:t>
       </w:r>
     </w:p>
     <w:p>
       <w:pPr>
-        <w:spacing w:before="280" w:after="80"/>
+        <w:keepNext/>
+        <w:spacing w:before="360" w:after="120"/>
       </w:pPr>
       <w:r>
         <w:rPr>
+          <w:rFonts w:ascii="DejaVu Serif" w:hAnsi="DejaVu Serif"/>
           <w:b/>
-          <w:color w:val="065A82"/>
+          <w:color w:val="0B2A4A"/>
           <w:sz w:val="30"/>
         </w:rPr>
         <w:t>6. Reproducibility</w:t>
@@ -3611,22 +3879,19 @@
         <w:tblLook w:firstColumn="1" w:firstRow="1" w:lastColumn="0" w:lastRow="0" w:noHBand="0" w:noVBand="1" w:val="04A0"/>
       </w:tblPr>
       <w:tblGrid>
-        <w:gridCol w:w="4873"/>
-        <w:gridCol w:w="4873"/>
+        <w:gridCol w:w="4703"/>
+        <w:gridCol w:w="4703"/>
       </w:tblGrid>
       <w:tr>
-        <w:trPr>
-          <w:trHeight w:val="312"/>
-        </w:trPr>
         <w:tc>
           <w:tcPr>
-            <w:tcW w:type="dxa" w:w="4873"/>
-            <w:shd w:val="clear" w:color="auto" w:fill="21295C"/>
+            <w:tcW w:type="dxa" w:w="4703"/>
+            <w:shd w:val="clear" w:color="auto" w:fill="0B2A4A"/>
             <w:tcBorders>
-              <w:top w:val="single" w:sz="4" w:color="CBD5E1"/>
-              <w:left w:val="single" w:sz="4" w:color="CBD5E1"/>
-              <w:bottom w:val="single" w:sz="4" w:color="CBD5E1"/>
-              <w:right w:val="single" w:sz="4" w:color="CBD5E1"/>
+              <w:top w:val="single" w:sz="4" w:color="B0B7C3"/>
+              <w:left w:val="single" w:sz="4" w:color="B0B7C3"/>
+              <w:bottom w:val="single" w:sz="4" w:color="B0B7C3"/>
+              <w:right w:val="single" w:sz="4" w:color="B0B7C3"/>
             </w:tcBorders>
           </w:tcPr>
           <w:p>
@@ -3636,9 +3901,10 @@
             <w:r/>
             <w:r>
               <w:rPr>
+                <w:rFonts w:ascii="DejaVu Serif" w:hAnsi="DejaVu Serif"/>
                 <w:b/>
                 <w:color w:val="FFFFFF"/>
-                <w:sz w:val="21"/>
+                <w:sz w:val="20"/>
               </w:rPr>
               <w:t>Item</w:t>
             </w:r>
@@ -3646,13 +3912,13 @@
         </w:tc>
         <w:tc>
           <w:tcPr>
-            <w:tcW w:type="dxa" w:w="4873"/>
-            <w:shd w:val="clear" w:color="auto" w:fill="21295C"/>
+            <w:tcW w:type="dxa" w:w="4703"/>
+            <w:shd w:val="clear" w:color="auto" w:fill="0B2A4A"/>
             <w:tcBorders>
-              <w:top w:val="single" w:sz="4" w:color="CBD5E1"/>
-              <w:left w:val="single" w:sz="4" w:color="CBD5E1"/>
-              <w:bottom w:val="single" w:sz="4" w:color="CBD5E1"/>
-              <w:right w:val="single" w:sz="4" w:color="CBD5E1"/>
+              <w:top w:val="single" w:sz="4" w:color="B0B7C3"/>
+              <w:left w:val="single" w:sz="4" w:color="B0B7C3"/>
+              <w:bottom w:val="single" w:sz="4" w:color="B0B7C3"/>
+              <w:right w:val="single" w:sz="4" w:color="B0B7C3"/>
             </w:tcBorders>
           </w:tcPr>
           <w:p>
@@ -3662,9 +3928,10 @@
             <w:r/>
             <w:r>
               <w:rPr>
+                <w:rFonts w:ascii="DejaVu Serif" w:hAnsi="DejaVu Serif"/>
                 <w:b/>
                 <w:color w:val="FFFFFF"/>
-                <w:sz w:val="21"/>
+                <w:sz w:val="20"/>
               </w:rPr>
               <w:t>Value</w:t>
             </w:r>
@@ -3672,17 +3939,14 @@
         </w:tc>
       </w:tr>
       <w:tr>
-        <w:trPr>
-          <w:trHeight w:val="312"/>
-        </w:trPr>
         <w:tc>
           <w:tcPr>
-            <w:tcW w:type="dxa" w:w="4873"/>
+            <w:tcW w:type="dxa" w:w="4703"/>
             <w:tcBorders>
-              <w:top w:val="single" w:sz="4" w:color="CBD5E1"/>
-              <w:left w:val="single" w:sz="4" w:color="CBD5E1"/>
-              <w:bottom w:val="single" w:sz="4" w:color="CBD5E1"/>
-              <w:right w:val="single" w:sz="4" w:color="CBD5E1"/>
+              <w:top w:val="single" w:sz="4" w:color="B0B7C3"/>
+              <w:left w:val="single" w:sz="4" w:color="B0B7C3"/>
+              <w:bottom w:val="single" w:sz="4" w:color="B0B7C3"/>
+              <w:right w:val="single" w:sz="4" w:color="B0B7C3"/>
             </w:tcBorders>
           </w:tcPr>
           <w:p>
@@ -3692,8 +3956,9 @@
             <w:r/>
             <w:r>
               <w:rPr>
-                <w:color w:val="0F172A"/>
-                <w:sz w:val="21"/>
+                <w:rFonts w:ascii="DejaVu Serif" w:hAnsi="DejaVu Serif"/>
+                <w:color w:val="1A1A1A"/>
+                <w:sz w:val="20"/>
               </w:rPr>
               <w:t>Python</w:t>
             </w:r>
@@ -3701,12 +3966,12 @@
         </w:tc>
         <w:tc>
           <w:tcPr>
-            <w:tcW w:type="dxa" w:w="4873"/>
+            <w:tcW w:type="dxa" w:w="4703"/>
             <w:tcBorders>
-              <w:top w:val="single" w:sz="4" w:color="CBD5E1"/>
-              <w:left w:val="single" w:sz="4" w:color="CBD5E1"/>
-              <w:bottom w:val="single" w:sz="4" w:color="CBD5E1"/>
-              <w:right w:val="single" w:sz="4" w:color="CBD5E1"/>
+              <w:top w:val="single" w:sz="4" w:color="B0B7C3"/>
+              <w:left w:val="single" w:sz="4" w:color="B0B7C3"/>
+              <w:bottom w:val="single" w:sz="4" w:color="B0B7C3"/>
+              <w:right w:val="single" w:sz="4" w:color="B0B7C3"/>
             </w:tcBorders>
           </w:tcPr>
           <w:p>
@@ -3716,8 +3981,9 @@
             <w:r/>
             <w:r>
               <w:rPr>
-                <w:color w:val="0F172A"/>
-                <w:sz w:val="21"/>
+                <w:rFonts w:ascii="DejaVu Serif" w:hAnsi="DejaVu Serif"/>
+                <w:color w:val="1A1A1A"/>
+                <w:sz w:val="20"/>
               </w:rPr>
               <w:t>3.12.13</w:t>
             </w:r>
@@ -3725,18 +3991,15 @@
         </w:tc>
       </w:tr>
       <w:tr>
-        <w:trPr>
-          <w:trHeight w:val="312"/>
-        </w:trPr>
         <w:tc>
           <w:tcPr>
-            <w:tcW w:type="dxa" w:w="4873"/>
-            <w:shd w:val="clear" w:color="auto" w:fill="F1F5F9"/>
+            <w:tcW w:type="dxa" w:w="4703"/>
+            <w:shd w:val="clear" w:color="auto" w:fill="F7F8FA"/>
             <w:tcBorders>
-              <w:top w:val="single" w:sz="4" w:color="CBD5E1"/>
-              <w:left w:val="single" w:sz="4" w:color="CBD5E1"/>
-              <w:bottom w:val="single" w:sz="4" w:color="CBD5E1"/>
-              <w:right w:val="single" w:sz="4" w:color="CBD5E1"/>
+              <w:top w:val="single" w:sz="4" w:color="B0B7C3"/>
+              <w:left w:val="single" w:sz="4" w:color="B0B7C3"/>
+              <w:bottom w:val="single" w:sz="4" w:color="B0B7C3"/>
+              <w:right w:val="single" w:sz="4" w:color="B0B7C3"/>
             </w:tcBorders>
           </w:tcPr>
           <w:p>
@@ -3746,8 +4009,9 @@
             <w:r/>
             <w:r>
               <w:rPr>
-                <w:color w:val="0F172A"/>
-                <w:sz w:val="21"/>
+                <w:rFonts w:ascii="DejaVu Serif" w:hAnsi="DejaVu Serif"/>
+                <w:color w:val="1A1A1A"/>
+                <w:sz w:val="20"/>
               </w:rPr>
               <w:t>Random seeds</w:t>
             </w:r>
@@ -3755,13 +4019,13 @@
         </w:tc>
         <w:tc>
           <w:tcPr>
-            <w:tcW w:type="dxa" w:w="4873"/>
-            <w:shd w:val="clear" w:color="auto" w:fill="F1F5F9"/>
+            <w:tcW w:type="dxa" w:w="4703"/>
+            <w:shd w:val="clear" w:color="auto" w:fill="F7F8FA"/>
             <w:tcBorders>
-              <w:top w:val="single" w:sz="4" w:color="CBD5E1"/>
-              <w:left w:val="single" w:sz="4" w:color="CBD5E1"/>
-              <w:bottom w:val="single" w:sz="4" w:color="CBD5E1"/>
-              <w:right w:val="single" w:sz="4" w:color="CBD5E1"/>
+              <w:top w:val="single" w:sz="4" w:color="B0B7C3"/>
+              <w:left w:val="single" w:sz="4" w:color="B0B7C3"/>
+              <w:bottom w:val="single" w:sz="4" w:color="B0B7C3"/>
+              <w:right w:val="single" w:sz="4" w:color="B0B7C3"/>
             </w:tcBorders>
           </w:tcPr>
           <w:p>
@@ -3771,33 +4035,35 @@
             <w:r/>
             <w:r>
               <w:rPr>
-                <w:rFonts w:ascii="Consolas" w:hAnsi="Consolas"/>
-                <w:color w:val="065A82"/>
-                <w:sz w:val="19"/>
-                <w:shd w:val="clear" w:color="auto" w:fill="F1F5F9"/>
+                <w:rFonts w:ascii="DejaVu Sans Mono" w:hAnsi="DejaVu Sans Mono"/>
+                <w:color w:val="1A1A1A"/>
+                <w:sz w:val="17"/>
+                <w:shd w:val="clear" w:color="auto" w:fill="F1F1F1"/>
               </w:rPr>
               <w:t>RANDOM_STATE = 42</w:t>
             </w:r>
             <w:r>
               <w:rPr>
-                <w:color w:val="0F172A"/>
-                <w:sz w:val="21"/>
+                <w:rFonts w:ascii="DejaVu Serif" w:hAnsi="DejaVu Serif"/>
+                <w:color w:val="1A1A1A"/>
+                <w:sz w:val="20"/>
               </w:rPr>
               <w:t xml:space="preserve"> (splits + estimators), </w:t>
             </w:r>
             <w:r>
               <w:rPr>
-                <w:rFonts w:ascii="Consolas" w:hAnsi="Consolas"/>
-                <w:color w:val="065A82"/>
-                <w:sz w:val="19"/>
-                <w:shd w:val="clear" w:color="auto" w:fill="F1F5F9"/>
+                <w:rFonts w:ascii="DejaVu Sans Mono" w:hAnsi="DejaVu Sans Mono"/>
+                <w:color w:val="1A1A1A"/>
+                <w:sz w:val="17"/>
+                <w:shd w:val="clear" w:color="auto" w:fill="F1F1F1"/>
               </w:rPr>
               <w:t>seed=7</w:t>
             </w:r>
             <w:r>
               <w:rPr>
-                <w:color w:val="0F172A"/>
-                <w:sz w:val="21"/>
+                <w:rFonts w:ascii="DejaVu Serif" w:hAnsi="DejaVu Serif"/>
+                <w:color w:val="1A1A1A"/>
+                <w:sz w:val="20"/>
               </w:rPr>
               <w:t xml:space="preserve"> (monitoring batches)</w:t>
             </w:r>
@@ -3805,17 +4071,14 @@
         </w:tc>
       </w:tr>
       <w:tr>
-        <w:trPr>
-          <w:trHeight w:val="312"/>
-        </w:trPr>
         <w:tc>
           <w:tcPr>
-            <w:tcW w:type="dxa" w:w="4873"/>
+            <w:tcW w:type="dxa" w:w="4703"/>
             <w:tcBorders>
-              <w:top w:val="single" w:sz="4" w:color="CBD5E1"/>
-              <w:left w:val="single" w:sz="4" w:color="CBD5E1"/>
-              <w:bottom w:val="single" w:sz="4" w:color="CBD5E1"/>
-              <w:right w:val="single" w:sz="4" w:color="CBD5E1"/>
+              <w:top w:val="single" w:sz="4" w:color="B0B7C3"/>
+              <w:left w:val="single" w:sz="4" w:color="B0B7C3"/>
+              <w:bottom w:val="single" w:sz="4" w:color="B0B7C3"/>
+              <w:right w:val="single" w:sz="4" w:color="B0B7C3"/>
             </w:tcBorders>
           </w:tcPr>
           <w:p>
@@ -3825,8 +4088,9 @@
             <w:r/>
             <w:r>
               <w:rPr>
-                <w:color w:val="0F172A"/>
-                <w:sz w:val="21"/>
+                <w:rFonts w:ascii="DejaVu Serif" w:hAnsi="DejaVu Serif"/>
+                <w:color w:val="1A1A1A"/>
+                <w:sz w:val="20"/>
               </w:rPr>
               <w:t>Hyperopt RNG</w:t>
             </w:r>
@@ -3834,12 +4098,12 @@
         </w:tc>
         <w:tc>
           <w:tcPr>
-            <w:tcW w:type="dxa" w:w="4873"/>
+            <w:tcW w:type="dxa" w:w="4703"/>
             <w:tcBorders>
-              <w:top w:val="single" w:sz="4" w:color="CBD5E1"/>
-              <w:left w:val="single" w:sz="4" w:color="CBD5E1"/>
-              <w:bottom w:val="single" w:sz="4" w:color="CBD5E1"/>
-              <w:right w:val="single" w:sz="4" w:color="CBD5E1"/>
+              <w:top w:val="single" w:sz="4" w:color="B0B7C3"/>
+              <w:left w:val="single" w:sz="4" w:color="B0B7C3"/>
+              <w:bottom w:val="single" w:sz="4" w:color="B0B7C3"/>
+              <w:right w:val="single" w:sz="4" w:color="B0B7C3"/>
             </w:tcBorders>
           </w:tcPr>
           <w:p>
@@ -3849,10 +4113,10 @@
             <w:r/>
             <w:r>
               <w:rPr>
-                <w:rFonts w:ascii="Consolas" w:hAnsi="Consolas"/>
-                <w:color w:val="065A82"/>
-                <w:sz w:val="19"/>
-                <w:shd w:val="clear" w:color="auto" w:fill="F1F5F9"/>
+                <w:rFonts w:ascii="DejaVu Sans Mono" w:hAnsi="DejaVu Sans Mono"/>
+                <w:color w:val="1A1A1A"/>
+                <w:sz w:val="17"/>
+                <w:shd w:val="clear" w:color="auto" w:fill="F1F1F1"/>
               </w:rPr>
               <w:t>np.random.default_rng(42)</w:t>
             </w:r>
@@ -3860,18 +4124,15 @@
         </w:tc>
       </w:tr>
       <w:tr>
-        <w:trPr>
-          <w:trHeight w:val="312"/>
-        </w:trPr>
         <w:tc>
           <w:tcPr>
-            <w:tcW w:type="dxa" w:w="4873"/>
-            <w:shd w:val="clear" w:color="auto" w:fill="F1F5F9"/>
+            <w:tcW w:type="dxa" w:w="4703"/>
+            <w:shd w:val="clear" w:color="auto" w:fill="F7F8FA"/>
             <w:tcBorders>
-              <w:top w:val="single" w:sz="4" w:color="CBD5E1"/>
-              <w:left w:val="single" w:sz="4" w:color="CBD5E1"/>
-              <w:bottom w:val="single" w:sz="4" w:color="CBD5E1"/>
-              <w:right w:val="single" w:sz="4" w:color="CBD5E1"/>
+              <w:top w:val="single" w:sz="4" w:color="B0B7C3"/>
+              <w:left w:val="single" w:sz="4" w:color="B0B7C3"/>
+              <w:bottom w:val="single" w:sz="4" w:color="B0B7C3"/>
+              <w:right w:val="single" w:sz="4" w:color="B0B7C3"/>
             </w:tcBorders>
           </w:tcPr>
           <w:p>
@@ -3881,8 +4142,9 @@
             <w:r/>
             <w:r>
               <w:rPr>
-                <w:color w:val="0F172A"/>
-                <w:sz w:val="21"/>
+                <w:rFonts w:ascii="DejaVu Serif" w:hAnsi="DejaVu Serif"/>
+                <w:color w:val="1A1A1A"/>
+                <w:sz w:val="20"/>
               </w:rPr>
               <w:t>Dataset hash</w:t>
             </w:r>
@@ -3890,13 +4152,13 @@
         </w:tc>
         <w:tc>
           <w:tcPr>
-            <w:tcW w:type="dxa" w:w="4873"/>
-            <w:shd w:val="clear" w:color="auto" w:fill="F1F5F9"/>
+            <w:tcW w:type="dxa" w:w="4703"/>
+            <w:shd w:val="clear" w:color="auto" w:fill="F7F8FA"/>
             <w:tcBorders>
-              <w:top w:val="single" w:sz="4" w:color="CBD5E1"/>
-              <w:left w:val="single" w:sz="4" w:color="CBD5E1"/>
-              <w:bottom w:val="single" w:sz="4" w:color="CBD5E1"/>
-              <w:right w:val="single" w:sz="4" w:color="CBD5E1"/>
+              <w:top w:val="single" w:sz="4" w:color="B0B7C3"/>
+              <w:left w:val="single" w:sz="4" w:color="B0B7C3"/>
+              <w:bottom w:val="single" w:sz="4" w:color="B0B7C3"/>
+              <w:right w:val="single" w:sz="4" w:color="B0B7C3"/>
             </w:tcBorders>
           </w:tcPr>
           <w:p>
@@ -3906,17 +4168,18 @@
             <w:r/>
             <w:r>
               <w:rPr>
-                <w:rFonts w:ascii="Consolas" w:hAnsi="Consolas"/>
-                <w:color w:val="065A82"/>
-                <w:sz w:val="19"/>
-                <w:shd w:val="clear" w:color="auto" w:fill="F1F5F9"/>
+                <w:rFonts w:ascii="DejaVu Sans Mono" w:hAnsi="DejaVu Sans Mono"/>
+                <w:color w:val="1A1A1A"/>
+                <w:sz w:val="17"/>
+                <w:shd w:val="clear" w:color="auto" w:fill="F1F1F1"/>
               </w:rPr>
               <w:t>data/raw/telco_churn.csv</w:t>
             </w:r>
             <w:r>
               <w:rPr>
-                <w:color w:val="0F172A"/>
-                <w:sz w:val="21"/>
+                <w:rFonts w:ascii="DejaVu Serif" w:hAnsi="DejaVu Serif"/>
+                <w:color w:val="1A1A1A"/>
+                <w:sz w:val="20"/>
               </w:rPr>
               <w:t xml:space="preserve"> (948 KB, 7,043 rows) downloaded from the IBM mirror on GitHub</w:t>
             </w:r>
@@ -3926,40 +4189,45 @@
     </w:tbl>
     <w:p>
       <w:pPr>
-        <w:spacing w:after="120" w:line="300" w:lineRule="auto"/>
+        <w:spacing w:after="120" w:line="312" w:lineRule="auto"/>
+        <w:jc w:val="both"/>
       </w:pPr>
       <w:r>
         <w:rPr>
-          <w:color w:val="0F172A"/>
-          <w:sz w:val="22"/>
+          <w:rFonts w:ascii="DejaVu Serif" w:hAnsi="DejaVu Serif"/>
+          <w:color w:val="1A1A1A"/>
+          <w:sz w:val="21"/>
         </w:rPr>
         <w:t xml:space="preserve">All metrics in this report are reproduced by running the commands in </w:t>
       </w:r>
       <w:r>
         <w:rPr>
-          <w:rFonts w:ascii="Consolas" w:hAnsi="Consolas"/>
-          <w:color w:val="065A82"/>
-          <w:sz w:val="20"/>
-          <w:shd w:val="clear" w:color="auto" w:fill="F1F5F9"/>
+          <w:rFonts w:ascii="DejaVu Sans Mono" w:hAnsi="DejaVu Sans Mono"/>
+          <w:color w:val="1A1A1A"/>
+          <w:sz w:val="18"/>
+          <w:shd w:val="clear" w:color="auto" w:fill="F1F1F1"/>
         </w:rPr>
         <w:t>README.md</w:t>
       </w:r>
       <w:r>
         <w:rPr>
-          <w:color w:val="0F172A"/>
-          <w:sz w:val="22"/>
+          <w:rFonts w:ascii="DejaVu Serif" w:hAnsi="DejaVu Serif"/>
+          <w:color w:val="1A1A1A"/>
+          <w:sz w:val="21"/>
         </w:rPr>
         <w:t xml:space="preserve"> in order.</w:t>
       </w:r>
     </w:p>
     <w:p>
       <w:pPr>
-        <w:spacing w:before="280" w:after="80"/>
+        <w:keepNext/>
+        <w:spacing w:before="360" w:after="120"/>
       </w:pPr>
       <w:r>
         <w:rPr>
+          <w:rFonts w:ascii="DejaVu Serif" w:hAnsi="DejaVu Serif"/>
           <w:b/>
-          <w:color w:val="065A82"/>
+          <w:color w:val="0B2A4A"/>
           <w:sz w:val="30"/>
         </w:rPr>
         <w:t>7. Limitations and future work</w:t>
@@ -3969,11 +4237,14 @@
       <w:pPr>
         <w:pStyle w:val="ListBullet"/>
         <w:spacing w:after="60"/>
+        <w:ind w:left="454"/>
+        <w:jc w:val="both"/>
       </w:pPr>
       <w:r>
         <w:rPr>
-          <w:color w:val="0F172A"/>
-          <w:sz w:val="22"/>
+          <w:rFonts w:ascii="DejaVu Serif" w:hAnsi="DejaVu Serif"/>
+          <w:color w:val="1A1A1A"/>
+          <w:sz w:val="21"/>
         </w:rPr>
         <w:t>Threshold tuning is not currently exposed — the scoring server uses 0.5; in production we'd pick a threshold maximizing expected retention value given the cost of a save offer.</w:t>
       </w:r>
@@ -3982,11 +4253,14 @@
       <w:pPr>
         <w:pStyle w:val="ListBullet"/>
         <w:spacing w:after="60"/>
+        <w:ind w:left="454"/>
+        <w:jc w:val="both"/>
       </w:pPr>
       <w:r>
         <w:rPr>
-          <w:color w:val="0F172A"/>
-          <w:sz w:val="22"/>
+          <w:rFonts w:ascii="DejaVu Serif" w:hAnsi="DejaVu Serif"/>
+          <w:color w:val="1A1A1A"/>
+          <w:sz w:val="21"/>
         </w:rPr>
         <w:t>Class imbalance is mild (≈ 27 %) so we did not apply SMOTE / class weights; these are worth a sweep for the F1-vs-recall tradeoff.</w:t>
       </w:r>
@@ -3995,43 +4269,48 @@
       <w:pPr>
         <w:pStyle w:val="ListBullet"/>
         <w:spacing w:after="60"/>
+        <w:ind w:left="454"/>
+        <w:jc w:val="both"/>
       </w:pPr>
       <w:r>
         <w:rPr>
-          <w:color w:val="0F172A"/>
-          <w:sz w:val="22"/>
+          <w:rFonts w:ascii="DejaVu Serif" w:hAnsi="DejaVu Serif"/>
+          <w:color w:val="1A1A1A"/>
+          <w:sz w:val="21"/>
         </w:rPr>
         <w:t xml:space="preserve">The drift monitoring script logs metrics but does not auto-rollback the registered model. A natural extension is to gate </w:t>
       </w:r>
       <w:r>
         <w:rPr>
-          <w:rFonts w:ascii="Consolas" w:hAnsi="Consolas"/>
-          <w:color w:val="065A82"/>
-          <w:sz w:val="20"/>
-          <w:shd w:val="clear" w:color="auto" w:fill="F1F5F9"/>
+          <w:rFonts w:ascii="DejaVu Sans Mono" w:hAnsi="DejaVu Sans Mono"/>
+          <w:color w:val="1A1A1A"/>
+          <w:sz w:val="18"/>
+          <w:shd w:val="clear" w:color="auto" w:fill="F1F1F1"/>
         </w:rPr>
         <w:t>@production</w:t>
       </w:r>
       <w:r>
         <w:rPr>
-          <w:color w:val="0F172A"/>
-          <w:sz w:val="22"/>
+          <w:rFonts w:ascii="DejaVu Serif" w:hAnsi="DejaVu Serif"/>
+          <w:color w:val="1A1A1A"/>
+          <w:sz w:val="21"/>
         </w:rPr>
         <w:t xml:space="preserve"> promotion on </w:t>
       </w:r>
       <w:r>
         <w:rPr>
-          <w:rFonts w:ascii="Consolas" w:hAnsi="Consolas"/>
-          <w:color w:val="065A82"/>
-          <w:sz w:val="20"/>
-          <w:shd w:val="clear" w:color="auto" w:fill="F1F5F9"/>
+          <w:rFonts w:ascii="DejaVu Sans Mono" w:hAnsi="DejaVu Sans Mono"/>
+          <w:color w:val="1A1A1A"/>
+          <w:sz w:val="18"/>
+          <w:shd w:val="clear" w:color="auto" w:fill="F1F1F1"/>
         </w:rPr>
         <w:t>prod_roc_auc</w:t>
       </w:r>
       <w:r>
         <w:rPr>
-          <w:color w:val="0F172A"/>
-          <w:sz w:val="22"/>
+          <w:rFonts w:ascii="DejaVu Serif" w:hAnsi="DejaVu Serif"/>
+          <w:color w:val="1A1A1A"/>
+          <w:sz w:val="21"/>
         </w:rPr>
         <w:t xml:space="preserve"> exceeding a threshold over a rolling window.</w:t>
       </w:r>
@@ -4040,23 +4319,54 @@
       <w:pPr>
         <w:pStyle w:val="ListBullet"/>
         <w:spacing w:after="60"/>
+        <w:ind w:left="454"/>
+        <w:jc w:val="both"/>
       </w:pPr>
       <w:r>
         <w:rPr>
-          <w:color w:val="0F172A"/>
-          <w:sz w:val="22"/>
+          <w:rFonts w:ascii="DejaVu Serif" w:hAnsi="DejaVu Serif"/>
+          <w:color w:val="1A1A1A"/>
+          <w:sz w:val="21"/>
         </w:rPr>
         <w:t>The artifact store is local; for a multi-user setup the backend store would be Postgres and the artifact root S3 / GCS.</w:t>
       </w:r>
     </w:p>
     <w:sectPr>
+      <w:footerReference w:type="default" r:id="rId9"/>
       <w:pgSz w:w="12240" w:h="15840"/>
-      <w:pgMar w:top="1134" w:right="1247" w:bottom="1134" w:left="1247" w:header="720" w:footer="720" w:gutter="0"/>
+      <w:pgMar w:top="1417" w:right="1417" w:bottom="1247" w:left="1417" w:header="720" w:footer="720" w:gutter="0"/>
       <w:cols w:space="720"/>
       <w:docGrid w:linePitch="360"/>
     </w:sectPr>
   </w:body>
 </w:document>
+</file>
+
+<file path=word/footer1.xml><?xml version="1.0" encoding="utf-8"?>
+<w:ftr xmlns:m="http://schemas.openxmlformats.org/officeDocument/2006/math" xmlns:mc="http://schemas.openxmlformats.org/markup-compatibility/2006" xmlns:mo="http://schemas.microsoft.com/office/mac/office/2008/main" xmlns:mv="urn:schemas-microsoft-com:mac:vml" xmlns:o="urn:schemas-microsoft-com:office:office" xmlns:r="http://schemas.openxmlformats.org/officeDocument/2006/relationships" xmlns:v="urn:schemas-microsoft-com:vml" xmlns:w10="urn:schemas-microsoft-com:office:word" xmlns:w14="http://schemas.microsoft.com/office/word/2010/wordml" xmlns:w="http://schemas.openxmlformats.org/wordprocessingml/2006/main" xmlns:wne="http://schemas.microsoft.com/office/word/2006/wordml" xmlns:wp14="http://schemas.microsoft.com/office/word/2010/wordprocessingDrawing" xmlns:wp="http://schemas.openxmlformats.org/drawingml/2006/wordprocessingDrawing" xmlns:wpc="http://schemas.microsoft.com/office/word/2010/wordprocessingCanvas" xmlns:wpg="http://schemas.microsoft.com/office/word/2010/wordprocessingGroup" xmlns:wpi="http://schemas.microsoft.com/office/word/2010/wordprocessingInk" xmlns:wps="http://schemas.microsoft.com/office/word/2010/wordprocessingShape" mc:Ignorable="w14 wp14">
+  <w:p>
+    <w:pPr>
+      <w:pStyle w:val="Footer"/>
+      <w:jc w:val="center"/>
+    </w:pPr>
+    <w:r>
+      <w:rPr>
+        <w:rFonts w:ascii="DejaVu Serif" w:hAnsi="DejaVu Serif"/>
+        <w:color w:val="5A5A5A"/>
+        <w:sz w:val="18"/>
+      </w:rPr>
+      <w:fldSimple w:instr="PAGE \* MERGEFORMAT"/>
+    </w:r>
+    <w:r>
+      <w:rPr>
+        <w:rFonts w:ascii="DejaVu Serif" w:hAnsi="DejaVu Serif"/>
+        <w:color w:val="5A5A5A"/>
+        <w:sz w:val="18"/>
+      </w:rPr>
+      <w:t xml:space="preserve">  </w:t>
+    </w:r>
+  </w:p>
+</w:ftr>
 </file>
 
 <file path=word/numbering.xml><?xml version="1.0" encoding="utf-8"?>
@@ -4423,9 +4733,9 @@
     <w:qFormat/>
     <w:rsid w:val="00FC693F"/>
     <w:rPr>
-      <w:rFonts w:ascii="Calibri" w:hAnsi="Calibri"/>
-      <w:color w:val="0F172A"/>
-      <w:sz w:val="22"/>
+      <w:rFonts w:ascii="DejaVu Serif" w:hAnsi="DejaVu Serif"/>
+      <w:color w:val="1A1A1A"/>
+      <w:sz w:val="21"/>
     </w:rPr>
   </w:style>
   <w:style w:type="paragraph" w:styleId="Header">

--- a/reports/project_report.docx
+++ b/reports/project_report.docx
@@ -292,70 +292,239 @@
           <w:color w:val="1A1A1A"/>
           <w:sz w:val="21"/>
         </w:rPr>
-        <w:t>The system is structured as six MLflow-managed stages:</w:t>
+        <w:t>The system is organised as six Python modules, each handling one stage of the machine-learning lifecycle. Every module logs its outputs to a single MLflow tracking server backed by a SQLite database and a local-filesystem artifact root.</w:t>
       </w:r>
     </w:p>
     <w:p>
       <w:pPr>
-        <w:spacing w:after="160" w:before="40"/>
-        <w:ind w:left="113"/>
-        <w:shd w:val="clear" w:color="auto" w:fill="F4F4F4"/>
-        <w:pBdr>
-          <w:top w:val="single" w:sz="4" w:space="4" w:color="B0B7C3"/>
-          <w:left w:val="single" w:sz="4" w:space="4" w:color="B0B7C3"/>
-          <w:bottom w:val="single" w:sz="4" w:space="4" w:color="B0B7C3"/>
-          <w:right w:val="single" w:sz="4" w:space="4" w:color="B0B7C3"/>
-        </w:pBdr>
+        <w:spacing w:after="120" w:line="312" w:lineRule="auto"/>
+        <w:jc w:val="both"/>
       </w:pPr>
+      <w:r>
+        <w:rPr>
+          <w:rFonts w:ascii="DejaVu Serif" w:hAnsi="DejaVu Serif"/>
+          <w:color w:val="1A1A1A"/>
+          <w:sz w:val="21"/>
+        </w:rPr>
+        <w:t xml:space="preserve">The pipeline starts with </w:t>
+      </w:r>
       <w:r>
         <w:rPr>
           <w:rFonts w:ascii="DejaVu Sans Mono" w:hAnsi="DejaVu Sans Mono"/>
           <w:color w:val="1A1A1A"/>
           <w:sz w:val="18"/>
+          <w:shd w:val="clear" w:color="auto" w:fill="F1F1F1"/>
         </w:rPr>
-        <w:t>┌──────────────┐     ┌──────────────┐     ┌──────────────┐</w:t>
-        <w:br/>
-        <w:t>│ data_loader  │ →   │  train.py    │ →   │  tune.py     │</w:t>
-        <w:br/>
-        <w:t>└──────────────┘     │ (3 baselines)│     │  (Hyperopt)  │</w:t>
-        <w:br/>
-        <w:t xml:space="preserve">                     └──────┬───────┘     └──────┬───────┘</w:t>
-        <w:br/>
-        <w:t xml:space="preserve">                            │                    │</w:t>
-        <w:br/>
-        <w:t xml:space="preserve">                            ▼                    ▼</w:t>
-        <w:br/>
-        <w:t xml:space="preserve">                     ┌──────────────────────────────────┐</w:t>
-        <w:br/>
-        <w:t xml:space="preserve">                     │   MLflow Tracking (SQLite + FS)  │</w:t>
-        <w:br/>
-        <w:t xml:space="preserve">                     └──────────────┬───────────────────┘</w:t>
-        <w:br/>
-        <w:t xml:space="preserve">                                    │</w:t>
-        <w:br/>
-        <w:t xml:space="preserve">                                    ▼</w:t>
-        <w:br/>
-        <w:t xml:space="preserve">                          ┌────────────────────┐</w:t>
-        <w:br/>
-        <w:t xml:space="preserve">                          │  Model Registry    │</w:t>
-        <w:br/>
-        <w:t xml:space="preserve">                          │  staging → prod    │</w:t>
-        <w:br/>
-        <w:t xml:space="preserve">                          └──────────┬─────────┘</w:t>
-        <w:br/>
-        <w:t xml:space="preserve">                                     │</w:t>
-        <w:br/>
-        <w:t xml:space="preserve">                          ┌──────────┴────────────┐</w:t>
-        <w:br/>
-        <w:t xml:space="preserve">                          ▼                       ▼</w:t>
-        <w:br/>
-        <w:t xml:space="preserve">                  ┌──────────────────┐    ┌──────────────┐</w:t>
-        <w:br/>
-        <w:t xml:space="preserve">                  │ mlflow models    │    │ monitor.py   │</w:t>
-        <w:br/>
-        <w:t xml:space="preserve">                  │ serve            │    │ (drift+perf) │</w:t>
-        <w:br/>
-        <w:t xml:space="preserve">                  └──────────────────┘    └──────────────┘</w:t>
+        <w:t>data_loader</w:t>
+      </w:r>
+      <w:r>
+        <w:rPr>
+          <w:rFonts w:ascii="DejaVu Serif" w:hAnsi="DejaVu Serif"/>
+          <w:color w:val="1A1A1A"/>
+          <w:sz w:val="21"/>
+        </w:rPr>
+        <w:t xml:space="preserve">, which loads the raw CSV, cleans the eleven malformed </w:t>
+      </w:r>
+      <w:r>
+        <w:rPr>
+          <w:rFonts w:ascii="DejaVu Sans Mono" w:hAnsi="DejaVu Sans Mono"/>
+          <w:color w:val="1A1A1A"/>
+          <w:sz w:val="18"/>
+          <w:shd w:val="clear" w:color="auto" w:fill="F1F1F1"/>
+        </w:rPr>
+        <w:t>TotalCharges</w:t>
+      </w:r>
+      <w:r>
+        <w:rPr>
+          <w:rFonts w:ascii="DejaVu Serif" w:hAnsi="DejaVu Serif"/>
+          <w:color w:val="1A1A1A"/>
+          <w:sz w:val="21"/>
+        </w:rPr>
+        <w:t xml:space="preserve"> rows, and produces stratified train, validation, and test splits. Those splits are consumed by </w:t>
+      </w:r>
+      <w:r>
+        <w:rPr>
+          <w:rFonts w:ascii="DejaVu Sans Mono" w:hAnsi="DejaVu Sans Mono"/>
+          <w:color w:val="1A1A1A"/>
+          <w:sz w:val="18"/>
+          <w:shd w:val="clear" w:color="auto" w:fill="F1F1F1"/>
+        </w:rPr>
+        <w:t>train.py</w:t>
+      </w:r>
+      <w:r>
+        <w:rPr>
+          <w:rFonts w:ascii="DejaVu Serif" w:hAnsi="DejaVu Serif"/>
+          <w:color w:val="1A1A1A"/>
+          <w:sz w:val="21"/>
+        </w:rPr>
+        <w:t xml:space="preserve">, which fits three baseline classifiers — LogisticRegression, RandomForestClassifier, and GradientBoostingClassifier — and logs the parameters, metrics, plots, and packaged model for each run. </w:t>
+      </w:r>
+      <w:r>
+        <w:rPr>
+          <w:rFonts w:ascii="DejaVu Sans Mono" w:hAnsi="DejaVu Sans Mono"/>
+          <w:color w:val="1A1A1A"/>
+          <w:sz w:val="18"/>
+          <w:shd w:val="clear" w:color="auto" w:fill="F1F1F1"/>
+        </w:rPr>
+        <w:t>tune.py</w:t>
+      </w:r>
+      <w:r>
+        <w:rPr>
+          <w:rFonts w:ascii="DejaVu Serif" w:hAnsi="DejaVu Serif"/>
+          <w:color w:val="1A1A1A"/>
+          <w:sz w:val="21"/>
+        </w:rPr>
+        <w:t xml:space="preserve"> then runs a Hyperopt Tree-structured Parzen Estimator search over the strongest model family, logging the parent search as one MLflow run with every trial as a nested child run.</w:t>
+      </w:r>
+    </w:p>
+    <w:p>
+      <w:pPr>
+        <w:spacing w:after="120" w:line="312" w:lineRule="auto"/>
+        <w:jc w:val="both"/>
+      </w:pPr>
+      <w:r>
+        <w:rPr>
+          <w:rFonts w:ascii="DejaVu Serif" w:hAnsi="DejaVu Serif"/>
+          <w:color w:val="1A1A1A"/>
+          <w:sz w:val="21"/>
+        </w:rPr>
+        <w:t xml:space="preserve">The best run discovered by either path is then handed to </w:t>
+      </w:r>
+      <w:r>
+        <w:rPr>
+          <w:rFonts w:ascii="DejaVu Sans Mono" w:hAnsi="DejaVu Sans Mono"/>
+          <w:color w:val="1A1A1A"/>
+          <w:sz w:val="18"/>
+          <w:shd w:val="clear" w:color="auto" w:fill="F1F1F1"/>
+        </w:rPr>
+        <w:t>registry.py</w:t>
+      </w:r>
+      <w:r>
+        <w:rPr>
+          <w:rFonts w:ascii="DejaVu Serif" w:hAnsi="DejaVu Serif"/>
+          <w:color w:val="1A1A1A"/>
+          <w:sz w:val="21"/>
+        </w:rPr>
+        <w:t xml:space="preserve">, which creates a new version of the registered model </w:t>
+      </w:r>
+      <w:r>
+        <w:rPr>
+          <w:rFonts w:ascii="DejaVu Sans Mono" w:hAnsi="DejaVu Sans Mono"/>
+          <w:color w:val="1A1A1A"/>
+          <w:sz w:val="18"/>
+          <w:shd w:val="clear" w:color="auto" w:fill="F1F1F1"/>
+        </w:rPr>
+        <w:t>telco-churn-classifier</w:t>
+      </w:r>
+      <w:r>
+        <w:rPr>
+          <w:rFonts w:ascii="DejaVu Serif" w:hAnsi="DejaVu Serif"/>
+          <w:color w:val="1A1A1A"/>
+          <w:sz w:val="21"/>
+        </w:rPr>
+        <w:t xml:space="preserve"> and promotes it through </w:t>
+      </w:r>
+      <w:r>
+        <w:rPr>
+          <w:rFonts w:ascii="DejaVu Sans Mono" w:hAnsi="DejaVu Sans Mono"/>
+          <w:color w:val="1A1A1A"/>
+          <w:sz w:val="18"/>
+          <w:shd w:val="clear" w:color="auto" w:fill="F1F1F1"/>
+        </w:rPr>
+        <w:t>@staging</w:t>
+      </w:r>
+      <w:r>
+        <w:rPr>
+          <w:rFonts w:ascii="DejaVu Serif" w:hAnsi="DejaVu Serif"/>
+          <w:color w:val="1A1A1A"/>
+          <w:sz w:val="21"/>
+        </w:rPr>
+        <w:t xml:space="preserve"> and </w:t>
+      </w:r>
+      <w:r>
+        <w:rPr>
+          <w:rFonts w:ascii="DejaVu Sans Mono" w:hAnsi="DejaVu Sans Mono"/>
+          <w:color w:val="1A1A1A"/>
+          <w:sz w:val="18"/>
+          <w:shd w:val="clear" w:color="auto" w:fill="F1F1F1"/>
+        </w:rPr>
+        <w:t>@production</w:t>
+      </w:r>
+      <w:r>
+        <w:rPr>
+          <w:rFonts w:ascii="DejaVu Serif" w:hAnsi="DejaVu Serif"/>
+          <w:color w:val="1A1A1A"/>
+          <w:sz w:val="21"/>
+        </w:rPr>
+        <w:t xml:space="preserve"> aliases. The production-aliased model is served via MLflow's built-in scoring server (</w:t>
+      </w:r>
+      <w:r>
+        <w:rPr>
+          <w:rFonts w:ascii="DejaVu Sans Mono" w:hAnsi="DejaVu Sans Mono"/>
+          <w:color w:val="1A1A1A"/>
+          <w:sz w:val="18"/>
+          <w:shd w:val="clear" w:color="auto" w:fill="F1F1F1"/>
+        </w:rPr>
+        <w:t>mlflow models serve</w:t>
+      </w:r>
+      <w:r>
+        <w:rPr>
+          <w:rFonts w:ascii="DejaVu Serif" w:hAnsi="DejaVu Serif"/>
+          <w:color w:val="1A1A1A"/>
+          <w:sz w:val="21"/>
+        </w:rPr>
+        <w:t xml:space="preserve">), which rehydrates the full scikit-learn pipeline — preprocessor and estimator together — and exposes it through a standard </w:t>
+      </w:r>
+      <w:r>
+        <w:rPr>
+          <w:rFonts w:ascii="DejaVu Sans Mono" w:hAnsi="DejaVu Sans Mono"/>
+          <w:color w:val="1A1A1A"/>
+          <w:sz w:val="18"/>
+          <w:shd w:val="clear" w:color="auto" w:fill="F1F1F1"/>
+        </w:rPr>
+        <w:t>/invocations</w:t>
+      </w:r>
+      <w:r>
+        <w:rPr>
+          <w:rFonts w:ascii="DejaVu Serif" w:hAnsi="DejaVu Serif"/>
+          <w:color w:val="1A1A1A"/>
+          <w:sz w:val="21"/>
+        </w:rPr>
+        <w:t xml:space="preserve"> endpoint. Finally, </w:t>
+      </w:r>
+      <w:r>
+        <w:rPr>
+          <w:rFonts w:ascii="DejaVu Sans Mono" w:hAnsi="DejaVu Sans Mono"/>
+          <w:color w:val="1A1A1A"/>
+          <w:sz w:val="18"/>
+          <w:shd w:val="clear" w:color="auto" w:fill="F1F1F1"/>
+        </w:rPr>
+        <w:t>monitor.py</w:t>
+      </w:r>
+      <w:r>
+        <w:rPr>
+          <w:rFonts w:ascii="DejaVu Serif" w:hAnsi="DejaVu Serif"/>
+          <w:color w:val="1A1A1A"/>
+          <w:sz w:val="21"/>
+        </w:rPr>
+        <w:t xml:space="preserve"> plays simulated production batches against that same registered model and logs input-distribution drift, statistical tests, and live performance metrics back to a dedicated </w:t>
+      </w:r>
+      <w:r>
+        <w:rPr>
+          <w:rFonts w:ascii="DejaVu Sans Mono" w:hAnsi="DejaVu Sans Mono"/>
+          <w:color w:val="1A1A1A"/>
+          <w:sz w:val="18"/>
+          <w:shd w:val="clear" w:color="auto" w:fill="F1F1F1"/>
+        </w:rPr>
+        <w:t>telco_churn_monitoring</w:t>
+      </w:r>
+      <w:r>
+        <w:rPr>
+          <w:rFonts w:ascii="DejaVu Serif" w:hAnsi="DejaVu Serif"/>
+          <w:color w:val="1A1A1A"/>
+          <w:sz w:val="21"/>
+        </w:rPr>
+        <w:t xml:space="preserve"> MLflow experiment so the time series of drift signals stays separate from training noise.</w:t>
       </w:r>
     </w:p>
     <w:p>

--- a/reports/project_report.docx
+++ b/reports/project_report.docx
@@ -136,6 +136,19 @@
           <w:sz w:val="22"/>
         </w:rPr>
         <w:t>Academic year: 2025–2026</w:t>
+      </w:r>
+    </w:p>
+    <w:p>
+      <w:pPr>
+        <w:jc w:val="center"/>
+      </w:pPr>
+      <w:r>
+        <w:rPr>
+          <w:rFonts w:ascii="DejaVu Serif" w:hAnsi="DejaVu Serif"/>
+          <w:color w:val="1A1A1A"/>
+          <w:sz w:val="22"/>
+        </w:rPr>
+        <w:t>Repository: github.com/mohameddribika/mlops_project</w:t>
       </w:r>
     </w:p>
     <w:p/>
@@ -4129,6 +4142,60 @@
                 <w:color w:val="1A1A1A"/>
                 <w:sz w:val="20"/>
               </w:rPr>
+              <w:t>Source repository</w:t>
+            </w:r>
+          </w:p>
+        </w:tc>
+        <w:tc>
+          <w:tcPr>
+            <w:tcW w:type="dxa" w:w="4703"/>
+            <w:tcBorders>
+              <w:top w:val="single" w:sz="4" w:color="B0B7C3"/>
+              <w:left w:val="single" w:sz="4" w:color="B0B7C3"/>
+              <w:bottom w:val="single" w:sz="4" w:color="B0B7C3"/>
+              <w:right w:val="single" w:sz="4" w:color="B0B7C3"/>
+            </w:tcBorders>
+          </w:tcPr>
+          <w:p>
+            <w:pPr>
+              <w:spacing w:after="0"/>
+            </w:pPr>
+            <w:r/>
+            <w:r>
+              <w:rPr>
+                <w:rFonts w:ascii="DejaVu Sans Mono" w:hAnsi="DejaVu Sans Mono"/>
+                <w:color w:val="1A1A1A"/>
+                <w:sz w:val="17"/>
+                <w:shd w:val="clear" w:color="auto" w:fill="F1F1F1"/>
+              </w:rPr>
+              <w:t>github.com/mohameddribika/mlops_project</w:t>
+            </w:r>
+          </w:p>
+        </w:tc>
+      </w:tr>
+      <w:tr>
+        <w:tc>
+          <w:tcPr>
+            <w:tcW w:type="dxa" w:w="4703"/>
+            <w:shd w:val="clear" w:color="auto" w:fill="F7F8FA"/>
+            <w:tcBorders>
+              <w:top w:val="single" w:sz="4" w:color="B0B7C3"/>
+              <w:left w:val="single" w:sz="4" w:color="B0B7C3"/>
+              <w:bottom w:val="single" w:sz="4" w:color="B0B7C3"/>
+              <w:right w:val="single" w:sz="4" w:color="B0B7C3"/>
+            </w:tcBorders>
+          </w:tcPr>
+          <w:p>
+            <w:pPr>
+              <w:spacing w:after="0"/>
+            </w:pPr>
+            <w:r/>
+            <w:r>
+              <w:rPr>
+                <w:rFonts w:ascii="DejaVu Serif" w:hAnsi="DejaVu Serif"/>
+                <w:color w:val="1A1A1A"/>
+                <w:sz w:val="20"/>
+              </w:rPr>
               <w:t>Python</w:t>
             </w:r>
           </w:p>
@@ -4136,6 +4203,7 @@
         <w:tc>
           <w:tcPr>
             <w:tcW w:type="dxa" w:w="4703"/>
+            <w:shd w:val="clear" w:color="auto" w:fill="F7F8FA"/>
             <w:tcBorders>
               <w:top w:val="single" w:sz="4" w:color="B0B7C3"/>
               <w:left w:val="single" w:sz="4" w:color="B0B7C3"/>
@@ -4163,7 +4231,6 @@
         <w:tc>
           <w:tcPr>
             <w:tcW w:type="dxa" w:w="4703"/>
-            <w:shd w:val="clear" w:color="auto" w:fill="F7F8FA"/>
             <w:tcBorders>
               <w:top w:val="single" w:sz="4" w:color="B0B7C3"/>
               <w:left w:val="single" w:sz="4" w:color="B0B7C3"/>
@@ -4189,7 +4256,6 @@
         <w:tc>
           <w:tcPr>
             <w:tcW w:type="dxa" w:w="4703"/>
-            <w:shd w:val="clear" w:color="auto" w:fill="F7F8FA"/>
             <w:tcBorders>
               <w:top w:val="single" w:sz="4" w:color="B0B7C3"/>
               <w:left w:val="single" w:sz="4" w:color="B0B7C3"/>
@@ -4243,6 +4309,7 @@
         <w:tc>
           <w:tcPr>
             <w:tcW w:type="dxa" w:w="4703"/>
+            <w:shd w:val="clear" w:color="auto" w:fill="F7F8FA"/>
             <w:tcBorders>
               <w:top w:val="single" w:sz="4" w:color="B0B7C3"/>
               <w:left w:val="single" w:sz="4" w:color="B0B7C3"/>
@@ -4268,6 +4335,7 @@
         <w:tc>
           <w:tcPr>
             <w:tcW w:type="dxa" w:w="4703"/>
+            <w:shd w:val="clear" w:color="auto" w:fill="F7F8FA"/>
             <w:tcBorders>
               <w:top w:val="single" w:sz="4" w:color="B0B7C3"/>
               <w:left w:val="single" w:sz="4" w:color="B0B7C3"/>
@@ -4296,7 +4364,6 @@
         <w:tc>
           <w:tcPr>
             <w:tcW w:type="dxa" w:w="4703"/>
-            <w:shd w:val="clear" w:color="auto" w:fill="F7F8FA"/>
             <w:tcBorders>
               <w:top w:val="single" w:sz="4" w:color="B0B7C3"/>
               <w:left w:val="single" w:sz="4" w:color="B0B7C3"/>
@@ -4315,14 +4382,13 @@
                 <w:color w:val="1A1A1A"/>
                 <w:sz w:val="20"/>
               </w:rPr>
-              <w:t>Dataset hash</w:t>
+              <w:t>Dataset</w:t>
             </w:r>
           </w:p>
         </w:tc>
         <w:tc>
           <w:tcPr>
             <w:tcW w:type="dxa" w:w="4703"/>
-            <w:shd w:val="clear" w:color="auto" w:fill="F7F8FA"/>
             <w:tcBorders>
               <w:top w:val="single" w:sz="4" w:color="B0B7C3"/>
               <w:left w:val="single" w:sz="4" w:color="B0B7C3"/>
@@ -4350,7 +4416,7 @@
                 <w:color w:val="1A1A1A"/>
                 <w:sz w:val="20"/>
               </w:rPr>
-              <w:t xml:space="preserve"> (948 KB, 7,043 rows) downloaded from the IBM mirror on GitHub</w:t>
+              <w:t xml:space="preserve"> (948 KB, 7,043 rows) — IBM Telco Customer Churn</w:t>
             </w:r>
           </w:p>
         </w:tc>
